--- a/src/Layers/W1/BaseApp/Sales/Reports/CustomerOrderSummary.docx
+++ b/src/Layers/W1/BaseApp/Sales/Reports/CustomerOrderSummary.docx
@@ -340,12 +340,12 @@
               <w:szCs w:val="16"/>
             </w:rPr>
             <w:alias w:val="#Nav: /Labels/CustomerNoLbl"/>
-            <w:tag w:val="#Nav: FS_YSR_CustomerOrderSummary2/50001"/>
+            <w:tag w:val="#Nav: Customer_Order_Summary/107"/>
             <w:id w:val="1410889905"/>
             <w:placeholder>
               <w:docPart w:val="DefaultPlaceholder_-1854013440"/>
             </w:placeholder>
-            <w:dataBinding w:prefixMappings="xmlns:ns0='urn:microsoft-dynamics-nav/reports/FS_YSR_CustomerOrderSummary2/50001/'" w:xpath="/ns0:NavWordReportXmlPart[1]/ns0:Labels[1]/ns0:CustomerNoLbl[1]" w:storeItemID="{2BFB6482-093F-485D-9F9A-FB35B0839F34}"/>
+            <w:dataBinding w:prefixMappings="xmlns:ns0='urn:microsoft-dynamics-nav/reports/Customer_Order_Summary/107/'" w:xpath="/ns0:NavWordReportXmlPart[1]/ns0:Labels[1]/ns0:CustomerNoLbl[1]" w:storeItemID="{2BFB6482-093F-485D-9F9A-FB35B0839F34}"/>
             <w:text/>
           </w:sdtPr>
           <w:sdtContent>
@@ -390,12 +390,12 @@
               <w:szCs w:val="16"/>
             </w:rPr>
             <w:alias w:val="#Nav: /Labels/CustomerNameLbl"/>
-            <w:tag w:val="#Nav: FS_YSR_CustomerOrderSummary2/50001"/>
+            <w:tag w:val="#Nav: Customer_Order_Summary/107"/>
             <w:id w:val="1738902958"/>
             <w:placeholder>
               <w:docPart w:val="DefaultPlaceholder_-1854013440"/>
             </w:placeholder>
-            <w:dataBinding w:prefixMappings="xmlns:ns0='urn:microsoft-dynamics-nav/reports/FS_YSR_CustomerOrderSummary2/50001/'" w:xpath="/ns0:NavWordReportXmlPart[1]/ns0:Labels[1]/ns0:CustomerNameLbl[1]" w:storeItemID="{2BFB6482-093F-485D-9F9A-FB35B0839F34}"/>
+            <w:dataBinding w:prefixMappings="xmlns:ns0='urn:microsoft-dynamics-nav/reports/Customer_Order_Summary/107/'" w:xpath="/ns0:NavWordReportXmlPart[1]/ns0:Labels[1]/ns0:CustomerNameLbl[1]" w:storeItemID="{2BFB6482-093F-485D-9F9A-FB35B0839F34}"/>
             <w:text/>
           </w:sdtPr>
           <w:sdtContent>
@@ -453,12 +453,12 @@
               <w:szCs w:val="16"/>
             </w:rPr>
             <w:alias w:val="#Nav: /Labels/Before1Lbl"/>
-            <w:tag w:val="#Nav: FS_YSR_CustomerOrderSummary2/50001"/>
+            <w:tag w:val="#Nav: Customer_Order_Summary/107"/>
             <w:id w:val="-2084211281"/>
             <w:placeholder>
               <w:docPart w:val="DefaultPlaceholder_-1854013440"/>
             </w:placeholder>
-            <w:dataBinding w:prefixMappings="xmlns:ns0='urn:microsoft-dynamics-nav/reports/FS_YSR_CustomerOrderSummary2/50001/'" w:xpath="/ns0:NavWordReportXmlPart[1]/ns0:Labels[1]/ns0:Before1Lbl[1]" w:storeItemID="{2BFB6482-093F-485D-9F9A-FB35B0839F34}"/>
+            <w:dataBinding w:prefixMappings="xmlns:ns0='urn:microsoft-dynamics-nav/reports/Customer_Order_Summary/107/'" w:xpath="/ns0:NavWordReportXmlPart[1]/ns0:Labels[1]/ns0:Before1Lbl[1]" w:storeItemID="{2BFB6482-093F-485D-9F9A-FB35B0839F34}"/>
             <w:text/>
           </w:sdtPr>
           <w:sdtContent>
@@ -513,12 +513,12 @@
                   <w:szCs w:val="16"/>
                 </w:rPr>
                 <w:alias w:val="#Nav: /Customer/PeriodStartDate1"/>
-                <w:tag w:val="#Nav: FS_YSR_CustomerOrderSummary2/50001"/>
+                <w:tag w:val="#Nav: Customer_Order_Summary/107"/>
                 <w:id w:val="761646037"/>
                 <w:placeholder>
                   <w:docPart w:val="C18362966A734DC887BFE34B23DBBBC5"/>
                 </w:placeholder>
-                <w:dataBinding w:prefixMappings="xmlns:ns0='urn:microsoft-dynamics-nav/reports/FS_YSR_CustomerOrderSummary2/50001/'" w:xpath="/ns0:NavWordReportXmlPart[1]/ns0:Customer[1]/ns0:PeriodStartDate1[1]" w:storeItemID="{2BFB6482-093F-485D-9F9A-FB35B0839F34}"/>
+                <w:dataBinding w:prefixMappings="xmlns:ns0='urn:microsoft-dynamics-nav/reports/Customer_Order_Summary/107/'" w:xpath="/ns0:NavWordReportXmlPart[1]/ns0:Customer[1]/ns0:PeriodStartDate1[1]" w:storeItemID="{2BFB6482-093F-485D-9F9A-FB35B0839F34}"/>
                 <w:text/>
               </w:sdtPr>
               <w:sdtContent>
@@ -548,12 +548,12 @@
                   <w:szCs w:val="16"/>
                 </w:rPr>
                 <w:alias w:val="#Nav: /Customer/PeriodStartDate21"/>
-                <w:tag w:val="#Nav: FS_YSR_CustomerOrderSummary2/50001"/>
+                <w:tag w:val="#Nav: Customer_Order_Summary/107"/>
                 <w:id w:val="1978712956"/>
                 <w:placeholder>
                   <w:docPart w:val="2AD9EE3FD5F74F439F0AFCDEBCEB21C6"/>
                 </w:placeholder>
-                <w:dataBinding w:prefixMappings="xmlns:ns0='urn:microsoft-dynamics-nav/reports/FS_YSR_CustomerOrderSummary2/50001/'" w:xpath="/ns0:NavWordReportXmlPart[1]/ns0:Customer[1]/ns0:PeriodStartDate21[1]" w:storeItemID="{2BFB6482-093F-485D-9F9A-FB35B0839F34}"/>
+                <w:dataBinding w:prefixMappings="xmlns:ns0='urn:microsoft-dynamics-nav/reports/Customer_Order_Summary/107/'" w:xpath="/ns0:NavWordReportXmlPart[1]/ns0:Customer[1]/ns0:PeriodStartDate21[1]" w:storeItemID="{2BFB6482-093F-485D-9F9A-FB35B0839F34}"/>
                 <w:text/>
               </w:sdtPr>
               <w:sdtContent>
@@ -593,12 +593,12 @@
                   <w:szCs w:val="16"/>
                 </w:rPr>
                 <w:alias w:val="#Nav: /Customer/PeriodStartDate2"/>
-                <w:tag w:val="#Nav: FS_YSR_CustomerOrderSummary2/50001"/>
+                <w:tag w:val="#Nav: Customer_Order_Summary/107"/>
                 <w:id w:val="1760104177"/>
                 <w:placeholder>
                   <w:docPart w:val="0E7D25ABC5B547BFADA3F27AE240A55E"/>
                 </w:placeholder>
-                <w:dataBinding w:prefixMappings="xmlns:ns0='urn:microsoft-dynamics-nav/reports/FS_YSR_CustomerOrderSummary2/50001/'" w:xpath="/ns0:NavWordReportXmlPart[1]/ns0:Customer[1]/ns0:PeriodStartDate2[1]" w:storeItemID="{2BFB6482-093F-485D-9F9A-FB35B0839F34}"/>
+                <w:dataBinding w:prefixMappings="xmlns:ns0='urn:microsoft-dynamics-nav/reports/Customer_Order_Summary/107/'" w:xpath="/ns0:NavWordReportXmlPart[1]/ns0:Customer[1]/ns0:PeriodStartDate2[1]" w:storeItemID="{2BFB6482-093F-485D-9F9A-FB35B0839F34}"/>
                 <w:text/>
               </w:sdtPr>
               <w:sdtContent>
@@ -628,12 +628,12 @@
                   <w:szCs w:val="16"/>
                 </w:rPr>
                 <w:alias w:val="#Nav: /Customer/PeriodStartDate31"/>
-                <w:tag w:val="#Nav: FS_YSR_CustomerOrderSummary2/50001"/>
+                <w:tag w:val="#Nav: Customer_Order_Summary/107"/>
                 <w:id w:val="-1104035019"/>
                 <w:placeholder>
                   <w:docPart w:val="43E09FCFCE0749279BC30EE1F013DD5D"/>
                 </w:placeholder>
-                <w:dataBinding w:prefixMappings="xmlns:ns0='urn:microsoft-dynamics-nav/reports/FS_YSR_CustomerOrderSummary2/50001/'" w:xpath="/ns0:NavWordReportXmlPart[1]/ns0:Customer[1]/ns0:PeriodStartDate31[1]" w:storeItemID="{2BFB6482-093F-485D-9F9A-FB35B0839F34}"/>
+                <w:dataBinding w:prefixMappings="xmlns:ns0='urn:microsoft-dynamics-nav/reports/Customer_Order_Summary/107/'" w:xpath="/ns0:NavWordReportXmlPart[1]/ns0:Customer[1]/ns0:PeriodStartDate31[1]" w:storeItemID="{2BFB6482-093F-485D-9F9A-FB35B0839F34}"/>
                 <w:text/>
               </w:sdtPr>
               <w:sdtContent>
@@ -673,12 +673,12 @@
                   <w:szCs w:val="16"/>
                 </w:rPr>
                 <w:alias w:val="#Nav: /Customer/PeriodStartDate3"/>
-                <w:tag w:val="#Nav: FS_YSR_CustomerOrderSummary2/50001"/>
+                <w:tag w:val="#Nav: Customer_Order_Summary/107"/>
                 <w:id w:val="-717663662"/>
                 <w:placeholder>
                   <w:docPart w:val="80B76AA420DA413696D69DC84805D743"/>
                 </w:placeholder>
-                <w:dataBinding w:prefixMappings="xmlns:ns0='urn:microsoft-dynamics-nav/reports/FS_YSR_CustomerOrderSummary2/50001/'" w:xpath="/ns0:NavWordReportXmlPart[1]/ns0:Customer[1]/ns0:PeriodStartDate3[1]" w:storeItemID="{2BFB6482-093F-485D-9F9A-FB35B0839F34}"/>
+                <w:dataBinding w:prefixMappings="xmlns:ns0='urn:microsoft-dynamics-nav/reports/Customer_Order_Summary/107/'" w:xpath="/ns0:NavWordReportXmlPart[1]/ns0:Customer[1]/ns0:PeriodStartDate3[1]" w:storeItemID="{2BFB6482-093F-485D-9F9A-FB35B0839F34}"/>
                 <w:text/>
               </w:sdtPr>
               <w:sdtContent>
@@ -708,12 +708,12 @@
                   <w:szCs w:val="16"/>
                 </w:rPr>
                 <w:alias w:val="#Nav: /Customer/PeriodStartDate41"/>
-                <w:tag w:val="#Nav: FS_YSR_CustomerOrderSummary2/50001"/>
+                <w:tag w:val="#Nav: Customer_Order_Summary/107"/>
                 <w:id w:val="-139193846"/>
                 <w:placeholder>
                   <w:docPart w:val="2A83253239E646769AD4E68A67E9A353"/>
                 </w:placeholder>
-                <w:dataBinding w:prefixMappings="xmlns:ns0='urn:microsoft-dynamics-nav/reports/FS_YSR_CustomerOrderSummary2/50001/'" w:xpath="/ns0:NavWordReportXmlPart[1]/ns0:Customer[1]/ns0:PeriodStartDate41[1]" w:storeItemID="{2BFB6482-093F-485D-9F9A-FB35B0839F34}"/>
+                <w:dataBinding w:prefixMappings="xmlns:ns0='urn:microsoft-dynamics-nav/reports/Customer_Order_Summary/107/'" w:xpath="/ns0:NavWordReportXmlPart[1]/ns0:Customer[1]/ns0:PeriodStartDate41[1]" w:storeItemID="{2BFB6482-093F-485D-9F9A-FB35B0839F34}"/>
                 <w:text/>
               </w:sdtPr>
               <w:sdtContent>
@@ -737,12 +737,12 @@
               <w:szCs w:val="16"/>
             </w:rPr>
             <w:alias w:val="#Nav: /Labels/After1Lbl"/>
-            <w:tag w:val="#Nav: FS_YSR_CustomerOrderSummary2/50001"/>
+            <w:tag w:val="#Nav: Customer_Order_Summary/107"/>
             <w:id w:val="-1197230471"/>
             <w:placeholder>
               <w:docPart w:val="DefaultPlaceholder_-1854013440"/>
             </w:placeholder>
-            <w:dataBinding w:prefixMappings="xmlns:ns0='urn:microsoft-dynamics-nav/reports/FS_YSR_CustomerOrderSummary2/50001/'" w:xpath="/ns0:NavWordReportXmlPart[1]/ns0:Labels[1]/ns0:After1Lbl[1]" w:storeItemID="{2BFB6482-093F-485D-9F9A-FB35B0839F34}"/>
+            <w:dataBinding w:prefixMappings="xmlns:ns0='urn:microsoft-dynamics-nav/reports/Customer_Order_Summary/107/'" w:xpath="/ns0:NavWordReportXmlPart[1]/ns0:Labels[1]/ns0:After1Lbl[1]" w:storeItemID="{2BFB6482-093F-485D-9F9A-FB35B0839F34}"/>
             <w:text/>
           </w:sdtPr>
           <w:sdtContent>
@@ -782,12 +782,12 @@
               <w:szCs w:val="16"/>
             </w:rPr>
             <w:alias w:val="#Nav: /Labels/TotalCaptionLbl"/>
-            <w:tag w:val="#Nav: FS_YSR_CustomerOrderSummary2/50001"/>
+            <w:tag w:val="#Nav: Customer_Order_Summary/107"/>
             <w:id w:val="-1425570644"/>
             <w:placeholder>
               <w:docPart w:val="DefaultPlaceholder_-1854013440"/>
             </w:placeholder>
-            <w:dataBinding w:prefixMappings="xmlns:ns0='urn:microsoft-dynamics-nav/reports/FS_YSR_CustomerOrderSummary2/50001/'" w:xpath="/ns0:NavWordReportXmlPart[1]/ns0:Labels[1]/ns0:TotalCaptionLbl[1]" w:storeItemID="{2BFB6482-093F-485D-9F9A-FB35B0839F34}"/>
+            <w:dataBinding w:prefixMappings="xmlns:ns0='urn:microsoft-dynamics-nav/reports/Customer_Order_Summary/107/'" w:xpath="/ns0:NavWordReportXmlPart[1]/ns0:Labels[1]/ns0:TotalCaptionLbl[1]" w:storeItemID="{2BFB6482-093F-485D-9F9A-FB35B0839F34}"/>
             <w:text/>
           </w:sdtPr>
           <w:sdtContent>
@@ -1194,9 +1194,9 @@
             <w:lang w:eastAsia="zh-CN"/>
           </w:rPr>
           <w:alias w:val="#Nav: /SalesLineBuffer_Integer"/>
-          <w:tag w:val="#Nav: FS_YSR_CustomerOrderSummary2/50001"/>
+          <w:tag w:val="#Nav: Customer_Order_Summary/107"/>
           <w:id w:val="-881626615"/>
-          <w15:dataBinding w:prefixMappings="xmlns:ns0='urn:microsoft-dynamics-nav/reports/FS_YSR_CustomerOrderSummary2/50001/'" w:xpath="/ns0:NavWordReportXmlPart[1]/ns0:SalesLineBuffer_Integer" w:storeItemID="{2BFB6482-093F-485D-9F9A-FB35B0839F34}"/>
+          <w15:dataBinding w:prefixMappings="xmlns:ns0='urn:microsoft-dynamics-nav/reports/Customer_Order_Summary/107/'" w:xpath="/ns0:NavWordReportXmlPart[1]/ns0:SalesLineBuffer_Integer" w:storeItemID="{2BFB6482-093F-485D-9F9A-FB35B0839F34}"/>
           <w15:repeatingSection/>
         </w:sdtPr>
         <w:sdtContent>
@@ -2486,12 +2486,12 @@
               <w:szCs w:val="28"/>
             </w:rPr>
             <w:alias w:val="#Nav: /Labels/CustomerOrderSummary"/>
-            <w:tag w:val="#Nav: FS_YSR_CustomerOrderSummary2/50001"/>
+            <w:tag w:val="#Nav: Customer_Order_Summary/107"/>
             <w:id w:val="1987511657"/>
             <w:placeholder>
               <w:docPart w:val="DefaultPlaceholder_-1854013440"/>
             </w:placeholder>
-            <w:dataBinding w:prefixMappings="xmlns:ns0='urn:microsoft-dynamics-nav/reports/FS_YSR_CustomerOrderSummary2/50001/'" w:xpath="/ns0:NavWordReportXmlPart[1]/ns0:Labels[1]/ns0:CustomerOrderSummary[1]" w:storeItemID="{2BFB6482-093F-485D-9F9A-FB35B0839F34}"/>
+            <w:dataBinding w:prefixMappings="xmlns:ns0='urn:microsoft-dynamics-nav/reports/Customer_Order_Summary/107/'" w:xpath="/ns0:NavWordReportXmlPart[1]/ns0:Labels[1]/ns0:CustomerOrderSummary[1]" w:storeItemID="{2BFB6482-093F-485D-9F9A-FB35B0839F34}"/>
             <w:text/>
           </w:sdtPr>
           <w:sdtContent>
@@ -2705,12 +2705,12 @@
                 <w:szCs w:val="16"/>
               </w:rPr>
               <w:alias w:val="#Nav: /BCReportInformation/ReportRequest/UserName"/>
-              <w:tag w:val="#Nav: FS_YSR_CustomerOrderSummary2/50001"/>
+              <w:tag w:val="#Nav: Customer_Order_Summary/107"/>
               <w:id w:val="-249272221"/>
               <w:placeholder>
                 <w:docPart w:val="7BF514ADD4E042519658EF0499D03919"/>
               </w:placeholder>
-              <w:dataBinding w:prefixMappings="xmlns:ns0='urn:microsoft-dynamics-nav/reports/FS_YSR_CustomerOrderSummary2/50001/'" w:xpath="/ns0:NavWordReportXmlPart[1]/ns0:BCReportInformation[1]/ns0:ReportRequest[1]/ns0:UserName[1]" w:storeItemID="{2BFB6482-093F-485D-9F9A-FB35B0839F34}"/>
+              <w:dataBinding w:prefixMappings="xmlns:ns0='urn:microsoft-dynamics-nav/reports/Customer_Order_Summary/107/'" w:xpath="/ns0:NavWordReportXmlPart[1]/ns0:BCReportInformation[1]/ns0:ReportRequest[1]/ns0:UserName[1]" w:storeItemID="{2BFB6482-093F-485D-9F9A-FB35B0839F34}"/>
               <w:text/>
             </w:sdtPr>
             <w:sdtContent>
@@ -2746,12 +2746,12 @@
             <w:szCs w:val="16"/>
           </w:rPr>
           <w:alias w:val="#Nav: /BCReportInformation/ReportRequest/CompanyName"/>
-          <w:tag w:val="#Nav: FS_YSR_CustomerOrderSummary2/50001"/>
+          <w:tag w:val="#Nav: Customer_Order_Summary/107"/>
           <w:id w:val="-1641258246"/>
           <w:placeholder>
             <w:docPart w:val="77A2A36AD8D44A3B85CFA8829B0915F0"/>
           </w:placeholder>
-          <w:dataBinding w:prefixMappings="xmlns:ns0='urn:microsoft-dynamics-nav/reports/FS_YSR_CustomerOrderSummary2/50001/'" w:xpath="/ns0:NavWordReportXmlPart[1]/ns0:BCReportInformation[1]/ns0:ReportRequest[1]/ns0:CompanyName[1]" w:storeItemID="{2BFB6482-093F-485D-9F9A-FB35B0839F34}"/>
+          <w:dataBinding w:prefixMappings="xmlns:ns0='urn:microsoft-dynamics-nav/reports/Customer_Order_Summary/107/'" w:xpath="/ns0:NavWordReportXmlPart[1]/ns0:BCReportInformation[1]/ns0:ReportRequest[1]/ns0:CompanyName[1]" w:storeItemID="{2BFB6482-093F-485D-9F9A-FB35B0839F34}"/>
           <w:text/>
         </w:sdtPr>
         <w:sdtContent>
@@ -2795,12 +2795,12 @@
             <w:szCs w:val="16"/>
           </w:rPr>
           <w:alias w:val="#Nav: /Labels/OutstandingOrdersLbl"/>
-          <w:tag w:val="#Nav: FS_YSR_CustomerOrderSummary2/50001"/>
+          <w:tag w:val="#Nav: Customer_Order_Summary/107"/>
           <w:id w:val="651961167"/>
           <w:placeholder>
             <w:docPart w:val="DefaultPlaceholder_-1854013440"/>
           </w:placeholder>
-          <w:dataBinding w:prefixMappings="xmlns:ns0='urn:microsoft-dynamics-nav/reports/FS_YSR_CustomerOrderSummary2/50001/'" w:xpath="/ns0:NavWordReportXmlPart[1]/ns0:Labels[1]/ns0:OutstandingOrdersLbl[1]" w:storeItemID="{2BFB6482-093F-485D-9F9A-FB35B0839F34}"/>
+          <w:dataBinding w:prefixMappings="xmlns:ns0='urn:microsoft-dynamics-nav/reports/Customer_Order_Summary/107/'" w:xpath="/ns0:NavWordReportXmlPart[1]/ns0:Labels[1]/ns0:OutstandingOrdersLbl[1]" w:storeItemID="{2BFB6482-093F-485D-9F9A-FB35B0839F34}"/>
           <w:text/>
         </w:sdtPr>
         <w:sdtContent>
@@ -2854,10 +2854,10 @@
           <w:placeholder>
             <w:docPart w:val="DefaultPlaceholder_-1854013440"/>
           </w:placeholder>
-          <w:dataBinding w:prefixMappings="xmlns:ns0='urn:microsoft-dynamics-nav/reports/FS_YSR_CustomerOrderSummary2/50001/'" w:xpath="/ns0:NavWordReportXmlPart[1]/ns0:Customer[1]/ns0:AllAmountsAreInLCYTxt[1]" w:storeItemID="{2BFB6482-093F-485D-9F9A-FB35B0839F34}"/>
+          <w:dataBinding w:prefixMappings="xmlns:ns0='urn:microsoft-dynamics-nav/reports/Customer_Order_Summary/107/'" w:xpath="/ns0:NavWordReportXmlPart[1]/ns0:Customer[1]/ns0:AllAmountsAreInLCYTxt[1]" w:storeItemID="{2BFB6482-093F-485D-9F9A-FB35B0839F34}"/>
           <w:text/>
           <w:alias w:val="#Nav: /Customer/AllAmountsAreInLCYTxt"/>
-          <w:tag w:val="#Nav: FS_YSR_CustomerOrderSummary2/50001"/>
+          <w:tag w:val="#Nav: Customer_Order_Summary/107"/>
         </w:sdtPr>
         <w:sdtContent>
           <w:tc>
@@ -2907,12 +2907,12 @@
             <w:szCs w:val="16"/>
           </w:rPr>
           <w:alias w:val="#Nav: /Customer/CustFilter"/>
-          <w:tag w:val="#Nav: FS_YSR_CustomerOrderSummary2/50001"/>
+          <w:tag w:val="#Nav: Customer_Order_Summary/107"/>
           <w:id w:val="-543747946"/>
           <w:placeholder>
             <w:docPart w:val="DefaultPlaceholder_-1854013440"/>
           </w:placeholder>
-          <w:dataBinding w:prefixMappings="xmlns:ns0='urn:microsoft-dynamics-nav/reports/FS_YSR_CustomerOrderSummary2/50001/'" w:xpath="/ns0:NavWordReportXmlPart[1]/ns0:Customer[1]/ns0:CustFilter[1]" w:storeItemID="{2BFB6482-093F-485D-9F9A-FB35B0839F34}"/>
+          <w:dataBinding w:prefixMappings="xmlns:ns0='urn:microsoft-dynamics-nav/reports/Customer_Order_Summary/107/'" w:xpath="/ns0:NavWordReportXmlPart[1]/ns0:Customer[1]/ns0:CustFilter[1]" w:storeItemID="{2BFB6482-093F-485D-9F9A-FB35B0839F34}"/>
           <w:text/>
         </w:sdtPr>
         <w:sdtContent>
@@ -4930,269 +4930,148 @@
 </a:theme>
 </file>
 
-<file path=customXml/item1.xml>��< ? x m l   v e r s i o n = " 1 . 0 "   e n c o d i n g = " u t f - 1 6 " ? > < N a v W o r d R e p o r t X m l P a r t   x m l n s = " u r n : m i c r o s o f t - d y n a m i c s - n a v / r e p o r t s / F S _ Y S R _ C u s t o m e r O r d e r S u m m a r y 2 / 5 0 0 0 1 / " > - 
-     < B C R e p o r t I n f o r m a t i o n > - 
-         < R e p o r t M e t a d a t a > - 
-             < E x t e n s i o n I d > E x t e n s i o n   I D < / E x t e n s i o n I d > - 
-             < E x t e n s i o n N a m e > E x t e n s i o n   N a m e < / E x t e n s i o n N a m e > - 
-             < E x t e n s i o n P u b l i s h e r > E x t e n s i o n   P u b l i s h e r < / E x t e n s i o n P u b l i s h e r > - 
-             < E x t e n s i o n V e r s i o n > E x t e n s i o n   V e r s i o n < / E x t e n s i o n V e r s i o n > - 
-             < R e p o r t I d > R e p o r t   I D < / R e p o r t I d > - 
-             < R e p o r t N a m e > R e p o r t   N a m e < / R e p o r t N a m e > - 
-             < A b o u t T h i s R e p o r t T i t l e > A b o u t   T h i s   R e p o r t   T i t l e < / A b o u t T h i s R e p o r t T i t l e > - 
-             < A b o u t T h i s R e p o r t T e x t > A b o u t   T h i s   R e p o r t   T e x t < / A b o u t T h i s R e p o r t T e x t > - 
-             < R e p o r t H e l p L i n k > R e p o r t   H e l p   L i n k < / R e p o r t H e l p L i n k > - 
-         < / R e p o r t M e t a d a t a > - 
-         < R e p o r t R e q u e s t > - 
-             < T e n a n t E n t r a I d > T e n a n t   E n t r a   I d < / T e n a n t E n t r a I d > - 
-             < E n v i r o n m e n t N a m e > E n v i r o n m e n t   N a m e < / E n v i r o n m e n t N a m e > - 
-             < E n v i r o n m e n t T y p e > E n v i r o n m e n t   T y p e < / E n v i r o n m e n t T y p e > - 
-             < C o m p a n y N a m e > C o m p a n y   N a m e < / C o m p a n y N a m e > - 
-             < C o m p a n y D i s p l a y N a m e > C o m p a n y   D i s p l a y   N a m e < / C o m p a n y D i s p l a y N a m e > - 
-             < C o m p a n y I d > C o m p a n y   I D < / C o m p a n y I d > - 
-             < U s e r N a m e > U s e r   N a m e < / U s e r N a m e > - 
-             < D a t e A n d T i m e > D a t e   a n d   T i m e < / D a t e A n d T i m e > - 
-             < L a n g u a g e > L a n g u a g e < / L a n g u a g e > - 
-             < F o r m a t R e g i o n > F o r m a t   R e g i o n < / F o r m a t R e g i o n > - 
-             < D a t e T i m e V a l u e s > - 
-                 < Y e a r > Y e a r < / Y e a r > - 
-                 < M o n t h N u m b e r > M o n t h   N u m b e r < / M o n t h N u m b e r > - 
-                 < D a y N u m b e r > D a y   N u m b e r < / D a y N u m b e r > - 
-                 < H o u r > H o u r < / H o u r > - 
-                 < M i n u t e > M i n u t e < / M i n u t e > - 
-             < / D a t e T i m e V a l u e s > - 
-         < / R e p o r t R e q u e s t > - 
-     < / B C R e p o r t I n f o r m a t i o n > - 
-     < L a b e l s > - 
-         < A b o u t T h e R e p o r t L a b e l > A b o u t T h e R e p o r t L a b e l < / A b o u t T h e R e p o r t L a b e l > - 
-         < A f t e r 1 L b l > A f t e r 1 L b l < / A f t e r 1 L b l > - 
-         < A f t e r L b l > A f t e r L b l < / A f t e r L b l > - 
-         < B e f o r e 1 L b l > B e f o r e 1 L b l < / B e f o r e 1 L b l > - 
-         < B e f o r e L b l > B e f o r e L b l < / B e f o r e L b l > - 
-         < C o m p a n y L a b e l > C o m p a n y L a b e l < / C o m p a n y L a b e l > - 
-         < C u r r e n c y C o d e _ S a l e s L i n e C a p t i o n > C u r r e n c y C o d e _ S a l e s L i n e C a p t i o n < / C u r r e n c y C o d e _ S a l e s L i n e C a p t i o n > - 
-         < C u s t o m e r N a m e L b l > C u s t o m e r N a m e L b l < / C u s t o m e r N a m e L b l > - 
-         < C u s t o m e r N o L b l > C u s t o m e r N o L b l < / C u s t o m e r N o L b l > - 
-         < C u s t o m e r O r d e r S u m m a r y > C u s t o m e r O r d e r S u m m a r y < / C u s t o m e r O r d e r S u m m a r y > - 
-         < C u s t o m e r O r d e r S u m m a r y A n a l y s i s > C u s t o m e r O r d e r S u m m a r y A n a l y s i s < / C u s t o m e r O r d e r S u m m a r y A n a l y s i s > - 
-         < C u s t o m e r O r d e r S u m m a r y P r i n t > C u s t o m e r O r d e r S u m m a r y P r i n t < / C u s t o m e r O r d e r S u m m a r y P r i n t > - 
-         < C u s t O r d e r S u m m a r y L C Y P r i n t > C u s t O r d e r S u m m a r y L C Y P r i n t < / C u s t O r d e r S u m m a r y L C Y P r i n t > - 
-         < D a t a R e t r i e v e d > D a t a R e t r i e v e d < / D a t a R e t r i e v e d > - 
-         < D o c u m e n t a t i o n L a b e l > D o c u m e n t a t i o n L a b e l < / D o c u m e n t a t i o n L a b e l > - 
-         < E n v i r o n m e n t L a b e l > E n v i r o n m e n t L a b e l < / E n v i r o n m e n t L a b e l > - 
-         < N a m e _ C u s t C a p t i o n > N a m e _ C u s t C a p t i o n < / N a m e _ C u s t C a p t i o n > - 
-         < O u t s t a n d i n g O r d e r s L b l > O u t s t a n d i n g O r d e r s L b l < / O u t s t a n d i n g O r d e r s L b l > - 
-         < P e r i o d 2 E n d D a t e L b l > P e r i o d 2 E n d D a t e L b l < / P e r i o d 2 E n d D a t e L b l > - 
-         < P e r i o d 2 S t a r t D a t e L b l > P e r i o d 2 S t a r t D a t e L b l < / P e r i o d 2 S t a r t D a t e L b l > - 
-         < P e r i o d 3 E n d D a t e L b l > P e r i o d 3 E n d D a t e L b l < / P e r i o d 3 E n d D a t e L b l > - 
-         < P e r i o d 3 S t a r t D a t e L b l > P e r i o d 3 S t a r t D a t e L b l < / P e r i o d 3 S t a r t D a t e L b l > - 
-         < P e r i o d 4 E n d D a t e L b l > P e r i o d 4 E n d D a t e L b l < / P e r i o d 4 E n d D a t e L b l > - 
-         < P e r i o d 4 S t a r t D a t e L b l > P e r i o d 4 S t a r t D a t e L b l < / P e r i o d 4 S t a r t D a t e L b l > - 
-         < P o s t i n g D a t e F i l t e r L a b e l > P o s t i n g D a t e F i l t e r L a b e l < / P o s t i n g D a t e F i l t e r L a b e l > - 
-         < R e p o r t N a m e L a b e l > R e p o r t N a m e L a b e l < / R e p o r t N a m e L a b e l > - 
-         < R u n O n L a b e l > R u n O n L a b e l < / R u n O n L a b e l > - 
-         < S a l e s A m t O n O r d e r 2 L b l > S a l e s A m t O n O r d e r 2 L b l < / S a l e s A m t O n O r d e r 2 L b l > - 
-         < S a l e s A m t O n O r d e r 3 L b l > S a l e s A m t O n O r d e r 3 L b l < / S a l e s A m t O n O r d e r 3 L b l > - 
-         < S a l e s A m t O n O r d e r 4 L b l > S a l e s A m t O n O r d e r 4 L b l < / S a l e s A m t O n O r d e r 4 L b l > - 
-         < S a l e s A m t O n O r d e r L C Y 2 L b l > S a l e s A m t O n O r d e r L C Y 2 L b l < / S a l e s A m t O n O r d e r L C Y 2 L b l > - 
-         < S a l e s A m t O n O r d e r L C Y 3 L b l > S a l e s A m t O n O r d e r L C Y 3 L b l < / S a l e s A m t O n O r d e r L C Y 3 L b l > - 
-         < S a l e s A m t O n O r d e r L C Y 4 L b l > S a l e s A m t O n O r d e r L C Y 4 L b l < / S a l e s A m t O n O r d e r L C Y 4 L b l > - 
-         < S a l e s L i n e B i l l t o N o _ C u s t o m e r C a p t i o n > S a l e s L i n e B i l l t o N o _ C u s t o m e r C a p t i o n < / S a l e s L i n e B i l l t o N o _ C u s t o m e r C a p t i o n > - 
-         < S t a r t i n g D a t e L b l > S t a r t i n g D a t e L b l < / S t a r t i n g D a t e L b l > - 
-         < T o t a l C a p t i o n L b l > T o t a l C a p t i o n L b l < / T o t a l C a p t i o n L b l > - 
-         < T o t a l L C Y C a p t i o n L b l > T o t a l L C Y C a p t i o n L b l < / T o t a l L C Y C a p t i o n L b l > - 
-         < U s e r L a b e l > U s e r L a b e l < / U s e r L a b e l > - 
-     < / L a b e l s > - 
-     < C u s t o m e r > - 
-         < A l l A m o u n t s A r e I n L C Y T x t > A l l A m o u n t s A r e I n L C Y T x t < / A l l A m o u n t s A r e I n L C Y T x t > - 
-         < C u s t F i l t e r > C u s t F i l t e r < / C u s t F i l t e r > - 
-         < C u s t F i l t e r 1 > C u s t F i l t e r 1 < / C u s t F i l t e r 1 > - 
-         < N o _ C u s t > N o _ C u s t < / N o _ C u s t > - 
-         < P e r i o d S t a r t D a t e 1 > P e r i o d S t a r t D a t e 1 < / P e r i o d S t a r t D a t e 1 > - 
-         < P e r i o d S t a r t D a t e 2 > P e r i o d S t a r t D a t e 2 < / P e r i o d S t a r t D a t e 2 > - 
-         < P e r i o d S t a r t D a t e 2 1 > P e r i o d S t a r t D a t e 2 1 < / P e r i o d S t a r t D a t e 2 1 > - 
-         < P e r i o d S t a r t D a t e 3 > P e r i o d S t a r t D a t e 3 < / P e r i o d S t a r t D a t e 3 > - 
-         < P e r i o d S t a r t D a t e 3 1 > P e r i o d S t a r t D a t e 3 1 < / P e r i o d S t a r t D a t e 3 1 > - 
-         < P e r i o d S t a r t D a t e 4 1 > P e r i o d S t a r t D a t e 4 1 < / P e r i o d S t a r t D a t e 4 1 > - 
-         < P r i n t A m o u n t s I n L C Y > P r i n t A m o u n t s I n L C Y < / P r i n t A m o u n t s I n L C Y > - 
-         < S a l e s A m t O n O r d e r L C Y 1 > S a l e s A m t O n O r d e r L C Y 1 < / S a l e s A m t O n O r d e r L C Y 1 > - 
-         < S a l e s A m t O n O r d e r L C Y 2 > S a l e s A m t O n O r d e r L C Y 2 < / S a l e s A m t O n O r d e r L C Y 2 > - 
-         < S a l e s A m t O n O r d e r L C Y 3 > S a l e s A m t O n O r d e r L C Y 3 < / S a l e s A m t O n O r d e r L C Y 3 > - 
-         < S a l e s A m t O n O r d e r L C Y 4 > S a l e s A m t O n O r d e r L C Y 4 < / S a l e s A m t O n O r d e r L C Y 4 > - 
-         < S a l e s A m t O n O r d e r L C Y 5 > S a l e s A m t O n O r d e r L C Y 5 < / S a l e s A m t O n O r d e r L C Y 5 > - 
-         < S a l e s O r d e r A m o u n t L C Y > S a l e s O r d e r A m o u n t L C Y < / S a l e s O r d e r A m o u n t L C Y > - 
-         < S a l e s _ L i n e > - 
-             < C u r r e n c y C o d e _ S a l e s L i n e > C u r r e n c y C o d e _ S a l e s L i n e < / C u r r e n c y C o d e _ S a l e s L i n e > - 
-             < G r o u p N u m b e r > G r o u p N u m b e r < / G r o u p N u m b e r > - 
-             < N a m e _ C u s t > N a m e _ C u s t < / N a m e _ C u s t > - 
-             < S a l e s A m t O n O r d e r 1 > S a l e s A m t O n O r d e r 1 < / S a l e s A m t O n O r d e r 1 > - 
-             < S a l e s A m t O n O r d e r 2 > S a l e s A m t O n O r d e r 2 < / S a l e s A m t O n O r d e r 2 > - 
-             < S a l e s A m t O n O r d e r 3 > S a l e s A m t O n O r d e r 3 < / S a l e s A m t O n O r d e r 3 > - 
-             < S a l e s A m t O n O r d e r 4 > S a l e s A m t O n O r d e r 4 < / S a l e s A m t O n O r d e r 4 > - 
-             < S a l e s A m t O n O r d e r 5 > S a l e s A m t O n O r d e r 5 < / S a l e s A m t O n O r d e r 5 > - 
-             < S a l e s L i n e B i l l t o N o _ C u s t o m e r > S a l e s L i n e B i l l t o N o _ C u s t o m e r < / S a l e s L i n e B i l l t o N o _ C u s t o m e r > - 
-             < S a l e s O r d e r A m o u n t > S a l e s O r d e r A m o u n t < / S a l e s O r d e r A m o u n t > - 
-         < / S a l e s _ L i n e > - 
-     < / C u s t o m e r > - 
-     < S a l e s L i n e B u f f e r _ I n t e g e r > - 
-         < N u m b e r > N u m b e r < / N u m b e r > - 
-         < S a l e s L i n e B u f f e r _ B i l l t o C u s t o m e r N o > S a l e s L i n e B u f f e r _ B i l l t o C u s t o m e r N o < / S a l e s L i n e B u f f e r _ B i l l t o C u s t o m e r N o > - 
-         < S a l e s L i n e B u f f e r _ C u r r e n c y C o d e > S a l e s L i n e B u f f e r _ C u r r e n c y C o d e < / S a l e s L i n e B u f f e r _ C u r r e n c y C o d e > - 
-         < S a l e s L i n e B u f f e r _ C u s t o m e r N a m e > S a l e s L i n e B u f f e r _ C u s t o m e r N a m e < / S a l e s L i n e B u f f e r _ C u s t o m e r N a m e > - 
-         < S a l e s L i n e B u f f e r _ S a l e s A m t O n O r d e r 1 > S a l e s L i n e B u f f e r _ S a l e s A m t O n O r d e r 1 < / S a l e s L i n e B u f f e r _ S a l e s A m t O n O r d e r 1 > - 
-         < S a l e s L i n e B u f f e r _ S a l e s A m t O n O r d e r 2 > S a l e s L i n e B u f f e r _ S a l e s A m t O n O r d e r 2 < / S a l e s L i n e B u f f e r _ S a l e s A m t O n O r d e r 2 > - 
-         < S a l e s L i n e B u f f e r _ S a l e s A m t O n O r d e r 3 > S a l e s L i n e B u f f e r _ S a l e s A m t O n O r d e r 3 < / S a l e s L i n e B u f f e r _ S a l e s A m t O n O r d e r 3 > - 
-         < S a l e s L i n e B u f f e r _ S a l e s A m t O n O r d e r 4 > S a l e s L i n e B u f f e r _ S a l e s A m t O n O r d e r 4 < / S a l e s L i n e B u f f e r _ S a l e s A m t O n O r d e r 4 > - 
-         < S a l e s L i n e B u f f e r _ S a l e s A m t O n O r d e r 5 > S a l e s L i n e B u f f e r _ S a l e s A m t O n O r d e r 5 < / S a l e s L i n e B u f f e r _ S a l e s A m t O n O r d e r 5 > - 
-         < S a l e s L i n e B u f f e r _ S a l e s O r d e r A m o u n t > S a l e s L i n e B u f f e r _ S a l e s O r d e r A m o u n t < / S a l e s L i n e B u f f e r _ S a l e s O r d e r A m o u n t > - 
-     < / S a l e s L i n e B u f f e r _ I n t e g e r > - 
-     < T o t a l s > - 
-         < T o t a l s _ S a l e s _ A m t _ O n _ O r d e r 1 > T o t a l s _ S a l e s _ A m t _ O n _ O r d e r 1 < / T o t a l s _ S a l e s _ A m t _ O n _ O r d e r 1 > - 
-         < T o t a l s _ S a l e s _ A m t _ O n _ O r d e r 2 > T o t a l s _ S a l e s _ A m t _ O n _ O r d e r 2 < / T o t a l s _ S a l e s _ A m t _ O n _ O r d e r 2 > - 
-         < T o t a l s _ S a l e s _ A m t _ O n _ O r d e r 3 > T o t a l s _ S a l e s _ A m t _ O n _ O r d e r 3 < / T o t a l s _ S a l e s _ A m t _ O n _ O r d e r 3 > - 
-         < T o t a l s _ S a l e s _ A m t _ O n _ O r d e r 4 > T o t a l s _ S a l e s _ A m t _ O n _ O r d e r 4 < / T o t a l s _ S a l e s _ A m t _ O n _ O r d e r 4 > - 
-         < T o t a l s _ S a l e s _ A m t _ O n _ O r d e r 5 > T o t a l s _ S a l e s _ A m t _ O n _ O r d e r 5 < / T o t a l s _ S a l e s _ A m t _ O n _ O r d e r 5 > - 
-         < T o t a l s _ S a l e s _ O r d e r _ A m o u n t > T o t a l s _ S a l e s _ O r d e r _ A m o u n t < / T o t a l s _ S a l e s _ O r d e r _ A m o u n t > - 
-         < T o t a l s _ T o t a l T e x t > T o t a l s _ T o t a l T e x t < / T o t a l s _ T o t a l T e x t > - 
-     < / T o t a l s > - 
- < / N a v W o r d R e p o r t X m l P a r t > 
-</file>
-
 <file path=customXml/item2.xml><?xml version="1.0" encoding="utf-8"?>
 <b:Sources xmlns:b="http://schemas.openxmlformats.org/officeDocument/2006/bibliography" xmlns="http://schemas.openxmlformats.org/officeDocument/2006/bibliography" SelectedStyle="\APASixthEditionOfficeOnline.xsl" StyleName="APA" Version="6"/>
 </file>
 
-<file path=customXml/itemProps1.xml><?xml version="1.0" encoding="utf-8"?>
-<ds:datastoreItem xmlns:ds="http://schemas.openxmlformats.org/officeDocument/2006/customXml" ds:itemID="{2BFB6482-093F-485D-9F9A-FB35B0839F34}">
-  <ds:schemaRefs>
-    <ds:schemaRef ds:uri="urn:microsoft-dynamics-nav/reports/FS_YSR_CustomerOrderSummary2/50001/"/>
-  </ds:schemaRefs>
-</ds:datastoreItem>
+<file path=customXml/item3.xml><?xml version="1.0" encoding="utf-8"?>
+<NavWordReportXmlPart xmlns="urn:microsoft-dynamics-nav/reports/Customer_Order_Summary/107/">
+  <BCReportInformation>
+    <ReportMetadata>
+      <ExtensionId>Extension ID</ExtensionId>
+      <ExtensionName>Extension Name</ExtensionName>
+      <ExtensionPublisher>Extension Publisher</ExtensionPublisher>
+      <ExtensionVersion>Extension Version</ExtensionVersion>
+      <ReportId>Report ID</ReportId>
+      <ReportName>Report Name</ReportName>
+      <AboutThisReportTitle>About This Report Title</AboutThisReportTitle>
+      <AboutThisReportText>About This Report Text</AboutThisReportText>
+      <ReportHelpLink>Report Help Link</ReportHelpLink>
+    </ReportMetadata>
+    <ReportRequest>
+      <TenantEntraId>Tenant Entra Id</TenantEntraId>
+      <EnvironmentName>Environment Name</EnvironmentName>
+      <EnvironmentType>Environment Type</EnvironmentType>
+      <CompanyName>Company Name</CompanyName>
+      <CompanyDisplayName>Company Display Name</CompanyDisplayName>
+      <CompanyId>Company ID</CompanyId>
+      <UserName>User Name</UserName>
+      <DateAndTime>Date and Time</DateAndTime>
+      <Language>Language</Language>
+      <FormatRegion>Format Region</FormatRegion>
+      <DateTimeValues>
+        <Year>Year</Year>
+        <MonthNumber>Month Number</MonthNumber>
+        <DayNumber>Day Number</DayNumber>
+        <Hour>Hour</Hour>
+        <Minute>Minute</Minute>
+      </DateTimeValues>
+    </ReportRequest>
+  </BCReportInformation>
+  <Labels>
+    <AboutTheReportLabel>AboutTheReportLabel</AboutTheReportLabel>
+    <After1Lbl>After1Lbl</After1Lbl>
+    <AfterLbl>AfterLbl</AfterLbl>
+    <Before1Lbl>Before1Lbl</Before1Lbl>
+    <BeforeLbl>BeforeLbl</BeforeLbl>
+    <CompanyLabel>CompanyLabel</CompanyLabel>
+    <CurrencyCode_SalesLineCaption>CurrencyCode_SalesLineCaption</CurrencyCode_SalesLineCaption>
+    <CustomerNameLbl>CustomerNameLbl</CustomerNameLbl>
+    <CustomerNoLbl>CustomerNoLbl</CustomerNoLbl>
+    <CustomerOrderSummary>CustomerOrderSummary</CustomerOrderSummary>
+    <CustomerOrderSummaryAnalysis>CustomerOrderSummaryAnalysis</CustomerOrderSummaryAnalysis>
+    <CustomerOrderSummaryPrint>CustomerOrderSummaryPrint</CustomerOrderSummaryPrint>
+    <CustOrderSummaryLCYPrint>CustOrderSummaryLCYPrint</CustOrderSummaryLCYPrint>
+    <DataRetrieved>DataRetrieved</DataRetrieved>
+    <DocumentationLabel>DocumentationLabel</DocumentationLabel>
+    <EnvironmentLabel>EnvironmentLabel</EnvironmentLabel>
+    <Name_CustCaption>Name_CustCaption</Name_CustCaption>
+    <OutstandingOrdersLbl>OutstandingOrdersLbl</OutstandingOrdersLbl>
+    <Period2EndDateLbl>Period2EndDateLbl</Period2EndDateLbl>
+    <Period2StartDateLbl>Period2StartDateLbl</Period2StartDateLbl>
+    <Period3EndDateLbl>Period3EndDateLbl</Period3EndDateLbl>
+    <Period3StartDateLbl>Period3StartDateLbl</Period3StartDateLbl>
+    <Period4EndDateLbl>Period4EndDateLbl</Period4EndDateLbl>
+    <Period4StartDateLbl>Period4StartDateLbl</Period4StartDateLbl>
+    <PostingDateFilterLabel>PostingDateFilterLabel</PostingDateFilterLabel>
+    <ReportNameLabel>ReportNameLabel</ReportNameLabel>
+    <RunOnLabel>RunOnLabel</RunOnLabel>
+    <SalesAmtOnOrder2Lbl>SalesAmtOnOrder2Lbl</SalesAmtOnOrder2Lbl>
+    <SalesAmtOnOrder3Lbl>SalesAmtOnOrder3Lbl</SalesAmtOnOrder3Lbl>
+    <SalesAmtOnOrder4Lbl>SalesAmtOnOrder4Lbl</SalesAmtOnOrder4Lbl>
+    <SalesAmtOnOrderLCY2Lbl>SalesAmtOnOrderLCY2Lbl</SalesAmtOnOrderLCY2Lbl>
+    <SalesAmtOnOrderLCY3Lbl>SalesAmtOnOrderLCY3Lbl</SalesAmtOnOrderLCY3Lbl>
+    <SalesAmtOnOrderLCY4Lbl>SalesAmtOnOrderLCY4Lbl</SalesAmtOnOrderLCY4Lbl>
+    <SalesLineBilltoNo_CustomerCaption>SalesLineBilltoNo_CustomerCaption</SalesLineBilltoNo_CustomerCaption>
+    <StartingDateLbl>StartingDateLbl</StartingDateLbl>
+    <TotalCaptionLbl>TotalCaptionLbl</TotalCaptionLbl>
+    <TotalLCYCaptionLbl>TotalLCYCaptionLbl</TotalLCYCaptionLbl>
+    <UserLabel>UserLabel</UserLabel>
+  </Labels>
+  <Customer>
+    <AfterCaption>AfterCaption</AfterCaption>
+    <AllamountsareinLCYCaption>AllamountsareinLCYCaption</AllamountsareinLCYCaption>
+    <AllAmountsAreInLCYTxt>AllAmountsAreInLCYTxt</AllAmountsAreInLCYTxt>
+    <BeforeCaption>BeforeCaption</BeforeCaption>
+    <CompanyName>CompanyName</CompanyName>
+    <CustFilter>CustFilter</CustFilter>
+    <CustFilter1>CustFilter1</CustFilter1>
+    <CustomerNameCaption>CustomerNameCaption</CustomerNameCaption>
+    <CustomerNoCaption>CustomerNoCaption</CustomerNoCaption>
+    <CustomerOrderSummaryCaption>CustomerOrderSummaryCaption</CustomerOrderSummaryCaption>
+    <No_Cust>No_Cust</No_Cust>
+    <OutstandingOrdersCaption>OutstandingOrdersCaption</OutstandingOrdersCaption>
+    <PageNoCaption>PageNoCaption</PageNoCaption>
+    <PeriodStartDate1>PeriodStartDate1</PeriodStartDate1>
+    <PeriodStartDate2>PeriodStartDate2</PeriodStartDate2>
+    <PeriodStartDate21>PeriodStartDate21</PeriodStartDate21>
+    <PeriodStartDate3>PeriodStartDate3</PeriodStartDate3>
+    <PeriodStartDate31>PeriodStartDate31</PeriodStartDate31>
+    <PeriodStartDate41>PeriodStartDate41</PeriodStartDate41>
+    <PrintAmountsInLCY>PrintAmountsInLCY</PrintAmountsInLCY>
+    <SalesAmtOnOrderLCY1>SalesAmtOnOrderLCY1</SalesAmtOnOrderLCY1>
+    <SalesAmtOnOrderLCY2>SalesAmtOnOrderLCY2</SalesAmtOnOrderLCY2>
+    <SalesAmtOnOrderLCY3>SalesAmtOnOrderLCY3</SalesAmtOnOrderLCY3>
+    <SalesAmtOnOrderLCY4>SalesAmtOnOrderLCY4</SalesAmtOnOrderLCY4>
+    <SalesAmtOnOrderLCY5>SalesAmtOnOrderLCY5</SalesAmtOnOrderLCY5>
+    <SalesOrderAmountLCY>SalesOrderAmountLCY</SalesOrderAmountLCY>
+    <TotalCaption>TotalCaption</TotalCaption>
+    <TotalLCYCaption>TotalLCYCaption</TotalLCYCaption>
+    <Sales_Line>
+      <CurrencyCode_SalesLine>CurrencyCode_SalesLine</CurrencyCode_SalesLine>
+      <GroupNumber>GroupNumber</GroupNumber>
+      <Name_Cust>Name_Cust</Name_Cust>
+      <SalesAmtOnOrder1>SalesAmtOnOrder1</SalesAmtOnOrder1>
+      <SalesAmtOnOrder2>SalesAmtOnOrder2</SalesAmtOnOrder2>
+      <SalesAmtOnOrder3>SalesAmtOnOrder3</SalesAmtOnOrder3>
+      <SalesAmtOnOrder4>SalesAmtOnOrder4</SalesAmtOnOrder4>
+      <SalesAmtOnOrder5>SalesAmtOnOrder5</SalesAmtOnOrder5>
+      <SalesLineBilltoNo_Customer>SalesLineBilltoNo_Customer</SalesLineBilltoNo_Customer>
+      <SalesOrderAmount>SalesOrderAmount</SalesOrderAmount>
+    </Sales_Line>
+  </Customer>
+  <SalesLineBuffer_Integer>
+    <Number>Number</Number>
+    <SalesLineBuffer_BilltoCustomerNo>SalesLineBuffer_BilltoCustomerNo</SalesLineBuffer_BilltoCustomerNo>
+    <SalesLineBuffer_CurrencyCode>SalesLineBuffer_CurrencyCode</SalesLineBuffer_CurrencyCode>
+    <SalesLineBuffer_CustomerName>SalesLineBuffer_CustomerName</SalesLineBuffer_CustomerName>
+    <SalesLineBuffer_SalesAmtOnOrder1>SalesLineBuffer_SalesAmtOnOrder1</SalesLineBuffer_SalesAmtOnOrder1>
+    <SalesLineBuffer_SalesAmtOnOrder2>SalesLineBuffer_SalesAmtOnOrder2</SalesLineBuffer_SalesAmtOnOrder2>
+    <SalesLineBuffer_SalesAmtOnOrder3>SalesLineBuffer_SalesAmtOnOrder3</SalesLineBuffer_SalesAmtOnOrder3>
+    <SalesLineBuffer_SalesAmtOnOrder4>SalesLineBuffer_SalesAmtOnOrder4</SalesLineBuffer_SalesAmtOnOrder4>
+    <SalesLineBuffer_SalesAmtOnOrder5>SalesLineBuffer_SalesAmtOnOrder5</SalesLineBuffer_SalesAmtOnOrder5>
+    <SalesLineBuffer_SalesOrderAmount>SalesLineBuffer_SalesOrderAmount</SalesLineBuffer_SalesOrderAmount>
+  </SalesLineBuffer_Integer>
+  <Totals>
+    <Totals_Sales_Amt_On_Order1>Totals_Sales_Amt_On_Order1</Totals_Sales_Amt_On_Order1>
+    <Totals_Sales_Amt_On_Order2>Totals_Sales_Amt_On_Order2</Totals_Sales_Amt_On_Order2>
+    <Totals_Sales_Amt_On_Order3>Totals_Sales_Amt_On_Order3</Totals_Sales_Amt_On_Order3>
+    <Totals_Sales_Amt_On_Order4>Totals_Sales_Amt_On_Order4</Totals_Sales_Amt_On_Order4>
+    <Totals_Sales_Amt_On_Order5>Totals_Sales_Amt_On_Order5</Totals_Sales_Amt_On_Order5>
+    <Totals_Sales_Order_Amount>Totals_Sales_Order_Amount</Totals_Sales_Order_Amount>
+    <Totals_TotalText>Totals_TotalText</Totals_TotalText>
+  </Totals>
+</NavWordReportXmlPart>
 </file>
 
 <file path=customXml/itemProps2.xml><?xml version="1.0" encoding="utf-8"?>

--- a/src/Layers/W1/BaseApp/Sales/Reports/CustomerOrderSummary.docx
+++ b/src/Layers/W1/BaseApp/Sales/Reports/CustomerOrderSummary.docx
@@ -4934,144 +4934,766 @@
 <b:Sources xmlns:b="http://schemas.openxmlformats.org/officeDocument/2006/bibliography" xmlns="http://schemas.openxmlformats.org/officeDocument/2006/bibliography" SelectedStyle="\APASixthEditionOfficeOnline.xsl" StyleName="APA" Version="6"/>
 </file>
 
-<file path=customXml/item3.xml><?xml version="1.0" encoding="utf-8"?>
-<NavWordReportXmlPart xmlns="urn:microsoft-dynamics-nav/reports/Customer_Order_Summary/107/">
-  <BCReportInformation>
-    <ReportMetadata>
-      <ExtensionId>Extension ID</ExtensionId>
-      <ExtensionName>Extension Name</ExtensionName>
-      <ExtensionPublisher>Extension Publisher</ExtensionPublisher>
-      <ExtensionVersion>Extension Version</ExtensionVersion>
-      <ReportId>Report ID</ReportId>
-      <ReportName>Report Name</ReportName>
-      <AboutThisReportTitle>About This Report Title</AboutThisReportTitle>
-      <AboutThisReportText>About This Report Text</AboutThisReportText>
-      <ReportHelpLink>Report Help Link</ReportHelpLink>
-    </ReportMetadata>
-    <ReportRequest>
-      <TenantEntraId>Tenant Entra Id</TenantEntraId>
-      <EnvironmentName>Environment Name</EnvironmentName>
-      <EnvironmentType>Environment Type</EnvironmentType>
-      <CompanyName>Company Name</CompanyName>
-      <CompanyDisplayName>Company Display Name</CompanyDisplayName>
-      <CompanyId>Company ID</CompanyId>
-      <UserName>User Name</UserName>
-      <DateAndTime>Date and Time</DateAndTime>
-      <Language>Language</Language>
-      <FormatRegion>Format Region</FormatRegion>
-      <DateTimeValues>
-        <Year>Year</Year>
-        <MonthNumber>Month Number</MonthNumber>
-        <DayNumber>Day Number</DayNumber>
-        <Hour>Hour</Hour>
-        <Minute>Minute</Minute>
-      </DateTimeValues>
-    </ReportRequest>
-  </BCReportInformation>
-  <Labels>
-    <AboutTheReportLabel>AboutTheReportLabel</AboutTheReportLabel>
-    <After1Lbl>After1Lbl</After1Lbl>
-    <AfterLbl>AfterLbl</AfterLbl>
-    <Before1Lbl>Before1Lbl</Before1Lbl>
-    <BeforeLbl>BeforeLbl</BeforeLbl>
-    <CompanyLabel>CompanyLabel</CompanyLabel>
-    <CurrencyCode_SalesLineCaption>CurrencyCode_SalesLineCaption</CurrencyCode_SalesLineCaption>
-    <CustomerNameLbl>CustomerNameLbl</CustomerNameLbl>
-    <CustomerNoLbl>CustomerNoLbl</CustomerNoLbl>
-    <CustomerOrderSummary>CustomerOrderSummary</CustomerOrderSummary>
-    <CustomerOrderSummaryAnalysis>CustomerOrderSummaryAnalysis</CustomerOrderSummaryAnalysis>
-    <CustomerOrderSummaryPrint>CustomerOrderSummaryPrint</CustomerOrderSummaryPrint>
-    <CustOrderSummaryLCYPrint>CustOrderSummaryLCYPrint</CustOrderSummaryLCYPrint>
-    <DataRetrieved>DataRetrieved</DataRetrieved>
-    <DocumentationLabel>DocumentationLabel</DocumentationLabel>
-    <EnvironmentLabel>EnvironmentLabel</EnvironmentLabel>
-    <Name_CustCaption>Name_CustCaption</Name_CustCaption>
-    <OutstandingOrdersLbl>OutstandingOrdersLbl</OutstandingOrdersLbl>
-    <Period2EndDateLbl>Period2EndDateLbl</Period2EndDateLbl>
-    <Period2StartDateLbl>Period2StartDateLbl</Period2StartDateLbl>
-    <Period3EndDateLbl>Period3EndDateLbl</Period3EndDateLbl>
-    <Period3StartDateLbl>Period3StartDateLbl</Period3StartDateLbl>
-    <Period4EndDateLbl>Period4EndDateLbl</Period4EndDateLbl>
-    <Period4StartDateLbl>Period4StartDateLbl</Period4StartDateLbl>
-    <PostingDateFilterLabel>PostingDateFilterLabel</PostingDateFilterLabel>
-    <ReportNameLabel>ReportNameLabel</ReportNameLabel>
-    <RunOnLabel>RunOnLabel</RunOnLabel>
-    <SalesAmtOnOrder2Lbl>SalesAmtOnOrder2Lbl</SalesAmtOnOrder2Lbl>
-    <SalesAmtOnOrder3Lbl>SalesAmtOnOrder3Lbl</SalesAmtOnOrder3Lbl>
-    <SalesAmtOnOrder4Lbl>SalesAmtOnOrder4Lbl</SalesAmtOnOrder4Lbl>
-    <SalesAmtOnOrderLCY2Lbl>SalesAmtOnOrderLCY2Lbl</SalesAmtOnOrderLCY2Lbl>
-    <SalesAmtOnOrderLCY3Lbl>SalesAmtOnOrderLCY3Lbl</SalesAmtOnOrderLCY3Lbl>
-    <SalesAmtOnOrderLCY4Lbl>SalesAmtOnOrderLCY4Lbl</SalesAmtOnOrderLCY4Lbl>
-    <SalesLineBilltoNo_CustomerCaption>SalesLineBilltoNo_CustomerCaption</SalesLineBilltoNo_CustomerCaption>
-    <StartingDateLbl>StartingDateLbl</StartingDateLbl>
-    <TotalCaptionLbl>TotalCaptionLbl</TotalCaptionLbl>
-    <TotalLCYCaptionLbl>TotalLCYCaptionLbl</TotalLCYCaptionLbl>
-    <UserLabel>UserLabel</UserLabel>
-  </Labels>
-  <Customer>
-    <AfterCaption>AfterCaption</AfterCaption>
-    <AllamountsareinLCYCaption>AllamountsareinLCYCaption</AllamountsareinLCYCaption>
-    <AllAmountsAreInLCYTxt>AllAmountsAreInLCYTxt</AllAmountsAreInLCYTxt>
-    <BeforeCaption>BeforeCaption</BeforeCaption>
-    <CompanyName>CompanyName</CompanyName>
-    <CustFilter>CustFilter</CustFilter>
-    <CustFilter1>CustFilter1</CustFilter1>
-    <CustomerNameCaption>CustomerNameCaption</CustomerNameCaption>
-    <CustomerNoCaption>CustomerNoCaption</CustomerNoCaption>
-    <CustomerOrderSummaryCaption>CustomerOrderSummaryCaption</CustomerOrderSummaryCaption>
-    <No_Cust>No_Cust</No_Cust>
-    <OutstandingOrdersCaption>OutstandingOrdersCaption</OutstandingOrdersCaption>
-    <PageNoCaption>PageNoCaption</PageNoCaption>
-    <PeriodStartDate1>PeriodStartDate1</PeriodStartDate1>
-    <PeriodStartDate2>PeriodStartDate2</PeriodStartDate2>
-    <PeriodStartDate21>PeriodStartDate21</PeriodStartDate21>
-    <PeriodStartDate3>PeriodStartDate3</PeriodStartDate3>
-    <PeriodStartDate31>PeriodStartDate31</PeriodStartDate31>
-    <PeriodStartDate41>PeriodStartDate41</PeriodStartDate41>
-    <PrintAmountsInLCY>PrintAmountsInLCY</PrintAmountsInLCY>
-    <SalesAmtOnOrderLCY1>SalesAmtOnOrderLCY1</SalesAmtOnOrderLCY1>
-    <SalesAmtOnOrderLCY2>SalesAmtOnOrderLCY2</SalesAmtOnOrderLCY2>
-    <SalesAmtOnOrderLCY3>SalesAmtOnOrderLCY3</SalesAmtOnOrderLCY3>
-    <SalesAmtOnOrderLCY4>SalesAmtOnOrderLCY4</SalesAmtOnOrderLCY4>
-    <SalesAmtOnOrderLCY5>SalesAmtOnOrderLCY5</SalesAmtOnOrderLCY5>
-    <SalesOrderAmountLCY>SalesOrderAmountLCY</SalesOrderAmountLCY>
-    <TotalCaption>TotalCaption</TotalCaption>
-    <TotalLCYCaption>TotalLCYCaption</TotalLCYCaption>
-    <Sales_Line>
-      <CurrencyCode_SalesLine>CurrencyCode_SalesLine</CurrencyCode_SalesLine>
-      <GroupNumber>GroupNumber</GroupNumber>
-      <Name_Cust>Name_Cust</Name_Cust>
-      <SalesAmtOnOrder1>SalesAmtOnOrder1</SalesAmtOnOrder1>
-      <SalesAmtOnOrder2>SalesAmtOnOrder2</SalesAmtOnOrder2>
-      <SalesAmtOnOrder3>SalesAmtOnOrder3</SalesAmtOnOrder3>
-      <SalesAmtOnOrder4>SalesAmtOnOrder4</SalesAmtOnOrder4>
-      <SalesAmtOnOrder5>SalesAmtOnOrder5</SalesAmtOnOrder5>
-      <SalesLineBilltoNo_Customer>SalesLineBilltoNo_Customer</SalesLineBilltoNo_Customer>
-      <SalesOrderAmount>SalesOrderAmount</SalesOrderAmount>
-    </Sales_Line>
-  </Customer>
-  <SalesLineBuffer_Integer>
-    <Number>Number</Number>
-    <SalesLineBuffer_BilltoCustomerNo>SalesLineBuffer_BilltoCustomerNo</SalesLineBuffer_BilltoCustomerNo>
-    <SalesLineBuffer_CurrencyCode>SalesLineBuffer_CurrencyCode</SalesLineBuffer_CurrencyCode>
-    <SalesLineBuffer_CustomerName>SalesLineBuffer_CustomerName</SalesLineBuffer_CustomerName>
-    <SalesLineBuffer_SalesAmtOnOrder1>SalesLineBuffer_SalesAmtOnOrder1</SalesLineBuffer_SalesAmtOnOrder1>
-    <SalesLineBuffer_SalesAmtOnOrder2>SalesLineBuffer_SalesAmtOnOrder2</SalesLineBuffer_SalesAmtOnOrder2>
-    <SalesLineBuffer_SalesAmtOnOrder3>SalesLineBuffer_SalesAmtOnOrder3</SalesLineBuffer_SalesAmtOnOrder3>
-    <SalesLineBuffer_SalesAmtOnOrder4>SalesLineBuffer_SalesAmtOnOrder4</SalesLineBuffer_SalesAmtOnOrder4>
-    <SalesLineBuffer_SalesAmtOnOrder5>SalesLineBuffer_SalesAmtOnOrder5</SalesLineBuffer_SalesAmtOnOrder5>
-    <SalesLineBuffer_SalesOrderAmount>SalesLineBuffer_SalesOrderAmount</SalesLineBuffer_SalesOrderAmount>
-  </SalesLineBuffer_Integer>
-  <Totals>
-    <Totals_Sales_Amt_On_Order1>Totals_Sales_Amt_On_Order1</Totals_Sales_Amt_On_Order1>
-    <Totals_Sales_Amt_On_Order2>Totals_Sales_Amt_On_Order2</Totals_Sales_Amt_On_Order2>
-    <Totals_Sales_Amt_On_Order3>Totals_Sales_Amt_On_Order3</Totals_Sales_Amt_On_Order3>
-    <Totals_Sales_Amt_On_Order4>Totals_Sales_Amt_On_Order4</Totals_Sales_Amt_On_Order4>
-    <Totals_Sales_Amt_On_Order5>Totals_Sales_Amt_On_Order5</Totals_Sales_Amt_On_Order5>
-    <Totals_Sales_Order_Amount>Totals_Sales_Order_Amount</Totals_Sales_Order_Amount>
-    <Totals_TotalText>Totals_TotalText</Totals_TotalText>
-  </Totals>
-</NavWordReportXmlPart>
+<file path=customXml/item3.xml>��< ? x m l   v e r s i o n = " 1 . 0 "   e n c o d i n g = " u t f - 1 6 " ? > + 
+ < N a v W o r d R e p o r t X m l P a r t   x m l n s = " u r n : m i c r o s o f t - d y n a m i c s - n a v / r e p o r t s / C u s t o m e r _ O r d e r _ S u m m a r y / 1 0 7 / " > + 
+     < B C R e p o r t I n f o r m a t i o n > + 
+         < R e p o r t M e t a d a t a > + 
+             < E x t e n s i o n I d > E x t e n s i o n   I D < / E x t e n s i o n I d > + 
+             < E x t e n s i o n N a m e > E x t e n s i o n   N a m e < / E x t e n s i o n N a m e > + 
+             < E x t e n s i o n P u b l i s h e r > E x t e n s i o n   P u b l i s h e r < / E x t e n s i o n P u b l i s h e r > + 
+             < E x t e n s i o n V e r s i o n > E x t e n s i o n   V e r s i o n < / E x t e n s i o n V e r s i o n > + 
+             < R e p o r t I d > R e p o r t   I D < / R e p o r t I d > + 
+             < R e p o r t N a m e > R e p o r t   N a m e < / R e p o r t N a m e > + 
+             < A b o u t T h i s R e p o r t T i t l e > A b o u t   T h i s   R e p o r t   T i t l e < / A b o u t T h i s R e p o r t T i t l e > + 
+             < A b o u t T h i s R e p o r t T e x t > A b o u t   T h i s   R e p o r t   T e x t < / A b o u t T h i s R e p o r t T e x t > + 
+             < R e p o r t H e l p L i n k > R e p o r t   H e l p   L i n k < / R e p o r t H e l p L i n k > + 
+         < / R e p o r t M e t a d a t a > + 
+         < R e p o r t R e q u e s t > + 
+             < T e n a n t E n t r a I d > T e n a n t   E n t r a   I d < / T e n a n t E n t r a I d > + 
+             < E n v i r o n m e n t N a m e > E n v i r o n m e n t   N a m e < / E n v i r o n m e n t N a m e > + 
+             < E n v i r o n m e n t T y p e > E n v i r o n m e n t   T y p e < / E n v i r o n m e n t T y p e > + 
+             < C o m p a n y N a m e > C o m p a n y   N a m e < / C o m p a n y N a m e > + 
+             < C o m p a n y D i s p l a y N a m e > C o m p a n y   D i s p l a y   N a m e < / C o m p a n y D i s p l a y N a m e > + 
+             < C o m p a n y I d > C o m p a n y   I D < / C o m p a n y I d > + 
+             < U s e r N a m e > U s e r   N a m e < / U s e r N a m e > + 
+             < D a t e A n d T i m e > D a t e   a n d   T i m e < / D a t e A n d T i m e > + 
+             < L a n g u a g e > L a n g u a g e < / L a n g u a g e > + 
+             < F o r m a t R e g i o n > F o r m a t   R e g i o n < / F o r m a t R e g i o n > + 
+             < D a t e T i m e V a l u e s > + 
+                 < Y e a r > Y e a r < / Y e a r > + 
+                 < M o n t h N u m b e r > M o n t h   N u m b e r < / M o n t h N u m b e r > + 
+                 < D a y N u m b e r > D a y   N u m b e r < / D a y N u m b e r > + 
+                 < H o u r > H o u r < / H o u r > + 
+                 < M i n u t e > M i n u t e < / M i n u t e > + 
+             < / D a t e T i m e V a l u e s > + 
+         < / R e p o r t R e q u e s t > + 
+         < C o m p a n y M e t a d a t a > + 
+             < C o m p a n y N a m e > C o m p a n y   N a m e < / C o m p a n y N a m e > + 
+             < C o m p a n y D i s p l a y N a m e > C o m p a n y   D i s p l a y   N a m e < / C o m p a n y D i s p l a y N a m e > + 
+             < C o m p a n y A d d r e s s L i n e s > + 
+                 < C o m p a n y A d d r e s s L i n e > C o m p a n y   A d d r e s s   L i n e   1 < / C o m p a n y A d d r e s s L i n e > + 
+                 < C o m p a n y A d d r e s s L i n e > C o m p a n y   A d d r e s s   L i n e   2 < / C o m p a n y A d d r e s s L i n e > + 
+                 < C o m p a n y A d d r e s s L i n e > C o m p a n y   A d d r e s s   L i n e   3 < / C o m p a n y A d d r e s s L i n e > + 
+                 < C o m p a n y A d d r e s s L i n e > C o m p a n y   A d d r e s s   L i n e   4 < / C o m p a n y A d d r e s s L i n e > + 
+                 < C o m p a n y A d d r e s s L i n e > C o m p a n y   A d d r e s s   L i n e   5 < / C o m p a n y A d d r e s s L i n e > + 
+                 < C o m p a n y A d d r e s s L i n e > C o m p a n y   A d d r e s s   L i n e   6 < / C o m p a n y A d d r e s s L i n e > + 
+                 < C o m p a n y A d d r e s s L i n e > C o m p a n y   A d d r e s s   L i n e   7 < / C o m p a n y A d d r e s s L i n e > + 
+                 < C o m p a n y A d d r e s s L i n e > C o m p a n y   A d d r e s s   L i n e   8 < / C o m p a n y A d d r e s s L i n e > + 
+             < / C o m p a n y A d d r e s s L i n e s > + 
+             < C o m p a n y P h o n e > C o m p a n y   P h o n e < / C o m p a n y P h o n e > + 
+             < C o m p a n y P h o n e C a p t i o n > C o m p a n y   P h o n e   C a p t i o n < / C o m p a n y P h o n e C a p t i o n > + 
+             < C o m p a n y F a x N o > C o m p a n y   F a x   N o . < / C o m p a n y F a x N o > + 
+             < C o m p a n y F a x N o C a p t i o n > C o m p a n y   F a x   N o .   C a p t i o n < / C o m p a n y F a x N o C a p t i o n > + 
+             < C o m p a n y E m a i l > C o m p a n y   E m a i l < / C o m p a n y E m a i l > + 
+             < C o m p a n y E m a i l C a p t i o n > C o m p a n y   E m a i l   C a p t i o n < / C o m p a n y E m a i l C a p t i o n > + 
+             < C o m p a n y H o m e P a g e > C o m p a n y   H o m e   P a g e < / C o m p a n y H o m e P a g e > + 
+             < C o m p a n y H o m e P a g e C a p t i o n > C o m p a n y   H o m e   P a g e   C a p t i o n < / C o m p a n y H o m e P a g e C a p t i o n > + 
+             < C o m p a n y L o g o > C o m p a n y   L o g o < / C o m p a n y L o g o > + 
+             < C o m p a n y V A T R e g i s t r a t i o n N o > C o m p a n y   V A T   R e g i s t r a t i o n   N o . < / C o m p a n y V A T R e g i s t r a t i o n N o > + 
+             < C o m p a n y V A T R e g i s t r a t i o n N o C a p t i o n > C o m p a n y   V A T   R e g i s t r a t i o n   N o .   C a p t i o n < / C o m p a n y V A T R e g i s t r a t i o n N o C a p t i o n > + 
+             < C o m p a n y R e g i s t r a t i o n N o > C o m p a n y   R e g i s t r a t i o n   N o . < / C o m p a n y R e g i s t r a t i o n N o > + 
+             < C o m p a n y R e g i s t r a t i o n N o C a p t i o n > C o m p a n y   R e g i s t r a t i o n   N o .   C a p t i o n < / C o m p a n y R e g i s t r a t i o n N o C a p t i o n > + 
+             < C o m p a n y B a n k N a m e > C o m p a n y   B a n k   N a m e < / C o m p a n y B a n k N a m e > + 
+             < C o m p a n y B a n k N a m e C a p t i o n > C o m p a n y   B a n k   N a m e   C a p t i o n < / C o m p a n y B a n k N a m e C a p t i o n > + 
+             < C o m p a n y B a n k A c c o u n t N o > C o m p a n y   B a n k   A c c o u n t   N o . < / C o m p a n y B a n k A c c o u n t N o > + 
+             < C o m p a n y B a n k A c c o u n t N o C a p t i o n > C o m p a n y   B a n k   A c c o u n t   N o .   C a p t i o n < / C o m p a n y B a n k A c c o u n t N o C a p t i o n > + 
+             < C o m p a n y B a n k B r a n c h N o > C o m p a n y   B a n k   B r a n c h   N o . < / C o m p a n y B a n k B r a n c h N o > + 
+             < C o m p a n y B a n k B r a n c h N o C a p t i o n > C o m p a n y   B a n k   B r a n c h   N o .   C a p t i o n < / C o m p a n y B a n k B r a n c h N o C a p t i o n > + 
+             < C o m p a n y I B A N > C o m p a n y   I B A N < / C o m p a n y I B A N > + 
+             < C o m p a n y I B A N C a p t i o n > C o m p a n y   I B A N   C a p t i o n < / C o m p a n y I B A N C a p t i o n > + 
+             < C o m p a n y B a n k S W I F T > C o m p a n y   B a n k   S W I F T < / C o m p a n y B a n k S W I F T > + 
+             < C o m p a n y B a n k S W I F T C a p t i o n > C o m p a n y   B a n k   S W I F T   C a p t i o n < / C o m p a n y B a n k S W I F T C a p t i o n > + 
+             < C o m p a n y G i r o N o > C o m p a n y   G i r o   N o . < / C o m p a n y G i r o N o > + 
+             < C o m p a n y G i r o N o C a p t i o n > C o m p a n y   G i r o   N o .   C a p t i o n < / C o m p a n y G i r o N o C a p t i o n > + 
+         < / C o m p a n y M e t a d a t a > + 
+     < / B C R e p o r t I n f o r m a t i o n > + 
+     < L a b e l s > + 
+         < A b o u t T h e R e p o r t L a b e l > A b o u t T h e R e p o r t L a b e l < / A b o u t T h e R e p o r t L a b e l > + 
+         < A f t e r 1 L b l > A f t e r 1 L b l < / A f t e r 1 L b l > + 
+         < A f t e r L b l > A f t e r L b l < / A f t e r L b l > + 
+         < B e f o r e 1 L b l > B e f o r e 1 L b l < / B e f o r e 1 L b l > + 
+         < B e f o r e L b l > B e f o r e L b l < / B e f o r e L b l > + 
+         < C o m p a n y L a b e l > C o m p a n y L a b e l < / C o m p a n y L a b e l > + 
+         < C u r r e n c y C o d e _ S a l e s L i n e C a p t i o n > C u r r e n c y C o d e _ S a l e s L i n e C a p t i o n < / C u r r e n c y C o d e _ S a l e s L i n e C a p t i o n > + 
+         < C u s t o m e r N a m e L b l > C u s t o m e r N a m e L b l < / C u s t o m e r N a m e L b l > + 
+         < C u s t o m e r N o L b l > C u s t o m e r N o L b l < / C u s t o m e r N o L b l > + 
+         < C u s t o m e r O r d e r S u m m a r y > C u s t o m e r O r d e r S u m m a r y < / C u s t o m e r O r d e r S u m m a r y > + 
+         < C u s t o m e r O r d e r S u m m a r y A n a l y s i s > C u s t o m e r O r d e r S u m m a r y A n a l y s i s < / C u s t o m e r O r d e r S u m m a r y A n a l y s i s > + 
+         < C u s t o m e r O r d e r S u m m a r y P r i n t > C u s t o m e r O r d e r S u m m a r y P r i n t < / C u s t o m e r O r d e r S u m m a r y P r i n t > + 
+         < C u s t O r d e r S u m m a r y L C Y P r i n t > C u s t O r d e r S u m m a r y L C Y P r i n t < / C u s t O r d e r S u m m a r y L C Y P r i n t > + 
+         < D a t a R e t r i e v e d > D a t a R e t r i e v e d < / D a t a R e t r i e v e d > + 
+         < D o c u m e n t a t i o n L a b e l > D o c u m e n t a t i o n L a b e l < / D o c u m e n t a t i o n L a b e l > + 
+         < E n v i r o n m e n t L a b e l > E n v i r o n m e n t L a b e l < / E n v i r o n m e n t L a b e l > + 
+         < N a m e _ C u s t C a p t i o n > N a m e _ C u s t C a p t i o n < / N a m e _ C u s t C a p t i o n > + 
+         < O u t s t a n d i n g O r d e r s L b l > O u t s t a n d i n g O r d e r s L b l < / O u t s t a n d i n g O r d e r s L b l > + 
+         < P e r i o d 2 E n d D a t e L b l > P e r i o d 2 E n d D a t e L b l < / P e r i o d 2 E n d D a t e L b l > + 
+         < P e r i o d 2 S t a r t D a t e L b l > P e r i o d 2 S t a r t D a t e L b l < / P e r i o d 2 S t a r t D a t e L b l > + 
+         < P e r i o d 3 E n d D a t e L b l > P e r i o d 3 E n d D a t e L b l < / P e r i o d 3 E n d D a t e L b l > + 
+         < P e r i o d 3 S t a r t D a t e L b l > P e r i o d 3 S t a r t D a t e L b l < / P e r i o d 3 S t a r t D a t e L b l > + 
+         < P e r i o d 4 E n d D a t e L b l > P e r i o d 4 E n d D a t e L b l < / P e r i o d 4 E n d D a t e L b l > + 
+         < P e r i o d 4 S t a r t D a t e L b l > P e r i o d 4 S t a r t D a t e L b l < / P e r i o d 4 S t a r t D a t e L b l > + 
+         < P o s t i n g D a t e F i l t e r L a b e l > P o s t i n g D a t e F i l t e r L a b e l < / P o s t i n g D a t e F i l t e r L a b e l > + 
+         < R e p o r t N a m e L a b e l > R e p o r t N a m e L a b e l < / R e p o r t N a m e L a b e l > + 
+         < R u n O n L a b e l > R u n O n L a b e l < / R u n O n L a b e l > + 
+         < S a l e s A m t O n O r d e r 2 L b l > S a l e s A m t O n O r d e r 2 L b l < / S a l e s A m t O n O r d e r 2 L b l > + 
+         < S a l e s A m t O n O r d e r 3 L b l > S a l e s A m t O n O r d e r 3 L b l < / S a l e s A m t O n O r d e r 3 L b l > + 
+         < S a l e s A m t O n O r d e r 4 L b l > S a l e s A m t O n O r d e r 4 L b l < / S a l e s A m t O n O r d e r 4 L b l > + 
+         < S a l e s A m t O n O r d e r L C Y 2 L b l > S a l e s A m t O n O r d e r L C Y 2 L b l < / S a l e s A m t O n O r d e r L C Y 2 L b l > + 
+         < S a l e s A m t O n O r d e r L C Y 3 L b l > S a l e s A m t O n O r d e r L C Y 3 L b l < / S a l e s A m t O n O r d e r L C Y 3 L b l > + 
+         < S a l e s A m t O n O r d e r L C Y 4 L b l > S a l e s A m t O n O r d e r L C Y 4 L b l < / S a l e s A m t O n O r d e r L C Y 4 L b l > + 
+         < S a l e s L i n e B i l l t o N o _ C u s t o m e r C a p t i o n > S a l e s L i n e B i l l t o N o _ C u s t o m e r C a p t i o n < / S a l e s L i n e B i l l t o N o _ C u s t o m e r C a p t i o n > + 
+         < S t a r t i n g D a t e L b l > S t a r t i n g D a t e L b l < / S t a r t i n g D a t e L b l > + 
+         < T o t a l C a p t i o n L b l > T o t a l C a p t i o n L b l < / T o t a l C a p t i o n L b l > + 
+         < T o t a l L C Y C a p t i o n L b l > T o t a l L C Y C a p t i o n L b l < / T o t a l L C Y C a p t i o n L b l > + 
+         < U s e r L a b e l > U s e r L a b e l < / U s e r L a b e l > + 
+     < / L a b e l s > + 
+     < C u s t o m e r > + 
+         < A f t e r C a p t i o n > A f t e r C a p t i o n < / A f t e r C a p t i o n > + 
+         < A l l a m o u n t s a r e i n L C Y C a p t i o n > A l l a m o u n t s a r e i n L C Y C a p t i o n < / A l l a m o u n t s a r e i n L C Y C a p t i o n > + 
+         < A l l A m o u n t s A r e I n L C Y T x t > A l l A m o u n t s A r e I n L C Y T x t < / A l l A m o u n t s A r e I n L C Y T x t > + 
+         < B e f o r e C a p t i o n > B e f o r e C a p t i o n < / B e f o r e C a p t i o n > + 
+         < C o m p a n y N a m e > C o m p a n y N a m e < / C o m p a n y N a m e > + 
+         < C u s t F i l t e r > C u s t F i l t e r < / C u s t F i l t e r > + 
+         < C u s t F i l t e r 1 > C u s t F i l t e r 1 < / C u s t F i l t e r 1 > + 
+         < C u s t o m e r N a m e C a p t i o n > C u s t o m e r N a m e C a p t i o n < / C u s t o m e r N a m e C a p t i o n > + 
+         < C u s t o m e r N o C a p t i o n > C u s t o m e r N o C a p t i o n < / C u s t o m e r N o C a p t i o n > + 
+         < C u s t o m e r O r d e r S u m m a r y C a p t i o n > C u s t o m e r O r d e r S u m m a r y C a p t i o n < / C u s t o m e r O r d e r S u m m a r y C a p t i o n > + 
+         < N o _ C u s t > N o _ C u s t < / N o _ C u s t > + 
+         < O u t s t a n d i n g O r d e r s C a p t i o n > O u t s t a n d i n g O r d e r s C a p t i o n < / O u t s t a n d i n g O r d e r s C a p t i o n > + 
+         < P a g e N o C a p t i o n > P a g e N o C a p t i o n < / P a g e N o C a p t i o n > + 
+         < P e r i o d S t a r t D a t e 1 > P e r i o d S t a r t D a t e 1 < / P e r i o d S t a r t D a t e 1 > + 
+         < P e r i o d S t a r t D a t e 2 > P e r i o d S t a r t D a t e 2 < / P e r i o d S t a r t D a t e 2 > + 
+         < P e r i o d S t a r t D a t e 2 1 > P e r i o d S t a r t D a t e 2 1 < / P e r i o d S t a r t D a t e 2 1 > + 
+         < P e r i o d S t a r t D a t e 3 > P e r i o d S t a r t D a t e 3 < / P e r i o d S t a r t D a t e 3 > + 
+         < P e r i o d S t a r t D a t e 3 1 > P e r i o d S t a r t D a t e 3 1 < / P e r i o d S t a r t D a t e 3 1 > + 
+         < P e r i o d S t a r t D a t e 4 1 > P e r i o d S t a r t D a t e 4 1 < / P e r i o d S t a r t D a t e 4 1 > + 
+         < P r i n t A m o u n t s I n L C Y > P r i n t A m o u n t s I n L C Y < / P r i n t A m o u n t s I n L C Y > + 
+         < S a l e s A m t O n O r d e r L C Y 1 > S a l e s A m t O n O r d e r L C Y 1 < / S a l e s A m t O n O r d e r L C Y 1 > + 
+         < S a l e s A m t O n O r d e r L C Y 2 > S a l e s A m t O n O r d e r L C Y 2 < / S a l e s A m t O n O r d e r L C Y 2 > + 
+         < S a l e s A m t O n O r d e r L C Y 3 > S a l e s A m t O n O r d e r L C Y 3 < / S a l e s A m t O n O r d e r L C Y 3 > + 
+         < S a l e s A m t O n O r d e r L C Y 4 > S a l e s A m t O n O r d e r L C Y 4 < / S a l e s A m t O n O r d e r L C Y 4 > + 
+         < S a l e s A m t O n O r d e r L C Y 5 > S a l e s A m t O n O r d e r L C Y 5 < / S a l e s A m t O n O r d e r L C Y 5 > + 
+         < S a l e s O r d e r A m o u n t L C Y > S a l e s O r d e r A m o u n t L C Y < / S a l e s O r d e r A m o u n t L C Y > + 
+         < T o t a l C a p t i o n > T o t a l C a p t i o n < / T o t a l C a p t i o n > + 
+         < T o t a l L C Y C a p t i o n > T o t a l L C Y C a p t i o n < / T o t a l L C Y C a p t i o n > + 
+         < S a l e s _ L i n e > + 
+             < C u r r e n c y C o d e _ S a l e s L i n e > C u r r e n c y C o d e _ S a l e s L i n e < / C u r r e n c y C o d e _ S a l e s L i n e > + 
+             < G r o u p N u m b e r > G r o u p N u m b e r < / G r o u p N u m b e r > + 
+             < N a m e _ C u s t > N a m e _ C u s t < / N a m e _ C u s t > + 
+             < S a l e s A m t O n O r d e r 1 > S a l e s A m t O n O r d e r 1 < / S a l e s A m t O n O r d e r 1 > + 
+             < S a l e s A m t O n O r d e r 2 > S a l e s A m t O n O r d e r 2 < / S a l e s A m t O n O r d e r 2 > + 
+             < S a l e s A m t O n O r d e r 3 > S a l e s A m t O n O r d e r 3 < / S a l e s A m t O n O r d e r 3 > + 
+             < S a l e s A m t O n O r d e r 4 > S a l e s A m t O n O r d e r 4 < / S a l e s A m t O n O r d e r 4 > + 
+             < S a l e s A m t O n O r d e r 5 > S a l e s A m t O n O r d e r 5 < / S a l e s A m t O n O r d e r 5 > + 
+             < S a l e s L i n e B i l l t o N o _ C u s t o m e r > S a l e s L i n e B i l l t o N o _ C u s t o m e r < / S a l e s L i n e B i l l t o N o _ C u s t o m e r > + 
+             < S a l e s O r d e r A m o u n t > S a l e s O r d e r A m o u n t < / S a l e s O r d e r A m o u n t > + 
+         < / S a l e s _ L i n e > + 
+     < / C u s t o m e r > + 
+     < S a l e s L i n e B u f f e r _ I n t e g e r > + 
+         < N u m b e r > N u m b e r < / N u m b e r > + 
+         < S a l e s L i n e B u f f e r _ B i l l t o C u s t o m e r N o > S a l e s L i n e B u f f e r _ B i l l t o C u s t o m e r N o < / S a l e s L i n e B u f f e r _ B i l l t o C u s t o m e r N o > + 
+         < S a l e s L i n e B u f f e r _ C u r r e n c y C o d e > S a l e s L i n e B u f f e r _ C u r r e n c y C o d e < / S a l e s L i n e B u f f e r _ C u r r e n c y C o d e > + 
+         < S a l e s L i n e B u f f e r _ C u s t o m e r N a m e > S a l e s L i n e B u f f e r _ C u s t o m e r N a m e < / S a l e s L i n e B u f f e r _ C u s t o m e r N a m e > + 
+         < S a l e s L i n e B u f f e r _ S a l e s A m t O n O r d e r 1 > S a l e s L i n e B u f f e r _ S a l e s A m t O n O r d e r 1 < / S a l e s L i n e B u f f e r _ S a l e s A m t O n O r d e r 1 > + 
+         < S a l e s L i n e B u f f e r _ S a l e s A m t O n O r d e r 2 > S a l e s L i n e B u f f e r _ S a l e s A m t O n O r d e r 2 < / S a l e s L i n e B u f f e r _ S a l e s A m t O n O r d e r 2 > + 
+         < S a l e s L i n e B u f f e r _ S a l e s A m t O n O r d e r 3 > S a l e s L i n e B u f f e r _ S a l e s A m t O n O r d e r 3 < / S a l e s L i n e B u f f e r _ S a l e s A m t O n O r d e r 3 > + 
+         < S a l e s L i n e B u f f e r _ S a l e s A m t O n O r d e r 4 > S a l e s L i n e B u f f e r _ S a l e s A m t O n O r d e r 4 < / S a l e s L i n e B u f f e r _ S a l e s A m t O n O r d e r 4 > + 
+         < S a l e s L i n e B u f f e r _ S a l e s A m t O n O r d e r 5 > S a l e s L i n e B u f f e r _ S a l e s A m t O n O r d e r 5 < / S a l e s L i n e B u f f e r _ S a l e s A m t O n O r d e r 5 > + 
+         < S a l e s L i n e B u f f e r _ S a l e s O r d e r A m o u n t > S a l e s L i n e B u f f e r _ S a l e s O r d e r A m o u n t < / S a l e s L i n e B u f f e r _ S a l e s O r d e r A m o u n t > + 
+     < / S a l e s L i n e B u f f e r _ I n t e g e r > + 
+     < T o t a l s > + 
+         < T o t a l s _ S a l e s _ A m t _ O n _ O r d e r 1 > T o t a l s _ S a l e s _ A m t _ O n _ O r d e r 1 < / T o t a l s _ S a l e s _ A m t _ O n _ O r d e r 1 > + 
+         < T o t a l s _ S a l e s _ A m t _ O n _ O r d e r 2 > T o t a l s _ S a l e s _ A m t _ O n _ O r d e r 2 < / T o t a l s _ S a l e s _ A m t _ O n _ O r d e r 2 > + 
+         < T o t a l s _ S a l e s _ A m t _ O n _ O r d e r 3 > T o t a l s _ S a l e s _ A m t _ O n _ O r d e r 3 < / T o t a l s _ S a l e s _ A m t _ O n _ O r d e r 3 > + 
+         < T o t a l s _ S a l e s _ A m t _ O n _ O r d e r 4 > T o t a l s _ S a l e s _ A m t _ O n _ O r d e r 4 < / T o t a l s _ S a l e s _ A m t _ O n _ O r d e r 4 > + 
+         < T o t a l s _ S a l e s _ A m t _ O n _ O r d e r 5 > T o t a l s _ S a l e s _ A m t _ O n _ O r d e r 5 < / T o t a l s _ S a l e s _ A m t _ O n _ O r d e r 5 > + 
+         < T o t a l s _ S a l e s _ O r d e r _ A m o u n t > T o t a l s _ S a l e s _ O r d e r _ A m o u n t < / T o t a l s _ S a l e s _ O r d e r _ A m o u n t > + 
+         < T o t a l s _ T o t a l T e x t > T o t a l s _ T o t a l T e x t < / T o t a l s _ T o t a l T e x t > + 
+     < / T o t a l s > + 
+ < / N a v W o r d R e p o r t X m l P a r t > 
+</file>
+
+<file path=customXml/item4.xml>��< ? x m l   v e r s i o n = " 1 . 0 "   e n c o d i n g = " u t f - 1 6 " ? > + 
+ < N a v W o r d R e p o r t X m l P a r t   x m l n s = " u r n : m i c r o s o f t - d y n a m i c s - b u s i n e s s c e n t r a l / i n t e r n a l / e x t e n d e d / r e p o r t s / C u s t o m e r _ O r d e r _ S u m m a r y / 1 0 7 / " > + 
+     < B C R e p o r t I n f o r m a t i o n > + 
+         < R e p o r t M e t a d a t a > + 
+             < E x t e n s i o n I d > E x t e n s i o n   I D < / E x t e n s i o n I d > + 
+             < E x t e n s i o n N a m e > E x t e n s i o n   N a m e < / E x t e n s i o n N a m e > + 
+             < E x t e n s i o n P u b l i s h e r > E x t e n s i o n   P u b l i s h e r < / E x t e n s i o n P u b l i s h e r > + 
+             < E x t e n s i o n V e r s i o n > E x t e n s i o n   V e r s i o n < / E x t e n s i o n V e r s i o n > + 
+             < R e p o r t I d > R e p o r t   I D < / R e p o r t I d > + 
+             < R e p o r t N a m e > R e p o r t   N a m e < / R e p o r t N a m e > + 
+             < A b o u t T h i s R e p o r t T i t l e > A b o u t   T h i s   R e p o r t   T i t l e < / A b o u t T h i s R e p o r t T i t l e > + 
+             < A b o u t T h i s R e p o r t T e x t > A b o u t   T h i s   R e p o r t   T e x t < / A b o u t T h i s R e p o r t T e x t > + 
+             < R e p o r t H e l p L i n k > R e p o r t   H e l p   L i n k < / R e p o r t H e l p L i n k > + 
+         < / R e p o r t M e t a d a t a > + 
+         < R e p o r t R e q u e s t > + 
+             < T e n a n t E n t r a I d > T e n a n t   E n t r a   I d < / T e n a n t E n t r a I d > + 
+             < E n v i r o n m e n t N a m e > E n v i r o n m e n t   N a m e < / E n v i r o n m e n t N a m e > + 
+             < E n v i r o n m e n t T y p e > E n v i r o n m e n t   T y p e < / E n v i r o n m e n t T y p e > + 
+             < C o m p a n y N a m e > C o m p a n y   N a m e < / C o m p a n y N a m e > + 
+             < C o m p a n y D i s p l a y N a m e > C o m p a n y   D i s p l a y   N a m e < / C o m p a n y D i s p l a y N a m e > + 
+             < C o m p a n y I d > C o m p a n y   I D < / C o m p a n y I d > + 
+             < U s e r N a m e > U s e r   N a m e < / U s e r N a m e > + 
+             < D a t e A n d T i m e > D a t e   a n d   T i m e < / D a t e A n d T i m e > + 
+             < L a n g u a g e > L a n g u a g e < / L a n g u a g e > + 
+             < F o r m a t R e g i o n > F o r m a t   R e g i o n < / F o r m a t R e g i o n > + 
+             < D a t e T i m e V a l u e s > + 
+                 < Y e a r > Y e a r < / Y e a r > + 
+                 < M o n t h N u m b e r > M o n t h   N u m b e r < / M o n t h N u m b e r > + 
+                 < D a y N u m b e r > D a y   N u m b e r < / D a y N u m b e r > + 
+                 < H o u r > H o u r < / H o u r > + 
+                 < M i n u t e > M i n u t e < / M i n u t e > + 
+             < / D a t e T i m e V a l u e s > + 
+         < / R e p o r t R e q u e s t > + 
+         < C o m p a n y M e t a d a t a > + 
+             < C o m p a n y N a m e > C o m p a n y   N a m e < / C o m p a n y N a m e > + 
+             < C o m p a n y D i s p l a y N a m e > C o m p a n y   D i s p l a y   N a m e < / C o m p a n y D i s p l a y N a m e > + 
+             < C o m p a n y A d d r e s s L i n e s > + 
+                 < C o m p a n y A d d r e s s L i n e > C o m p a n y   A d d r e s s   L i n e   1 < / C o m p a n y A d d r e s s L i n e > + 
+                 < C o m p a n y A d d r e s s L i n e > C o m p a n y   A d d r e s s   L i n e   2 < / C o m p a n y A d d r e s s L i n e > + 
+                 < C o m p a n y A d d r e s s L i n e > C o m p a n y   A d d r e s s   L i n e   3 < / C o m p a n y A d d r e s s L i n e > + 
+                 < C o m p a n y A d d r e s s L i n e > C o m p a n y   A d d r e s s   L i n e   4 < / C o m p a n y A d d r e s s L i n e > + 
+                 < C o m p a n y A d d r e s s L i n e > C o m p a n y   A d d r e s s   L i n e   5 < / C o m p a n y A d d r e s s L i n e > + 
+                 < C o m p a n y A d d r e s s L i n e > C o m p a n y   A d d r e s s   L i n e   6 < / C o m p a n y A d d r e s s L i n e > + 
+                 < C o m p a n y A d d r e s s L i n e > C o m p a n y   A d d r e s s   L i n e   7 < / C o m p a n y A d d r e s s L i n e > + 
+                 < C o m p a n y A d d r e s s L i n e > C o m p a n y   A d d r e s s   L i n e   8 < / C o m p a n y A d d r e s s L i n e > + 
+             < / C o m p a n y A d d r e s s L i n e s > + 
+             < C o m p a n y P h o n e > C o m p a n y   P h o n e < / C o m p a n y P h o n e > + 
+             < C o m p a n y P h o n e C a p t i o n > C o m p a n y   P h o n e   C a p t i o n < / C o m p a n y P h o n e C a p t i o n > + 
+             < C o m p a n y F a x N o > C o m p a n y   F a x   N o . < / C o m p a n y F a x N o > + 
+             < C o m p a n y F a x N o C a p t i o n > C o m p a n y   F a x   N o .   C a p t i o n < / C o m p a n y F a x N o C a p t i o n > + 
+             < C o m p a n y E m a i l > C o m p a n y   E m a i l < / C o m p a n y E m a i l > + 
+             < C o m p a n y E m a i l C a p t i o n > C o m p a n y   E m a i l   C a p t i o n < / C o m p a n y E m a i l C a p t i o n > + 
+             < C o m p a n y H o m e P a g e > C o m p a n y   H o m e   P a g e < / C o m p a n y H o m e P a g e > + 
+             < C o m p a n y H o m e P a g e C a p t i o n > C o m p a n y   H o m e   P a g e   C a p t i o n < / C o m p a n y H o m e P a g e C a p t i o n > + 
+             < C o m p a n y L o g o > C o m p a n y   L o g o < / C o m p a n y L o g o > + 
+             < C o m p a n y V A T R e g i s t r a t i o n N o > C o m p a n y   V A T   R e g i s t r a t i o n   N o . < / C o m p a n y V A T R e g i s t r a t i o n N o > + 
+             < C o m p a n y V A T R e g i s t r a t i o n N o C a p t i o n > C o m p a n y   V A T   R e g i s t r a t i o n   N o .   C a p t i o n < / C o m p a n y V A T R e g i s t r a t i o n N o C a p t i o n > + 
+             < C o m p a n y R e g i s t r a t i o n N o > C o m p a n y   R e g i s t r a t i o n   N o . < / C o m p a n y R e g i s t r a t i o n N o > + 
+             < C o m p a n y R e g i s t r a t i o n N o C a p t i o n > C o m p a n y   R e g i s t r a t i o n   N o .   C a p t i o n < / C o m p a n y R e g i s t r a t i o n N o C a p t i o n > + 
+             < C o m p a n y B a n k N a m e > C o m p a n y   B a n k   N a m e < / C o m p a n y B a n k N a m e > + 
+             < C o m p a n y B a n k N a m e C a p t i o n > C o m p a n y   B a n k   N a m e   C a p t i o n < / C o m p a n y B a n k N a m e C a p t i o n > + 
+             < C o m p a n y B a n k A c c o u n t N o > C o m p a n y   B a n k   A c c o u n t   N o . < / C o m p a n y B a n k A c c o u n t N o > + 
+             < C o m p a n y B a n k A c c o u n t N o C a p t i o n > C o m p a n y   B a n k   A c c o u n t   N o .   C a p t i o n < / C o m p a n y B a n k A c c o u n t N o C a p t i o n > + 
+             < C o m p a n y B a n k B r a n c h N o > C o m p a n y   B a n k   B r a n c h   N o . < / C o m p a n y B a n k B r a n c h N o > + 
+             < C o m p a n y B a n k B r a n c h N o C a p t i o n > C o m p a n y   B a n k   B r a n c h   N o .   C a p t i o n < / C o m p a n y B a n k B r a n c h N o C a p t i o n > + 
+             < C o m p a n y I B A N > C o m p a n y   I B A N < / C o m p a n y I B A N > + 
+             < C o m p a n y I B A N C a p t i o n > C o m p a n y   I B A N   C a p t i o n < / C o m p a n y I B A N C a p t i o n > + 
+             < C o m p a n y B a n k S W I F T > C o m p a n y   B a n k   S W I F T < / C o m p a n y B a n k S W I F T > + 
+             < C o m p a n y B a n k S W I F T C a p t i o n > C o m p a n y   B a n k   S W I F T   C a p t i o n < / C o m p a n y B a n k S W I F T C a p t i o n > + 
+             < C o m p a n y G i r o N o > C o m p a n y   G i r o   N o . < / C o m p a n y G i r o N o > + 
+             < C o m p a n y G i r o N o C a p t i o n > C o m p a n y   G i r o   N o .   C a p t i o n < / C o m p a n y G i r o N o C a p t i o n > + 
+         < / C o m p a n y M e t a d a t a > + 
+     < / B C R e p o r t I n f o r m a t i o n > + 
+     < L a b e l s > + 
+         < A b o u t T h e R e p o r t L a b e l   E l e m e n t T y p e = " P a r a m e t e r "   E l e m e n t I d = " 1 6 7 7 9 2 0 0 1 "   D a t a T y p e = " S t r i n g " > A b o u t T h e R e p o r t L a b e l < / A b o u t T h e R e p o r t L a b e l > + 
+         < A f t e r 1 L b l   E l e m e n t T y p e = " P a r a m e t e r "   E l e m e n t I d = " 4 0 1 8 5 6 8 7 8 "   D a t a T y p e = " S t r i n g " > A f t e r 1 L b l < / A f t e r 1 L b l > + 
+         < A f t e r L b l   E l e m e n t T y p e = " P a r a m e t e r "   E l e m e n t I d = " 1 2 7 1 8 0 7 9 7 3 "   D a t a T y p e = " S t r i n g " > A f t e r L b l < / A f t e r L b l > + 
+         < B e f o r e 1 L b l   E l e m e n t T y p e = " P a r a m e t e r "   E l e m e n t I d = " 2 0 9 5 1 1 6 0 0 7 "   D a t a T y p e = " S t r i n g " > B e f o r e 1 L b l < / B e f o r e 1 L b l > + 
+         < B e f o r e L b l   E l e m e n t T y p e = " P a r a m e t e r "   E l e m e n t I d = " 6 6 4 5 2 8 4 7 0 "   D a t a T y p e = " S t r i n g " > B e f o r e L b l < / B e f o r e L b l > + 
+         < C o m p a n y L a b e l   E l e m e n t T y p e = " P a r a m e t e r "   E l e m e n t I d = " 3 4 6 7 6 0 3 4 8 "   D a t a T y p e = " S t r i n g " > C o m p a n y L a b e l < / C o m p a n y L a b e l > + 
+         < C u r r e n c y C o d e _ S a l e s L i n e C a p t i o n   E l e m e n t T y p e = " P a r a m e t e r "   E l e m e n t I d = " 4 5 8 4 1 7 3 0 2 "   D a t a T y p e = " S t r i n g " > C u r r e n c y C o d e _ S a l e s L i n e C a p t i o n < / C u r r e n c y C o d e _ S a l e s L i n e C a p t i o n > + 
+         < C u s t o m e r N a m e L b l   E l e m e n t T y p e = " P a r a m e t e r "   E l e m e n t I d = " 1 2 7 4 0 4 5 5 1 6 "   D a t a T y p e = " S t r i n g " > C u s t o m e r N a m e L b l < / C u s t o m e r N a m e L b l > + 
+         < C u s t o m e r N o L b l   E l e m e n t T y p e = " P a r a m e t e r "   E l e m e n t I d = " 7 5 1 2 0 1 9 3 0 "   D a t a T y p e = " S t r i n g " > C u s t o m e r N o L b l < / C u s t o m e r N o L b l > + 
+         < C u s t o m e r O r d e r S u m m a r y   E l e m e n t T y p e = " P a r a m e t e r "   E l e m e n t I d = " 1 5 1 2 3 9 8 1 0 1 "   D a t a T y p e = " S t r i n g " > C u s t o m e r O r d e r S u m m a r y < / C u s t o m e r O r d e r S u m m a r y > + 
+         < C u s t o m e r O r d e r S u m m a r y A n a l y s i s   E l e m e n t T y p e = " P a r a m e t e r "   E l e m e n t I d = " 1 2 8 9 1 6 0 5 5 "   D a t a T y p e = " S t r i n g " > C u s t o m e r O r d e r S u m m a r y A n a l y s i s < / C u s t o m e r O r d e r S u m m a r y A n a l y s i s > + 
+         < C u s t o m e r O r d e r S u m m a r y P r i n t   E l e m e n t T y p e = " P a r a m e t e r "   E l e m e n t I d = " 1 9 6 5 8 1 4 0 8 6 "   D a t a T y p e = " S t r i n g " > C u s t o m e r O r d e r S u m m a r y P r i n t < / C u s t o m e r O r d e r S u m m a r y P r i n t > + 
+         < C u s t O r d e r S u m m a r y L C Y P r i n t   E l e m e n t T y p e = " P a r a m e t e r "   E l e m e n t I d = " 1 0 9 2 4 2 6 5 6 1 "   D a t a T y p e = " S t r i n g " > C u s t O r d e r S u m m a r y L C Y P r i n t < / C u s t O r d e r S u m m a r y L C Y P r i n t > + 
+         < D a t a R e t r i e v e d   E l e m e n t T y p e = " P a r a m e t e r "   E l e m e n t I d = " 2 9 1 9 1 1 8 0 7 "   D a t a T y p e = " S t r i n g " > D a t a R e t r i e v e d < / D a t a R e t r i e v e d > + 
+         < D o c u m e n t a t i o n L a b e l   E l e m e n t T y p e = " P a r a m e t e r "   E l e m e n t I d = " 1 7 3 8 9 2 4 8 1 5 "   D a t a T y p e = " S t r i n g " > D o c u m e n t a t i o n L a b e l < / D o c u m e n t a t i o n L a b e l > + 
+         < E n v i r o n m e n t L a b e l   E l e m e n t T y p e = " P a r a m e t e r "   E l e m e n t I d = " 8 1 8 8 1 6 5 9 0 "   D a t a T y p e = " S t r i n g " > E n v i r o n m e n t L a b e l < / E n v i r o n m e n t L a b e l > + 
+         < N a m e _ C u s t C a p t i o n   E l e m e n t T y p e = " P a r a m e t e r "   E l e m e n t I d = " 1 3 8 0 5 0 6 7 2 4 "   D a t a T y p e = " S t r i n g " > N a m e _ C u s t C a p t i o n < / N a m e _ C u s t C a p t i o n > + 
+         < O u t s t a n d i n g O r d e r s L b l   E l e m e n t T y p e = " P a r a m e t e r "   E l e m e n t I d = " 2 0 0 4 3 6 8 0 7 2 "   D a t a T y p e = " S t r i n g " > O u t s t a n d i n g O r d e r s L b l < / O u t s t a n d i n g O r d e r s L b l > + 
+         < P e r i o d 2 E n d D a t e L b l   E l e m e n t T y p e = " P a r a m e t e r "   E l e m e n t I d = " 1 3 4 0 2 9 9 9 0 9 "   D a t a T y p e = " S t r i n g " > P e r i o d 2 E n d D a t e L b l < / P e r i o d 2 E n d D a t e L b l > + 
+         < P e r i o d 2 S t a r t D a t e L b l   E l e m e n t T y p e = " P a r a m e t e r "   E l e m e n t I d = " 3 5 9 9 5 7 4 8 "   D a t a T y p e = " S t r i n g " > P e r i o d 2 S t a r t D a t e L b l < / P e r i o d 2 S t a r t D a t e L b l > + 
+         < P e r i o d 3 E n d D a t e L b l   E l e m e n t T y p e = " P a r a m e t e r "   E l e m e n t I d = " 4 3 9 7 2 9 8 3 8 "   D a t a T y p e = " S t r i n g " > P e r i o d 3 E n d D a t e L b l < / P e r i o d 3 E n d D a t e L b l > + 
+         < P e r i o d 3 S t a r t D a t e L b l   E l e m e n t T y p e = " P a r a m e t e r "   E l e m e n t I d = " 1 6 1 4 0 6 0 2 9 "   D a t a T y p e = " S t r i n g " > P e r i o d 3 S t a r t D a t e L b l < / P e r i o d 3 S t a r t D a t e L b l > + 
+         < P e r i o d 4 E n d D a t e L b l   E l e m e n t T y p e = " P a r a m e t e r "   E l e m e n t I d = " 1 3 5 9 3 1 5 5 0 7 "   D a t a T y p e = " S t r i n g " > P e r i o d 4 E n d D a t e L b l < / P e r i o d 4 E n d D a t e L b l > + 
+         < P e r i o d 4 S t a r t D a t e L b l   E l e m e n t T y p e = " P a r a m e t e r "   E l e m e n t I d = " 1 3 6 1 4 7 7 3 5 8 "   D a t a T y p e = " S t r i n g " > P e r i o d 4 S t a r t D a t e L b l < / P e r i o d 4 S t a r t D a t e L b l > + 
+         < P o s t i n g D a t e F i l t e r L a b e l   E l e m e n t T y p e = " P a r a m e t e r "   E l e m e n t I d = " 1 4 3 3 4 5 4 0 1 7 "   D a t a T y p e = " S t r i n g " > P o s t i n g D a t e F i l t e r L a b e l < / P o s t i n g D a t e F i l t e r L a b e l > + 
+         < R e p o r t N a m e L a b e l   E l e m e n t T y p e = " P a r a m e t e r "   E l e m e n t I d = " 1 0 2 2 2 9 2 9 8 2 "   D a t a T y p e = " S t r i n g " > R e p o r t N a m e L a b e l < / R e p o r t N a m e L a b e l > + 
+         < R u n O n L a b e l   E l e m e n t T y p e = " P a r a m e t e r "   E l e m e n t I d = " 1 1 1 9 0 3 7 5 9 5 "   D a t a T y p e = " S t r i n g " > R u n O n L a b e l < / R u n O n L a b e l > + 
+         < S a l e s A m t O n O r d e r 2 L b l   E l e m e n t T y p e = " P a r a m e t e r "   E l e m e n t I d = " 2 0 7 7 7 8 8 0 7 4 "   D a t a T y p e = " S t r i n g " > S a l e s A m t O n O r d e r 2 L b l < / S a l e s A m t O n O r d e r 2 L b l > + 
+         < S a l e s A m t O n O r d e r 3 L b l   E l e m e n t T y p e = " P a r a m e t e r "   E l e m e n t I d = " 9 0 4 0 2 1 1 3 1 "   D a t a T y p e = " S t r i n g " > S a l e s A m t O n O r d e r 3 L b l < / S a l e s A m t O n O r d e r 3 L b l > + 
+         < S a l e s A m t O n O r d e r 4 L b l   E l e m e n t T y p e = " P a r a m e t e r "   E l e m e n t I d = " 1 3 5 8 4 8 5 0 1 2 "   D a t a T y p e = " S t r i n g " > S a l e s A m t O n O r d e r 4 L b l < / S a l e s A m t O n O r d e r 4 L b l > + 
+         < S a l e s A m t O n O r d e r L C Y 2 L b l   E l e m e n t T y p e = " P a r a m e t e r "   E l e m e n t I d = " 6 0 6 1 8 4 8 2 8 "   D a t a T y p e = " S t r i n g " > S a l e s A m t O n O r d e r L C Y 2 L b l < / S a l e s A m t O n O r d e r L C Y 2 L b l > + 
+         < S a l e s A m t O n O r d e r L C Y 3 L b l   E l e m e n t T y p e = " P a r a m e t e r "   E l e m e n t I d = " 2 0 9 9 7 7 7 1 2 5 "   D a t a T y p e = " S t r i n g " > S a l e s A m t O n O r d e r L C Y 3 L b l < / S a l e s A m t O n O r d e r L C Y 3 L b l > + 
+         < S a l e s A m t O n O r d e r L C Y 4 L b l   E l e m e n t T y p e = " P a r a m e t e r "   E l e m e n t I d = " 1 4 4 3 7 0 5 6 6 2 "   D a t a T y p e = " S t r i n g " > S a l e s A m t O n O r d e r L C Y 4 L b l < / S a l e s A m t O n O r d e r L C Y 4 L b l > + 
+         < S a l e s L i n e B i l l t o N o _ C u s t o m e r C a p t i o n   E l e m e n t T y p e = " P a r a m e t e r "   E l e m e n t I d = " 8 7 8 5 6 1 4 7 3 "   D a t a T y p e = " S t r i n g " > S a l e s L i n e B i l l t o N o _ C u s t o m e r C a p t i o n < / S a l e s L i n e B i l l t o N o _ C u s t o m e r C a p t i o n > + 
+         < S t a r t i n g D a t e L b l   E l e m e n t T y p e = " P a r a m e t e r "   E l e m e n t I d = " 4 3 9 3 8 1 8 8 3 "   D a t a T y p e = " S t r i n g " > S t a r t i n g D a t e L b l < / S t a r t i n g D a t e L b l > + 
+         < T o t a l C a p t i o n L b l   E l e m e n t T y p e = " P a r a m e t e r "   E l e m e n t I d = " 5 6 4 3 1 2 5 2 5 "   D a t a T y p e = " S t r i n g " > T o t a l C a p t i o n L b l < / T o t a l C a p t i o n L b l > + 
+         < T o t a l L C Y C a p t i o n L b l   E l e m e n t T y p e = " P a r a m e t e r "   E l e m e n t I d = " 5 3 1 7 0 3 1 2 5 "   D a t a T y p e = " S t r i n g " > T o t a l L C Y C a p t i o n L b l < / T o t a l L C Y C a p t i o n L b l > + 
+         < U s e r L a b e l   E l e m e n t T y p e = " P a r a m e t e r "   E l e m e n t I d = " 8 4 8 8 1 6 7 9 4 "   D a t a T y p e = " S t r i n g " > U s e r L a b e l < / U s e r L a b e l > + 
+     < / L a b e l s > + 
+     < T o o l t i p s > + 
+         < T o o l t i p   c o l u m n = " N o _ C u s t "   E l e m e n t I d = " 6 0 3 9 7 0 8 4 6 " > + 
+             < T o o l t i p T e x t   l a n g = " e n - U S " > S p e c i f i e s   t h e   n u m b e r   o f   t h e   c u s t o m e r .   T h e   f i e l d   i s   e i t h e r   f i l l e d   a u t o m a t i c a l l y   f r o m   a   d e f i n e d   n u m b e r   s e r i e s ,   o r   y o u   e n t e r   t h e   n u m b e r   m a n u a l l y   b e c a u s e   y o u   h a v e   e n a b l e d   m a n u a l   n u m b e r   e n t r y   i n   t h e   n u m b e r - s e r i e s   s e t u p . < / T o o l t i p T e x t > + 
+         < / T o o l t i p > + 
+         < T o o l t i p   c o l u m n = " C u r r e n c y C o d e _ S a l e s L i n e "   E l e m e n t I d = " 4 5 8 4 1 7 3 0 2 " > + 
+             < T o o l t i p T e x t   l a n g = " e n - U S " > S p e c i f i e s   t h e   c u r r e n c y   t h a t   i s   u s e d   o n   t h e   e n t r y . < / T o o l t i p T e x t > + 
+         < / T o o l t i p > + 
+         < T o o l t i p   c o l u m n = " N a m e _ C u s t "   E l e m e n t I d = " 1 3 8 0 5 0 6 7 2 4 " > + 
+             < T o o l t i p T e x t   l a n g = " e n - U S " > S p e c i f i e s   t h e   c u s t o m e r ' s   n a m e   t h a t   a p p e a r s   o n   a l l   r e l a t e d   d o c u m e n t s .   F o r   c o m p a n i e s ,   s p e c i f y   t h e   c o m p a n y ' s   n a m e   h e r e ,   a n d   t h e n   a d d   t h e   r e l e v a n t   p e o p l e   a s   c o n t a c t s   t h a t   y o u   l i n k   t o   t h i s   c u s t o m e r . < / T o o l t i p T e x t > + 
+         < / T o o l t i p > + 
+         < T o o l t i p   c o l u m n = " S a l e s L i n e B u f f e r _ C u s t o m e r N a m e "   E l e m e n t I d = " 1 3 2 9 6 0 9 3 9 3 " > + 
+             < T o o l t i p T e x t   l a n g = " e n - U S " > S p e c i f i e s   a   d e s c r i p t i o n   o f   t h e   e n t r y   o f   t h e   p r o d u c t   t o   b e   s o l d .   T o   a d d   a   n o n - t r a n s a c t i o n a l   t e x t   l i n e ,   f i l l   i n   t h e   D e s c r i p t i o n   f i e l d   o n l y . < / T o o l t i p T e x t > + 
+         < / T o o l t i p > + 
+         < T o o l t i p   c o l u m n = " S a l e s L i n e B u f f e r _ C u r r e n c y C o d e "   E l e m e n t I d = " 1 2 7 6 7 9 3 1 7 8 " > + 
+             < T o o l t i p T e x t   l a n g = " e n - U S " > S p e c i f i e s   t h e   c u r r e n c y   t h a t   i s   u s e d   o n   t h e   e n t r y . < / T o o l t i p T e x t > + 
+         < / T o o l t i p > + 
+         < T o o l t i p   c o l u m n = " S a l e s L i n e B u f f e r _ S a l e s O r d e r A m o u n t "   E l e m e n t I d = " 7 8 3 0 0 4 3 9 8 " > + 
+             < T o o l t i p T e x t   l a n g = " e n - U S " > S p e c i f i e s   t h e   s u m   o f   a m o u n t s   i n   t h e   L i n e   A m o u n t   f i e l d   o n   t h e   s a l e s   r e t u r n   o r d e r   l i n e s . < / T o o l t i p T e x t > + 
+         < / T o o l t i p > + 
+         < T o o l t i p   c o l u m n = " S a l e s L i n e B u f f e r _ S a l e s A m t O n O r d e r 1 "   E l e m e n t I d = " 1 9 0 3 1 1 5 3 1 8 " > + 
+             < T o o l t i p T e x t   l a n g = " e n - U S " > S p e c i f i e s   t h e   p r i c e   f o r   o n e   u n i t   o n   t h e   s a l e s   l i n e . < / T o o l t i p T e x t > + 
+         < / T o o l t i p > + 
+         < T o o l t i p   c o l u m n = " S a l e s L i n e B u f f e r _ S a l e s A m t O n O r d e r 5 "   E l e m e n t I d = " 6 4 7 6 7 1 1 5 0 " > + 
+             < T o o l t i p T e x t   l a n g = " e n - U S " > S p e c i f i e s   t h e   n e t   a m o u n t ,   e x c l u d i n g   a n y   i n v o i c e   d i s c o u n t   a m o u n t ,   t h a t   m u s t   b e   p a i d   f o r   p r o d u c t s   o n   t h e   l i n e . < / T o o l t i p T e x t > + 
+         < / T o o l t i p > + 
+     < / T o o l t i p s > + 
+     < C u s t o m e r   E l e m e n t T y p e = " D a t a I t e m "   E l e m e n t I d = " 1 5 2 5 1 9 1 9 9 " > + 
+         < A f t e r C a p t i o n   E l e m e n t T y p e = " C o l u m n "   E l e m e n t I d = " 1 5 9 8 9 5 9 1 "   D a t a T y p e = " L a b e l "   O b s o l e t e S t a t e = " P e n d i n g " > A f t e r C a p t i o n < / A f t e r C a p t i o n > + 
+         < A l l a m o u n t s a r e i n L C Y C a p t i o n   E l e m e n t T y p e = " C o l u m n "   E l e m e n t I d = " 2 3 3 2 7 8 9 8 2 "   D a t a T y p e = " L a b e l "   O b s o l e t e S t a t e = " P e n d i n g " > A l l a m o u n t s a r e i n L C Y C a p t i o n < / A l l a m o u n t s a r e i n L C Y C a p t i o n > + 
+         < A l l A m o u n t s A r e I n L C Y T x t   E l e m e n t T y p e = " C o l u m n "   E l e m e n t I d = " 2 0 4 7 3 7 7 3 6 4 "   D a t a T y p e = " T e x t " > A l l A m o u n t s A r e I n L C Y T x t < / A l l A m o u n t s A r e I n L C Y T x t > + 
+         < B e f o r e C a p t i o n   E l e m e n t T y p e = " C o l u m n "   E l e m e n t I d = " 1 6 4 6 6 0 5 7 0 "   D a t a T y p e = " L a b e l "   O b s o l e t e S t a t e = " P e n d i n g " > B e f o r e C a p t i o n < / B e f o r e C a p t i o n > + 
+         < C o m p a n y N a m e   E l e m e n t T y p e = " C o l u m n "   E l e m e n t I d = " 1 5 9 5 4 7 7 3 9 5 "   D a t a T y p e = " S t r i n g "   O b s o l e t e S t a t e = " P e n d i n g " > C o m p a n y N a m e < / C o m p a n y N a m e > + 
+         < C u s t F i l t e r   E l e m e n t T y p e = " C o l u m n "   E l e m e n t I d = " 2 3 9 4 8 9 4 8 4 "   D a t a T y p e = " T e x t " > C u s t F i l t e r < / C u s t F i l t e r > + 
+         < C u s t F i l t e r 1   E l e m e n t T y p e = " C o l u m n "   E l e m e n t I d = " 1 1 3 8 7 0 3 8 5 9 "   D a t a T y p e = " T e x t " > C u s t F i l t e r 1 < / C u s t F i l t e r 1 > + 
+         < C u s t o m e r N a m e C a p t i o n   E l e m e n t T y p e = " C o l u m n "   E l e m e n t I d = " 6 4 9 0 1 4 4 4 0 "   D a t a T y p e = " L a b e l "   O b s o l e t e S t a t e = " P e n d i n g " > C u s t o m e r N a m e C a p t i o n < / C u s t o m e r N a m e C a p t i o n > + 
+         < C u s t o m e r N o C a p t i o n   E l e m e n t T y p e = " C o l u m n "   E l e m e n t I d = " 1 0 9 8 4 2 4 9 2 2 "   D a t a T y p e = " L a b e l "   O b s o l e t e S t a t e = " P e n d i n g " > C u s t o m e r N o C a p t i o n < / C u s t o m e r N o C a p t i o n > + 
+         < C u s t o m e r O r d e r S u m m a r y C a p t i o n   E l e m e n t T y p e = " C o l u m n "   E l e m e n t I d = " 8 9 2 9 3 8 4 6 7 "   D a t a T y p e = " L a b e l "   O b s o l e t e S t a t e = " P e n d i n g " > C u s t o m e r O r d e r S u m m a r y C a p t i o n < / C u s t o m e r O r d e r S u m m a r y C a p t i o n > + 
+         < N o _ C u s t   E l e m e n t T y p e = " C o l u m n "   E l e m e n t I d = " 6 0 3 9 7 0 8 4 6 "   D a t a T y p e = " C o d e " > N o _ C u s t < / N o _ C u s t > + 
+         < O u t s t a n d i n g O r d e r s C a p t i o n   E l e m e n t T y p e = " C o l u m n "   E l e m e n t I d = " 4 0 2 0 3 5 3 3 2 "   D a t a T y p e = " L a b e l "   O b s o l e t e S t a t e = " P e n d i n g " > O u t s t a n d i n g O r d e r s C a p t i o n < / O u t s t a n d i n g O r d e r s C a p t i o n > + 
+         < P a g e N o C a p t i o n   E l e m e n t T y p e = " C o l u m n "   E l e m e n t I d = " 1 4 6 2 1 0 8 0 8 7 "   D a t a T y p e = " L a b e l "   O b s o l e t e S t a t e = " P e n d i n g " > P a g e N o C a p t i o n < / P a g e N o C a p t i o n > + 
+         < P e r i o d S t a r t D a t e 1   E l e m e n t T y p e = " C o l u m n "   E l e m e n t I d = " 1 9 2 5 9 9 9 9 6 5 "   D a t a T y p e = " S t r i n g " > P e r i o d S t a r t D a t e 1 < / P e r i o d S t a r t D a t e 1 > + 
+         < P e r i o d S t a r t D a t e 2   E l e m e n t T y p e = " C o l u m n "   E l e m e n t I d = " 1 7 3 1 2 7 0 7 1 4 "   D a t a T y p e = " S t r i n g " > P e r i o d S t a r t D a t e 2 < / P e r i o d S t a r t D a t e 2 > + 
+         < P e r i o d S t a r t D a t e 2 1   E l e m e n t T y p e = " C o l u m n "   E l e m e n t I d = " 1 0 5 1 2 7 2 6 2 5 "   D a t a T y p e = " S t r i n g " > P e r i o d S t a r t D a t e 2 1 < / P e r i o d S t a r t D a t e 2 1 > + 
+         < P e r i o d S t a r t D a t e 3   E l e m e n t T y p e = " C o l u m n "   E l e m e n t I d = " 1 0 9 3 5 7 4 0 9 7 "   D a t a T y p e = " S t r i n g " > P e r i o d S t a r t D a t e 3 < / P e r i o d S t a r t D a t e 3 > + 
+         < P e r i o d S t a r t D a t e 3 1   E l e m e n t T y p e = " C o l u m n "   E l e m e n t I d = " 1 1 5 5 5 0 0 6 2 2 "   D a t a T y p e = " S t r i n g " > P e r i o d S t a r t D a t e 3 1 < / P e r i o d S t a r t D a t e 3 1 > + 
+         < P e r i o d S t a r t D a t e 4 1   E l e m e n t T y p e = " C o l u m n "   E l e m e n t I d = " 5 3 6 7 4 4 6 4 9 "   D a t a T y p e = " S t r i n g " > P e r i o d S t a r t D a t e 4 1 < / P e r i o d S t a r t D a t e 4 1 > + 
+         < P r i n t A m o u n t s I n L C Y   E l e m e n t T y p e = " C o l u m n "   E l e m e n t I d = " 8 0 1 2 1 9 2 2 6 "   D a t a T y p e = " B o o l e a n " > P r i n t A m o u n t s I n L C Y < / P r i n t A m o u n t s I n L C Y > + 
+         < S a l e s A m t O n O r d e r L C Y 1   E l e m e n t T y p e = " C o l u m n "   E l e m e n t I d = " 1 5 1 9 0 6 0 1 1 5 "   D a t a T y p e = " D e c i m a l " > S a l e s A m t O n O r d e r L C Y 1 < / S a l e s A m t O n O r d e r L C Y 1 > + 
+         < S a l e s A m t O n O r d e r L C Y 2   E l e m e n t T y p e = " C o l u m n "   E l e m e n t I d = " 8 8 1 3 6 3 4 9 8 "   D a t a T y p e = " D e c i m a l " > S a l e s A m t O n O r d e r L C Y 2 < / S a l e s A m t O n O r d e r L C Y 2 > + 
+         < S a l e s A m t O n O r d e r L C Y 3   E l e m e n t T y p e = " C o l u m n "   E l e m e n t I d = " 2 4 3 6 6 6 8 8 1 "   D a t a T y p e = " D e c i m a l " > S a l e s A m t O n O r d e r L C Y 3 < / S a l e s A m t O n O r d e r L C Y 3 > + 
+         < S a l e s A m t O n O r d e r L C Y 4   E l e m e n t T y p e = " C o l u m n "   E l e m e n t I d = " 4 1 2 5 7 5 9 0 4 "   D a t a T y p e = " D e c i m a l " > S a l e s A m t O n O r d e r L C Y 4 < / S a l e s A m t O n O r d e r L C Y 4 > + 
+         < S a l e s A m t O n O r d e r L C Y 5   E l e m e n t T y p e = " C o l u m n "   E l e m e n t I d = " 2 2 5 1 2 0 7 1 3 "   D a t a T y p e = " D e c i m a l " > S a l e s A m t O n O r d e r L C Y 5 < / S a l e s A m t O n O r d e r L C Y 5 > + 
+         < S a l e s O r d e r A m o u n t L C Y   E l e m e n t T y p e = " C o l u m n "   E l e m e n t I d = " 7 1 8 5 3 0 9 9 3 "   D a t a T y p e = " D e c i m a l " > S a l e s O r d e r A m o u n t L C Y < / S a l e s O r d e r A m o u n t L C Y > + 
+         < T o t a l C a p t i o n   E l e m e n t T y p e = " C o l u m n "   E l e m e n t I d = " 7 0 7 1 0 2 6 9 5 "   D a t a T y p e = " L a b e l " > T o t a l C a p t i o n < / T o t a l C a p t i o n > + 
+         < T o t a l L C Y C a p t i o n   E l e m e n t T y p e = " C o l u m n "   E l e m e n t I d = " 2 2 2 5 1 5 5 6 7 "   D a t a T y p e = " L a b e l "   O b s o l e t e S t a t e = " P e n d i n g " > T o t a l L C Y C a p t i o n < / T o t a l L C Y C a p t i o n > + 
+         < S a l e s _ L i n e   E l e m e n t T y p e = " D a t a I t e m "   E l e m e n t I d = " 1 8 9 4 4 4 2 7 6 4 " > + 
+             < C u r r e n c y C o d e _ S a l e s L i n e   E l e m e n t T y p e = " C o l u m n "   E l e m e n t I d = " 4 5 8 4 1 7 3 0 2 "   D a t a T y p e = " C o d e " > C u r r e n c y C o d e _ S a l e s L i n e < / C u r r e n c y C o d e _ S a l e s L i n e > + 
+             < G r o u p N u m b e r   E l e m e n t T y p e = " C o l u m n "   E l e m e n t I d = " 1 1 2 0 2 1 1 4 0 1 "   D a t a T y p e = " I n t e g e r " > G r o u p N u m b e r < / G r o u p N u m b e r > + 
+             < N a m e _ C u s t   E l e m e n t T y p e = " C o l u m n "   E l e m e n t I d = " 1 3 8 0 5 0 6 7 2 4 "   D a t a T y p e = " T e x t " > N a m e _ C u s t < / N a m e _ C u s t > + 
+             < S a l e s A m t O n O r d e r 1   E l e m e n t T y p e = " C o l u m n "   E l e m e n t I d = " 4 1 2 9 6 8 2 5 3 "   D a t a T y p e = " D e c i m a l " > S a l e s A m t O n O r d e r 1 < / S a l e s A m t O n O r d e r 1 > + 
+             < S a l e s A m t O n O r d e r 2   E l e m e n t T y p e = " C o l u m n "   E l e m e n t I d = " 1 9 6 8 9 0 9 1 9 2 "   D a t a T y p e = " D e c i m a l " > S a l e s A m t O n O r d e r 2 < / S a l e s A m t O n O r d e r 2 > + 
+             < S a l e s A m t O n O r d e r 3   E l e m e n t T y p e = " C o l u m n "   E l e m e n t I d = " 1 6 8 8 3 6 1 4 8 7 "   D a t a T y p e = " D e c i m a l " > S a l e s A m t O n O r d e r 3 < / S a l e s A m t O n O r d e r 3 > + 
+             < S a l e s A m t O n O r d e r 4   E l e m e n t T y p e = " C o l u m n "   E l e m e n t I d = " 1 5 0 0 1 2 1 5 9 8 "   D a t a T y p e = " D e c i m a l " > S a l e s A m t O n O r d e r 4 < / S a l e s A m t O n O r d e r 4 > + 
+             < S a l e s A m t O n O r d e r 5   E l e m e n t T y p e = " C o l u m n "   E l e m e n t I d = " 2 1 3 7 8 1 8 2 1 5 "   D a t a T y p e = " D e c i m a l " > S a l e s A m t O n O r d e r 5 < / S a l e s A m t O n O r d e r 5 > + 
+             < S a l e s L i n e B i l l t o N o _ C u s t o m e r   E l e m e n t T y p e = " C o l u m n "   E l e m e n t I d = " 8 7 8 5 6 1 4 7 3 "   D a t a T y p e = " C o d e " > S a l e s L i n e B i l l t o N o _ C u s t o m e r < / S a l e s L i n e B i l l t o N o _ C u s t o m e r > + 
+             < S a l e s O r d e r A m o u n t   E l e m e n t T y p e = " C o l u m n "   E l e m e n t I d = " 1 8 6 7 1 0 4 9 8 3 "   D a t a T y p e = " D e c i m a l " > S a l e s O r d e r A m o u n t < / S a l e s O r d e r A m o u n t > + 
+         < / S a l e s _ L i n e > + 
+     < / C u s t o m e r > + 
+     < S a l e s L i n e B u f f e r _ I n t e g e r   E l e m e n t T y p e = " D a t a I t e m "   E l e m e n t I d = " 1 5 5 2 1 7 2 1 7 0 " > + 
+         < N u m b e r   E l e m e n t T y p e = " C o l u m n "   E l e m e n t I d = " 1 2 4 8 5 6 7 5 0 "   D a t a T y p e = " I n t e g e r " > N u m b e r < / N u m b e r > + 
+         < S a l e s L i n e B u f f e r _ B i l l t o C u s t o m e r N o   E l e m e n t T y p e = " C o l u m n "   E l e m e n t I d = " 2 8 6 0 4 5 8 0 9 "   D a t a T y p e = " C o d e " > S a l e s L i n e B u f f e r _ B i l l t o C u s t o m e r N o < / S a l e s L i n e B u f f e r _ B i l l t o C u s t o m e r N o > + 
+         < S a l e s L i n e B u f f e r _ C u r r e n c y C o d e   E l e m e n t T y p e = " C o l u m n "   E l e m e n t I d = " 1 2 7 6 7 9 3 1 7 8 "   D a t a T y p e = " C o d e " > S a l e s L i n e B u f f e r _ C u r r e n c y C o d e < / S a l e s L i n e B u f f e r _ C u r r e n c y C o d e > + 
+         < S a l e s L i n e B u f f e r _ C u s t o m e r N a m e   E l e m e n t T y p e = " C o l u m n "   E l e m e n t I d = " 1 3 2 9 6 0 9 3 9 3 "   D a t a T y p e = " T e x t " > S a l e s L i n e B u f f e r _ C u s t o m e r N a m e < / S a l e s L i n e B u f f e r _ C u s t o m e r N a m e > + 
+         < S a l e s L i n e B u f f e r _ S a l e s A m t O n O r d e r 1   E l e m e n t T y p e = " C o l u m n "   E l e m e n t I d = " 1 9 0 3 1 1 5 3 1 8 "   D a t a T y p e = " D e c i m a l " > S a l e s L i n e B u f f e r _ S a l e s A m t O n O r d e r 1 < / S a l e s L i n e B u f f e r _ S a l e s A m t O n O r d e r 1 > + 
+         < S a l e s L i n e B u f f e r _ S a l e s A m t O n O r d e r 2   E l e m e n t T y p e = " C o l u m n "   E l e m e n t I d = " 1 7 5 4 1 5 5 3 6 1 "   D a t a T y p e = " D e c i m a l " > S a l e s L i n e B u f f e r _ S a l e s A m t O n O r d e r 2 < / S a l e s L i n e B u f f e r _ S a l e s A m t O n O r d e r 2 > + 
+         < S a l e s L i n e B u f f e r _ S a l e s A m t O n O r d e r 3   E l e m e n t T y p e = " C o l u m n "   E l e m e n t I d = " 1 1 1 6 4 5 8 7 4 4 "   D a t a T y p e = " D e c i m a l " > S a l e s L i n e B u f f e r _ S a l e s A m t O n O r d e r 3 < / S a l e s L i n e B u f f e r _ S a l e s A m t O n O r d e r 3 > + 
+         < S a l e s L i n e B u f f e r _ S a l e s A m t O n O r d e r 4   E l e m e n t T y p e = " C o l u m n "   E l e m e n t I d = " 1 2 8 5 3 6 7 7 6 7 "   D a t a T y p e = " D e c i m a l " > S a l e s L i n e B u f f e r _ S a l e s A m t O n O r d e r 4 < / S a l e s L i n e B u f f e r _ S a l e s A m t O n O r d e r 4 > + 
+         < S a l e s L i n e B u f f e r _ S a l e s A m t O n O r d e r 5   E l e m e n t T y p e = " C o l u m n "   E l e m e n t I d = " 6 4 7 6 7 1 1 5 0 "   D a t a T y p e = " D e c i m a l " > S a l e s L i n e B u f f e r _ S a l e s A m t O n O r d e r 5 < / S a l e s L i n e B u f f e r _ S a l e s A m t O n O r d e r 5 > + 
+         < S a l e s L i n e B u f f e r _ S a l e s O r d e r A m o u n t   E l e m e n t T y p e = " C o l u m n "   E l e m e n t I d = " 7 8 3 0 0 4 3 9 8 "   D a t a T y p e = " D e c i m a l " > S a l e s L i n e B u f f e r _ S a l e s O r d e r A m o u n t < / S a l e s L i n e B u f f e r _ S a l e s O r d e r A m o u n t > + 
+     < / S a l e s L i n e B u f f e r _ I n t e g e r > + 
+     < T o t a l s   E l e m e n t T y p e = " D a t a I t e m "   E l e m e n t I d = " 1 8 2 3 9 5 0 0 4 4 " > + 
+         < T o t a l s _ S a l e s _ A m t _ O n _ O r d e r 1   E l e m e n t T y p e = " C o l u m n "   E l e m e n t I d = " 1 6 0 9 4 9 5 3 6 6 "   D a t a T y p e = " D e c i m a l " > T o t a l s _ S a l e s _ A m t _ O n _ O r d e r 1 < / T o t a l s _ S a l e s _ A m t _ O n _ O r d e r 1 > + 
+         < T o t a l s _ S a l e s _ A m t _ O n _ O r d e r 2   E l e m e n t T y p e = " C o l u m n "   E l e m e n t I d = " 2 0 4 7 7 7 5 3 1 3 "   D a t a T y p e = " D e c i m a l " > T o t a l s _ S a l e s _ A m t _ O n _ O r d e r 2 < / T o t a l s _ S a l e s _ A m t _ O n _ O r d e r 2 > + 
+         < T o t a l s _ S a l e s _ A m t _ O n _ O r d e r 3   E l e m e n t T y p e = " C o l u m n "   E l e m e n t I d = " 1 4 1 0 0 7 8 6 9 6 "   D a t a T y p e = " D e c i m a l " > T o t a l s _ S a l e s _ A m t _ O n _ O r d e r 3 < / T o t a l s _ S a l e s _ A m t _ O n _ O r d e r 3 > + 
+         < T o t a l s _ S a l e s _ A m t _ O n _ O r d e r 4   E l e m e n t T y p e = " C o l u m n "   E l e m e n t I d = " 1 5 7 8 9 8 7 7 1 9 "   D a t a T y p e = " D e c i m a l " > T o t a l s _ S a l e s _ A m t _ O n _ O r d e r 4 < / T o t a l s _ S a l e s _ A m t _ O n _ O r d e r 4 > + 
+         < T o t a l s _ S a l e s _ A m t _ O n _ O r d e r 5   E l e m e n t T y p e = " C o l u m n "   E l e m e n t I d = " 9 4 1 2 9 1 1 0 2 "   D a t a T y p e = " D e c i m a l " > T o t a l s _ S a l e s _ A m t _ O n _ O r d e r 5 < / T o t a l s _ S a l e s _ A m t _ O n _ O r d e r 5 > + 
+         < T o t a l s _ S a l e s _ O r d e r _ A m o u n t   E l e m e n t T y p e = " C o l u m n "   E l e m e n t I d = " 1 8 7 7 0 4 2 9 6 7 "   D a t a T y p e = " D e c i m a l " > T o t a l s _ S a l e s _ O r d e r _ A m o u n t < / T o t a l s _ S a l e s _ O r d e r _ A m o u n t > + 
+         < T o t a l s _ T o t a l T e x t   E l e m e n t T y p e = " C o l u m n "   E l e m e n t I d = " 8 0 3 7 7 1 4 2 8 "   D a t a T y p e = " T e x t " > T o t a l s _ T o t a l T e x t < / T o t a l s _ T o t a l T e x t > + 
+     < / T o t a l s > + 
+ < / N a v W o r d R e p o r t X m l P a r t > 
 </file>
 
 <file path=customXml/itemProps2.xml><?xml version="1.0" encoding="utf-8"?>

--- a/src/Layers/W1/BaseApp/Sales/Reports/CustomerOrderSummary.docx
+++ b/src/Layers/W1/BaseApp/Sales/Reports/CustomerOrderSummary.docx
@@ -4954,6 +4954,8 @@
  
              < R e p o r t N a m e > R e p o r t   N a m e < / R e p o r t N a m e >   
+             < R e p o r t C a p t i o n > R e p o r t   C a p t i o n < / R e p o r t C a p t i o n > + 
              < A b o u t T h i s R e p o r t T i t l e > A b o u t   T h i s   R e p o r t   T i t l e < / A b o u t T h i s R e p o r t T i t l e >   
              < A b o u t T h i s R e p o r t T e x t > A b o u t   T h i s   R e p o r t   T e x t < / A b o u t T h i s R e p o r t T e x t > @@ -5008,21 +5010,21 @@
  
              < C o m p a n y A d d r e s s L i n e s >   
-                 < C o m p a n y A d d r e s s L i n e > C o m p a n y   A d d r e s s   L i n e   1 < / C o m p a n y A d d r e s s L i n e > - 
-                 < C o m p a n y A d d r e s s L i n e > C o m p a n y   A d d r e s s   L i n e   2 < / C o m p a n y A d d r e s s L i n e > - 
-                 < C o m p a n y A d d r e s s L i n e > C o m p a n y   A d d r e s s   L i n e   3 < / C o m p a n y A d d r e s s L i n e > - 
-                 < C o m p a n y A d d r e s s L i n e > C o m p a n y   A d d r e s s   L i n e   4 < / C o m p a n y A d d r e s s L i n e > - 
-                 < C o m p a n y A d d r e s s L i n e > C o m p a n y   A d d r e s s   L i n e   5 < / C o m p a n y A d d r e s s L i n e > - 
-                 < C o m p a n y A d d r e s s L i n e > C o m p a n y   A d d r e s s   L i n e   6 < / C o m p a n y A d d r e s s L i n e > - 
-                 < C o m p a n y A d d r e s s L i n e > C o m p a n y   A d d r e s s   L i n e   7 < / C o m p a n y A d d r e s s L i n e > - 
-                 < C o m p a n y A d d r e s s L i n e > C o m p a n y   A d d r e s s   L i n e   8 < / C o m p a n y A d d r e s s L i n e > +                 < C o m p a n y A d d r e s s L i n e 1 > C o m p a n y   A d d r e s s   L i n e   1 < / C o m p a n y A d d r e s s L i n e 1 > + 
+                 < C o m p a n y A d d r e s s L i n e 2 > C o m p a n y   A d d r e s s   L i n e   2 < / C o m p a n y A d d r e s s L i n e 2 > + 
+                 < C o m p a n y A d d r e s s L i n e 3 > C o m p a n y   A d d r e s s   L i n e   3 < / C o m p a n y A d d r e s s L i n e 3 > + 
+                 < C o m p a n y A d d r e s s L i n e 4 > C o m p a n y   A d d r e s s   L i n e   4 < / C o m p a n y A d d r e s s L i n e 4 > + 
+                 < C o m p a n y A d d r e s s L i n e 5 > C o m p a n y   A d d r e s s   L i n e   5 < / C o m p a n y A d d r e s s L i n e 5 > + 
+                 < C o m p a n y A d d r e s s L i n e 6 > C o m p a n y   A d d r e s s   L i n e   6 < / C o m p a n y A d d r e s s L i n e 6 > + 
+                 < C o m p a n y A d d r e s s L i n e 7 > C o m p a n y   A d d r e s s   L i n e   7 < / C o m p a n y A d d r e s s L i n e 7 > + 
+                 < C o m p a n y A d d r e s s L i n e 8 > C o m p a n y   A d d r e s s   L i n e   8 < / C o m p a n y A d d r e s s L i n e 8 >   
              < / C o m p a n y A d d r e s s L i n e s >   
@@ -5309,6 +5311,8 @@
  
              < R e p o r t N a m e > R e p o r t   N a m e < / R e p o r t N a m e >   
+             < R e p o r t C a p t i o n > R e p o r t   C a p t i o n < / R e p o r t C a p t i o n > + 
              < A b o u t T h i s R e p o r t T i t l e > A b o u t   T h i s   R e p o r t   T i t l e < / A b o u t T h i s R e p o r t T i t l e >   
              < A b o u t T h i s R e p o r t T e x t > A b o u t   T h i s   R e p o r t   T e x t < / A b o u t T h i s R e p o r t T e x t > @@ -5363,21 +5367,21 @@
  
              < C o m p a n y A d d r e s s L i n e s >   
-                 < C o m p a n y A d d r e s s L i n e > C o m p a n y   A d d r e s s   L i n e   1 < / C o m p a n y A d d r e s s L i n e > - 
-                 < C o m p a n y A d d r e s s L i n e > C o m p a n y   A d d r e s s   L i n e   2 < / C o m p a n y A d d r e s s L i n e > - 
-                 < C o m p a n y A d d r e s s L i n e > C o m p a n y   A d d r e s s   L i n e   3 < / C o m p a n y A d d r e s s L i n e > - 
-                 < C o m p a n y A d d r e s s L i n e > C o m p a n y   A d d r e s s   L i n e   4 < / C o m p a n y A d d r e s s L i n e > - 
-                 < C o m p a n y A d d r e s s L i n e > C o m p a n y   A d d r e s s   L i n e   5 < / C o m p a n y A d d r e s s L i n e > - 
-                 < C o m p a n y A d d r e s s L i n e > C o m p a n y   A d d r e s s   L i n e   6 < / C o m p a n y A d d r e s s L i n e > - 
-                 < C o m p a n y A d d r e s s L i n e > C o m p a n y   A d d r e s s   L i n e   7 < / C o m p a n y A d d r e s s L i n e > - 
-                 < C o m p a n y A d d r e s s L i n e > C o m p a n y   A d d r e s s   L i n e   8 < / C o m p a n y A d d r e s s L i n e > +                 < C o m p a n y A d d r e s s L i n e 1 > C o m p a n y   A d d r e s s   L i n e   1 < / C o m p a n y A d d r e s s L i n e 1 > + 
+                 < C o m p a n y A d d r e s s L i n e 2 > C o m p a n y   A d d r e s s   L i n e   2 < / C o m p a n y A d d r e s s L i n e 2 > + 
+                 < C o m p a n y A d d r e s s L i n e 3 > C o m p a n y   A d d r e s s   L i n e   3 < / C o m p a n y A d d r e s s L i n e 3 > + 
+                 < C o m p a n y A d d r e s s L i n e 4 > C o m p a n y   A d d r e s s   L i n e   4 < / C o m p a n y A d d r e s s L i n e 4 > + 
+                 < C o m p a n y A d d r e s s L i n e 5 > C o m p a n y   A d d r e s s   L i n e   5 < / C o m p a n y A d d r e s s L i n e 5 > + 
+                 < C o m p a n y A d d r e s s L i n e 6 > C o m p a n y   A d d r e s s   L i n e   6 < / C o m p a n y A d d r e s s L i n e 6 > + 
+                 < C o m p a n y A d d r e s s L i n e 7 > C o m p a n y   A d d r e s s   L i n e   7 < / C o m p a n y A d d r e s s L i n e 7 > + 
+                 < C o m p a n y A d d r e s s L i n e 8 > C o m p a n y   A d d r e s s   L i n e   8 < / C o m p a n y A d d r e s s L i n e 8 >   
              < / C o m p a n y A d d r e s s L i n e s >   

--- a/src/Layers/W1/BaseApp/Sales/Reports/CustomerOrderSummary.docx
+++ b/src/Layers/W1/BaseApp/Sales/Reports/CustomerOrderSummary.docx
@@ -4934,770 +4934,144 @@
 <b:Sources xmlns:b="http://schemas.openxmlformats.org/officeDocument/2006/bibliography" xmlns="http://schemas.openxmlformats.org/officeDocument/2006/bibliography" SelectedStyle="\APASixthEditionOfficeOnline.xsl" StyleName="APA" Version="6"/>
 </file>
 
-<file path=customXml/item3.xml>��< ? x m l   v e r s i o n = " 1 . 0 "   e n c o d i n g = " u t f - 1 6 " ? > - 
- < N a v W o r d R e p o r t X m l P a r t   x m l n s = " u r n : m i c r o s o f t - d y n a m i c s - n a v / r e p o r t s / C u s t o m e r _ O r d e r _ S u m m a r y / 1 0 7 / " > - 
-     < B C R e p o r t I n f o r m a t i o n > - 
-         < R e p o r t M e t a d a t a > - 
-             < E x t e n s i o n I d > E x t e n s i o n   I D < / E x t e n s i o n I d > - 
-             < E x t e n s i o n N a m e > E x t e n s i o n   N a m e < / E x t e n s i o n N a m e > - 
-             < E x t e n s i o n P u b l i s h e r > E x t e n s i o n   P u b l i s h e r < / E x t e n s i o n P u b l i s h e r > - 
-             < E x t e n s i o n V e r s i o n > E x t e n s i o n   V e r s i o n < / E x t e n s i o n V e r s i o n > - 
-             < R e p o r t I d > R e p o r t   I D < / R e p o r t I d > - 
-             < R e p o r t N a m e > R e p o r t   N a m e < / R e p o r t N a m e > - 
-             < R e p o r t C a p t i o n > R e p o r t   C a p t i o n < / R e p o r t C a p t i o n > - 
-             < A b o u t T h i s R e p o r t T i t l e > A b o u t   T h i s   R e p o r t   T i t l e < / A b o u t T h i s R e p o r t T i t l e > - 
-             < A b o u t T h i s R e p o r t T e x t > A b o u t   T h i s   R e p o r t   T e x t < / A b o u t T h i s R e p o r t T e x t > - 
-             < R e p o r t H e l p L i n k > R e p o r t   H e l p   L i n k < / R e p o r t H e l p L i n k > - 
-         < / R e p o r t M e t a d a t a > - 
-         < R e p o r t R e q u e s t > - 
-             < T e n a n t E n t r a I d > T e n a n t   E n t r a   I d < / T e n a n t E n t r a I d > - 
-             < E n v i r o n m e n t N a m e > E n v i r o n m e n t   N a m e < / E n v i r o n m e n t N a m e > - 
-             < E n v i r o n m e n t T y p e > E n v i r o n m e n t   T y p e < / E n v i r o n m e n t T y p e > - 
-             < C o m p a n y N a m e > C o m p a n y   N a m e < / C o m p a n y N a m e > - 
-             < C o m p a n y D i s p l a y N a m e > C o m p a n y   D i s p l a y   N a m e < / C o m p a n y D i s p l a y N a m e > - 
-             < C o m p a n y I d > C o m p a n y   I D < / C o m p a n y I d > - 
-             < U s e r N a m e > U s e r   N a m e < / U s e r N a m e > - 
-             < D a t e A n d T i m e > D a t e   a n d   T i m e < / D a t e A n d T i m e > - 
-             < L a n g u a g e > L a n g u a g e < / L a n g u a g e > - 
-             < F o r m a t R e g i o n > F o r m a t   R e g i o n < / F o r m a t R e g i o n > - 
-             < D a t e T i m e V a l u e s > - 
-                 < Y e a r > Y e a r < / Y e a r > - 
-                 < M o n t h N u m b e r > M o n t h   N u m b e r < / M o n t h N u m b e r > - 
-                 < D a y N u m b e r > D a y   N u m b e r < / D a y N u m b e r > - 
-                 < H o u r > H o u r < / H o u r > - 
-                 < M i n u t e > M i n u t e < / M i n u t e > - 
-             < / D a t e T i m e V a l u e s > - 
-         < / R e p o r t R e q u e s t > - 
-         < C o m p a n y M e t a d a t a > - 
-             < C o m p a n y N a m e > C o m p a n y   N a m e < / C o m p a n y N a m e > - 
-             < C o m p a n y D i s p l a y N a m e > C o m p a n y   D i s p l a y   N a m e < / C o m p a n y D i s p l a y N a m e > - 
-             < C o m p a n y A d d r e s s L i n e s > - 
-                 < C o m p a n y A d d r e s s L i n e 1 > C o m p a n y   A d d r e s s   L i n e   1 < / C o m p a n y A d d r e s s L i n e 1 > - 
-                 < C o m p a n y A d d r e s s L i n e 2 > C o m p a n y   A d d r e s s   L i n e   2 < / C o m p a n y A d d r e s s L i n e 2 > - 
-                 < C o m p a n y A d d r e s s L i n e 3 > C o m p a n y   A d d r e s s   L i n e   3 < / C o m p a n y A d d r e s s L i n e 3 > - 
-                 < C o m p a n y A d d r e s s L i n e 4 > C o m p a n y   A d d r e s s   L i n e   4 < / C o m p a n y A d d r e s s L i n e 4 > - 
-                 < C o m p a n y A d d r e s s L i n e 5 > C o m p a n y   A d d r e s s   L i n e   5 < / C o m p a n y A d d r e s s L i n e 5 > - 
-                 < C o m p a n y A d d r e s s L i n e 6 > C o m p a n y   A d d r e s s   L i n e   6 < / C o m p a n y A d d r e s s L i n e 6 > - 
-                 < C o m p a n y A d d r e s s L i n e 7 > C o m p a n y   A d d r e s s   L i n e   7 < / C o m p a n y A d d r e s s L i n e 7 > - 
-                 < C o m p a n y A d d r e s s L i n e 8 > C o m p a n y   A d d r e s s   L i n e   8 < / C o m p a n y A d d r e s s L i n e 8 > - 
-             < / C o m p a n y A d d r e s s L i n e s > - 
-             < C o m p a n y P h o n e > C o m p a n y   P h o n e < / C o m p a n y P h o n e > - 
-             < C o m p a n y P h o n e C a p t i o n > C o m p a n y   P h o n e   C a p t i o n < / C o m p a n y P h o n e C a p t i o n > - 
-             < C o m p a n y F a x N o > C o m p a n y   F a x   N o . < / C o m p a n y F a x N o > - 
-             < C o m p a n y F a x N o C a p t i o n > C o m p a n y   F a x   N o .   C a p t i o n < / C o m p a n y F a x N o C a p t i o n > - 
-             < C o m p a n y E m a i l > C o m p a n y   E m a i l < / C o m p a n y E m a i l > - 
-             < C o m p a n y E m a i l C a p t i o n > C o m p a n y   E m a i l   C a p t i o n < / C o m p a n y E m a i l C a p t i o n > - 
-             < C o m p a n y H o m e P a g e > C o m p a n y   H o m e   P a g e < / C o m p a n y H o m e P a g e > - 
-             < C o m p a n y H o m e P a g e C a p t i o n > C o m p a n y   H o m e   P a g e   C a p t i o n < / C o m p a n y H o m e P a g e C a p t i o n > - 
-             < C o m p a n y L o g o > C o m p a n y   L o g o < / C o m p a n y L o g o > - 
-             < C o m p a n y V A T R e g i s t r a t i o n N o > C o m p a n y   V A T   R e g i s t r a t i o n   N o . < / C o m p a n y V A T R e g i s t r a t i o n N o > - 
-             < C o m p a n y V A T R e g i s t r a t i o n N o C a p t i o n > C o m p a n y   V A T   R e g i s t r a t i o n   N o .   C a p t i o n < / C o m p a n y V A T R e g i s t r a t i o n N o C a p t i o n > - 
-             < C o m p a n y R e g i s t r a t i o n N o > C o m p a n y   R e g i s t r a t i o n   N o . < / C o m p a n y R e g i s t r a t i o n N o > - 
-             < C o m p a n y R e g i s t r a t i o n N o C a p t i o n > C o m p a n y   R e g i s t r a t i o n   N o .   C a p t i o n < / C o m p a n y R e g i s t r a t i o n N o C a p t i o n > - 
-             < C o m p a n y B a n k N a m e > C o m p a n y   B a n k   N a m e < / C o m p a n y B a n k N a m e > - 
-             < C o m p a n y B a n k N a m e C a p t i o n > C o m p a n y   B a n k   N a m e   C a p t i o n < / C o m p a n y B a n k N a m e C a p t i o n > - 
-             < C o m p a n y B a n k A c c o u n t N o > C o m p a n y   B a n k   A c c o u n t   N o . < / C o m p a n y B a n k A c c o u n t N o > - 
-             < C o m p a n y B a n k A c c o u n t N o C a p t i o n > C o m p a n y   B a n k   A c c o u n t   N o .   C a p t i o n < / C o m p a n y B a n k A c c o u n t N o C a p t i o n > - 
-             < C o m p a n y B a n k B r a n c h N o > C o m p a n y   B a n k   B r a n c h   N o . < / C o m p a n y B a n k B r a n c h N o > - 
-             < C o m p a n y B a n k B r a n c h N o C a p t i o n > C o m p a n y   B a n k   B r a n c h   N o .   C a p t i o n < / C o m p a n y B a n k B r a n c h N o C a p t i o n > - 
-             < C o m p a n y I B A N > C o m p a n y   I B A N < / C o m p a n y I B A N > - 
-             < C o m p a n y I B A N C a p t i o n > C o m p a n y   I B A N   C a p t i o n < / C o m p a n y I B A N C a p t i o n > - 
-             < C o m p a n y B a n k S W I F T > C o m p a n y   B a n k   S W I F T < / C o m p a n y B a n k S W I F T > - 
-             < C o m p a n y B a n k S W I F T C a p t i o n > C o m p a n y   B a n k   S W I F T   C a p t i o n < / C o m p a n y B a n k S W I F T C a p t i o n > - 
-             < C o m p a n y G i r o N o > C o m p a n y   G i r o   N o . < / C o m p a n y G i r o N o > - 
-             < C o m p a n y G i r o N o C a p t i o n > C o m p a n y   G i r o   N o .   C a p t i o n < / C o m p a n y G i r o N o C a p t i o n > - 
-         < / C o m p a n y M e t a d a t a > - 
-     < / B C R e p o r t I n f o r m a t i o n > - 
-     < L a b e l s > - 
-         < A b o u t T h e R e p o r t L a b e l > A b o u t T h e R e p o r t L a b e l < / A b o u t T h e R e p o r t L a b e l > - 
-         < A f t e r 1 L b l > A f t e r 1 L b l < / A f t e r 1 L b l > - 
-         < A f t e r L b l > A f t e r L b l < / A f t e r L b l > - 
-         < B e f o r e 1 L b l > B e f o r e 1 L b l < / B e f o r e 1 L b l > - 
-         < B e f o r e L b l > B e f o r e L b l < / B e f o r e L b l > - 
-         < C o m p a n y L a b e l > C o m p a n y L a b e l < / C o m p a n y L a b e l > - 
-         < C u r r e n c y C o d e _ S a l e s L i n e C a p t i o n > C u r r e n c y C o d e _ S a l e s L i n e C a p t i o n < / C u r r e n c y C o d e _ S a l e s L i n e C a p t i o n > - 
-         < C u s t o m e r N a m e L b l > C u s t o m e r N a m e L b l < / C u s t o m e r N a m e L b l > - 
-         < C u s t o m e r N o L b l > C u s t o m e r N o L b l < / C u s t o m e r N o L b l > - 
-         < C u s t o m e r O r d e r S u m m a r y > C u s t o m e r O r d e r S u m m a r y < / C u s t o m e r O r d e r S u m m a r y > - 
-         < C u s t o m e r O r d e r S u m m a r y A n a l y s i s > C u s t o m e r O r d e r S u m m a r y A n a l y s i s < / C u s t o m e r O r d e r S u m m a r y A n a l y s i s > - 
-         < C u s t o m e r O r d e r S u m m a r y P r i n t > C u s t o m e r O r d e r S u m m a r y P r i n t < / C u s t o m e r O r d e r S u m m a r y P r i n t > - 
-         < C u s t O r d e r S u m m a r y L C Y P r i n t > C u s t O r d e r S u m m a r y L C Y P r i n t < / C u s t O r d e r S u m m a r y L C Y P r i n t > - 
-         < D a t a R e t r i e v e d > D a t a R e t r i e v e d < / D a t a R e t r i e v e d > - 
-         < D o c u m e n t a t i o n L a b e l > D o c u m e n t a t i o n L a b e l < / D o c u m e n t a t i o n L a b e l > - 
-         < E n v i r o n m e n t L a b e l > E n v i r o n m e n t L a b e l < / E n v i r o n m e n t L a b e l > - 
-         < N a m e _ C u s t C a p t i o n > N a m e _ C u s t C a p t i o n < / N a m e _ C u s t C a p t i o n > - 
-         < O u t s t a n d i n g O r d e r s L b l > O u t s t a n d i n g O r d e r s L b l < / O u t s t a n d i n g O r d e r s L b l > - 
-         < P e r i o d 2 E n d D a t e L b l > P e r i o d 2 E n d D a t e L b l < / P e r i o d 2 E n d D a t e L b l > - 
-         < P e r i o d 2 S t a r t D a t e L b l > P e r i o d 2 S t a r t D a t e L b l < / P e r i o d 2 S t a r t D a t e L b l > - 
-         < P e r i o d 3 E n d D a t e L b l > P e r i o d 3 E n d D a t e L b l < / P e r i o d 3 E n d D a t e L b l > - 
-         < P e r i o d 3 S t a r t D a t e L b l > P e r i o d 3 S t a r t D a t e L b l < / P e r i o d 3 S t a r t D a t e L b l > - 
-         < P e r i o d 4 E n d D a t e L b l > P e r i o d 4 E n d D a t e L b l < / P e r i o d 4 E n d D a t e L b l > - 
-         < P e r i o d 4 S t a r t D a t e L b l > P e r i o d 4 S t a r t D a t e L b l < / P e r i o d 4 S t a r t D a t e L b l > - 
-         < P o s t i n g D a t e F i l t e r L a b e l > P o s t i n g D a t e F i l t e r L a b e l < / P o s t i n g D a t e F i l t e r L a b e l > - 
-         < R e p o r t N a m e L a b e l > R e p o r t N a m e L a b e l < / R e p o r t N a m e L a b e l > - 
-         < R u n O n L a b e l > R u n O n L a b e l < / R u n O n L a b e l > - 
-         < S a l e s A m t O n O r d e r 2 L b l > S a l e s A m t O n O r d e r 2 L b l < / S a l e s A m t O n O r d e r 2 L b l > - 
-         < S a l e s A m t O n O r d e r 3 L b l > S a l e s A m t O n O r d e r 3 L b l < / S a l e s A m t O n O r d e r 3 L b l > - 
-         < S a l e s A m t O n O r d e r 4 L b l > S a l e s A m t O n O r d e r 4 L b l < / S a l e s A m t O n O r d e r 4 L b l > - 
-         < S a l e s A m t O n O r d e r L C Y 2 L b l > S a l e s A m t O n O r d e r L C Y 2 L b l < / S a l e s A m t O n O r d e r L C Y 2 L b l > - 
-         < S a l e s A m t O n O r d e r L C Y 3 L b l > S a l e s A m t O n O r d e r L C Y 3 L b l < / S a l e s A m t O n O r d e r L C Y 3 L b l > - 
-         < S a l e s A m t O n O r d e r L C Y 4 L b l > S a l e s A m t O n O r d e r L C Y 4 L b l < / S a l e s A m t O n O r d e r L C Y 4 L b l > - 
-         < S a l e s L i n e B i l l t o N o _ C u s t o m e r C a p t i o n > S a l e s L i n e B i l l t o N o _ C u s t o m e r C a p t i o n < / S a l e s L i n e B i l l t o N o _ C u s t o m e r C a p t i o n > - 
-         < S t a r t i n g D a t e L b l > S t a r t i n g D a t e L b l < / S t a r t i n g D a t e L b l > - 
-         < T o t a l C a p t i o n L b l > T o t a l C a p t i o n L b l < / T o t a l C a p t i o n L b l > - 
-         < T o t a l L C Y C a p t i o n L b l > T o t a l L C Y C a p t i o n L b l < / T o t a l L C Y C a p t i o n L b l > - 
-         < U s e r L a b e l > U s e r L a b e l < / U s e r L a b e l > - 
-     < / L a b e l s > - 
-     < C u s t o m e r > - 
-         < A f t e r C a p t i o n > A f t e r C a p t i o n < / A f t e r C a p t i o n > - 
-         < A l l a m o u n t s a r e i n L C Y C a p t i o n > A l l a m o u n t s a r e i n L C Y C a p t i o n < / A l l a m o u n t s a r e i n L C Y C a p t i o n > - 
-         < A l l A m o u n t s A r e I n L C Y T x t > A l l A m o u n t s A r e I n L C Y T x t < / A l l A m o u n t s A r e I n L C Y T x t > - 
-         < B e f o r e C a p t i o n > B e f o r e C a p t i o n < / B e f o r e C a p t i o n > - 
-         < C o m p a n y N a m e > C o m p a n y N a m e < / C o m p a n y N a m e > - 
-         < C u s t F i l t e r > C u s t F i l t e r < / C u s t F i l t e r > - 
-         < C u s t F i l t e r 1 > C u s t F i l t e r 1 < / C u s t F i l t e r 1 > - 
-         < C u s t o m e r N a m e C a p t i o n > C u s t o m e r N a m e C a p t i o n < / C u s t o m e r N a m e C a p t i o n > - 
-         < C u s t o m e r N o C a p t i o n > C u s t o m e r N o C a p t i o n < / C u s t o m e r N o C a p t i o n > - 
-         < C u s t o m e r O r d e r S u m m a r y C a p t i o n > C u s t o m e r O r d e r S u m m a r y C a p t i o n < / C u s t o m e r O r d e r S u m m a r y C a p t i o n > - 
-         < N o _ C u s t > N o _ C u s t < / N o _ C u s t > - 
-         < O u t s t a n d i n g O r d e r s C a p t i o n > O u t s t a n d i n g O r d e r s C a p t i o n < / O u t s t a n d i n g O r d e r s C a p t i o n > - 
-         < P a g e N o C a p t i o n > P a g e N o C a p t i o n < / P a g e N o C a p t i o n > - 
-         < P e r i o d S t a r t D a t e 1 > P e r i o d S t a r t D a t e 1 < / P e r i o d S t a r t D a t e 1 > - 
-         < P e r i o d S t a r t D a t e 2 > P e r i o d S t a r t D a t e 2 < / P e r i o d S t a r t D a t e 2 > - 
-         < P e r i o d S t a r t D a t e 2 1 > P e r i o d S t a r t D a t e 2 1 < / P e r i o d S t a r t D a t e 2 1 > - 
-         < P e r i o d S t a r t D a t e 3 > P e r i o d S t a r t D a t e 3 < / P e r i o d S t a r t D a t e 3 > - 
-         < P e r i o d S t a r t D a t e 3 1 > P e r i o d S t a r t D a t e 3 1 < / P e r i o d S t a r t D a t e 3 1 > - 
-         < P e r i o d S t a r t D a t e 4 1 > P e r i o d S t a r t D a t e 4 1 < / P e r i o d S t a r t D a t e 4 1 > - 
-         < P r i n t A m o u n t s I n L C Y > P r i n t A m o u n t s I n L C Y < / P r i n t A m o u n t s I n L C Y > - 
-         < S a l e s A m t O n O r d e r L C Y 1 > S a l e s A m t O n O r d e r L C Y 1 < / S a l e s A m t O n O r d e r L C Y 1 > - 
-         < S a l e s A m t O n O r d e r L C Y 2 > S a l e s A m t O n O r d e r L C Y 2 < / S a l e s A m t O n O r d e r L C Y 2 > - 
-         < S a l e s A m t O n O r d e r L C Y 3 > S a l e s A m t O n O r d e r L C Y 3 < / S a l e s A m t O n O r d e r L C Y 3 > - 
-         < S a l e s A m t O n O r d e r L C Y 4 > S a l e s A m t O n O r d e r L C Y 4 < / S a l e s A m t O n O r d e r L C Y 4 > - 
-         < S a l e s A m t O n O r d e r L C Y 5 > S a l e s A m t O n O r d e r L C Y 5 < / S a l e s A m t O n O r d e r L C Y 5 > - 
-         < S a l e s O r d e r A m o u n t L C Y > S a l e s O r d e r A m o u n t L C Y < / S a l e s O r d e r A m o u n t L C Y > - 
-         < T o t a l C a p t i o n > T o t a l C a p t i o n < / T o t a l C a p t i o n > - 
-         < T o t a l L C Y C a p t i o n > T o t a l L C Y C a p t i o n < / T o t a l L C Y C a p t i o n > - 
-         < S a l e s _ L i n e > - 
-             < C u r r e n c y C o d e _ S a l e s L i n e > C u r r e n c y C o d e _ S a l e s L i n e < / C u r r e n c y C o d e _ S a l e s L i n e > - 
-             < G r o u p N u m b e r > G r o u p N u m b e r < / G r o u p N u m b e r > - 
-             < N a m e _ C u s t > N a m e _ C u s t < / N a m e _ C u s t > - 
-             < S a l e s A m t O n O r d e r 1 > S a l e s A m t O n O r d e r 1 < / S a l e s A m t O n O r d e r 1 > - 
-             < S a l e s A m t O n O r d e r 2 > S a l e s A m t O n O r d e r 2 < / S a l e s A m t O n O r d e r 2 > - 
-             < S a l e s A m t O n O r d e r 3 > S a l e s A m t O n O r d e r 3 < / S a l e s A m t O n O r d e r 3 > - 
-             < S a l e s A m t O n O r d e r 4 > S a l e s A m t O n O r d e r 4 < / S a l e s A m t O n O r d e r 4 > - 
-             < S a l e s A m t O n O r d e r 5 > S a l e s A m t O n O r d e r 5 < / S a l e s A m t O n O r d e r 5 > - 
-             < S a l e s L i n e B i l l t o N o _ C u s t o m e r > S a l e s L i n e B i l l t o N o _ C u s t o m e r < / S a l e s L i n e B i l l t o N o _ C u s t o m e r > - 
-             < S a l e s O r d e r A m o u n t > S a l e s O r d e r A m o u n t < / S a l e s O r d e r A m o u n t > - 
-         < / S a l e s _ L i n e > - 
-     < / C u s t o m e r > - 
-     < S a l e s L i n e B u f f e r _ I n t e g e r > - 
-         < N u m b e r > N u m b e r < / N u m b e r > - 
-         < S a l e s L i n e B u f f e r _ B i l l t o C u s t o m e r N o > S a l e s L i n e B u f f e r _ B i l l t o C u s t o m e r N o < / S a l e s L i n e B u f f e r _ B i l l t o C u s t o m e r N o > - 
-         < S a l e s L i n e B u f f e r _ C u r r e n c y C o d e > S a l e s L i n e B u f f e r _ C u r r e n c y C o d e < / S a l e s L i n e B u f f e r _ C u r r e n c y C o d e > - 
-         < S a l e s L i n e B u f f e r _ C u s t o m e r N a m e > S a l e s L i n e B u f f e r _ C u s t o m e r N a m e < / S a l e s L i n e B u f f e r _ C u s t o m e r N a m e > - 
-         < S a l e s L i n e B u f f e r _ S a l e s A m t O n O r d e r 1 > S a l e s L i n e B u f f e r _ S a l e s A m t O n O r d e r 1 < / S a l e s L i n e B u f f e r _ S a l e s A m t O n O r d e r 1 > - 
-         < S a l e s L i n e B u f f e r _ S a l e s A m t O n O r d e r 2 > S a l e s L i n e B u f f e r _ S a l e s A m t O n O r d e r 2 < / S a l e s L i n e B u f f e r _ S a l e s A m t O n O r d e r 2 > - 
-         < S a l e s L i n e B u f f e r _ S a l e s A m t O n O r d e r 3 > S a l e s L i n e B u f f e r _ S a l e s A m t O n O r d e r 3 < / S a l e s L i n e B u f f e r _ S a l e s A m t O n O r d e r 3 > - 
-         < S a l e s L i n e B u f f e r _ S a l e s A m t O n O r d e r 4 > S a l e s L i n e B u f f e r _ S a l e s A m t O n O r d e r 4 < / S a l e s L i n e B u f f e r _ S a l e s A m t O n O r d e r 4 > - 
-         < S a l e s L i n e B u f f e r _ S a l e s A m t O n O r d e r 5 > S a l e s L i n e B u f f e r _ S a l e s A m t O n O r d e r 5 < / S a l e s L i n e B u f f e r _ S a l e s A m t O n O r d e r 5 > - 
-         < S a l e s L i n e B u f f e r _ S a l e s O r d e r A m o u n t > S a l e s L i n e B u f f e r _ S a l e s O r d e r A m o u n t < / S a l e s L i n e B u f f e r _ S a l e s O r d e r A m o u n t > - 
-     < / S a l e s L i n e B u f f e r _ I n t e g e r > - 
-     < T o t a l s > - 
-         < T o t a l s _ S a l e s _ A m t _ O n _ O r d e r 1 > T o t a l s _ S a l e s _ A m t _ O n _ O r d e r 1 < / T o t a l s _ S a l e s _ A m t _ O n _ O r d e r 1 > - 
-         < T o t a l s _ S a l e s _ A m t _ O n _ O r d e r 2 > T o t a l s _ S a l e s _ A m t _ O n _ O r d e r 2 < / T o t a l s _ S a l e s _ A m t _ O n _ O r d e r 2 > - 
-         < T o t a l s _ S a l e s _ A m t _ O n _ O r d e r 3 > T o t a l s _ S a l e s _ A m t _ O n _ O r d e r 3 < / T o t a l s _ S a l e s _ A m t _ O n _ O r d e r 3 > - 
-         < T o t a l s _ S a l e s _ A m t _ O n _ O r d e r 4 > T o t a l s _ S a l e s _ A m t _ O n _ O r d e r 4 < / T o t a l s _ S a l e s _ A m t _ O n _ O r d e r 4 > - 
-         < T o t a l s _ S a l e s _ A m t _ O n _ O r d e r 5 > T o t a l s _ S a l e s _ A m t _ O n _ O r d e r 5 < / T o t a l s _ S a l e s _ A m t _ O n _ O r d e r 5 > - 
-         < T o t a l s _ S a l e s _ O r d e r _ A m o u n t > T o t a l s _ S a l e s _ O r d e r _ A m o u n t < / T o t a l s _ S a l e s _ O r d e r _ A m o u n t > - 
-         < T o t a l s _ T o t a l T e x t > T o t a l s _ T o t a l T e x t < / T o t a l s _ T o t a l T e x t > - 
-     < / T o t a l s > - 
- < / N a v W o r d R e p o r t X m l P a r t > 
-</file>
-
-<file path=customXml/item4.xml>��< ? x m l   v e r s i o n = " 1 . 0 "   e n c o d i n g = " u t f - 1 6 " ? > - 
- < N a v W o r d R e p o r t X m l P a r t   x m l n s = " u r n : m i c r o s o f t - d y n a m i c s - b u s i n e s s c e n t r a l / i n t e r n a l / e x t e n d e d / r e p o r t s / C u s t o m e r _ O r d e r _ S u m m a r y / 1 0 7 / " > - 
-     < B C R e p o r t I n f o r m a t i o n > - 
-         < R e p o r t M e t a d a t a > - 
-             < E x t e n s i o n I d > E x t e n s i o n   I D < / E x t e n s i o n I d > - 
-             < E x t e n s i o n N a m e > E x t e n s i o n   N a m e < / E x t e n s i o n N a m e > - 
-             < E x t e n s i o n P u b l i s h e r > E x t e n s i o n   P u b l i s h e r < / E x t e n s i o n P u b l i s h e r > - 
-             < E x t e n s i o n V e r s i o n > E x t e n s i o n   V e r s i o n < / E x t e n s i o n V e r s i o n > - 
-             < R e p o r t I d > R e p o r t   I D < / R e p o r t I d > - 
-             < R e p o r t N a m e > R e p o r t   N a m e < / R e p o r t N a m e > - 
-             < R e p o r t C a p t i o n > R e p o r t   C a p t i o n < / R e p o r t C a p t i o n > - 
-             < A b o u t T h i s R e p o r t T i t l e > A b o u t   T h i s   R e p o r t   T i t l e < / A b o u t T h i s R e p o r t T i t l e > - 
-             < A b o u t T h i s R e p o r t T e x t > A b o u t   T h i s   R e p o r t   T e x t < / A b o u t T h i s R e p o r t T e x t > - 
-             < R e p o r t H e l p L i n k > R e p o r t   H e l p   L i n k < / R e p o r t H e l p L i n k > - 
-         < / R e p o r t M e t a d a t a > - 
-         < R e p o r t R e q u e s t > - 
-             < T e n a n t E n t r a I d > T e n a n t   E n t r a   I d < / T e n a n t E n t r a I d > - 
-             < E n v i r o n m e n t N a m e > E n v i r o n m e n t   N a m e < / E n v i r o n m e n t N a m e > - 
-             < E n v i r o n m e n t T y p e > E n v i r o n m e n t   T y p e < / E n v i r o n m e n t T y p e > - 
-             < C o m p a n y N a m e > C o m p a n y   N a m e < / C o m p a n y N a m e > - 
-             < C o m p a n y D i s p l a y N a m e > C o m p a n y   D i s p l a y   N a m e < / C o m p a n y D i s p l a y N a m e > - 
-             < C o m p a n y I d > C o m p a n y   I D < / C o m p a n y I d > - 
-             < U s e r N a m e > U s e r   N a m e < / U s e r N a m e > - 
-             < D a t e A n d T i m e > D a t e   a n d   T i m e < / D a t e A n d T i m e > - 
-             < L a n g u a g e > L a n g u a g e < / L a n g u a g e > - 
-             < F o r m a t R e g i o n > F o r m a t   R e g i o n < / F o r m a t R e g i o n > - 
-             < D a t e T i m e V a l u e s > - 
-                 < Y e a r > Y e a r < / Y e a r > - 
-                 < M o n t h N u m b e r > M o n t h   N u m b e r < / M o n t h N u m b e r > - 
-                 < D a y N u m b e r > D a y   N u m b e r < / D a y N u m b e r > - 
-                 < H o u r > H o u r < / H o u r > - 
-                 < M i n u t e > M i n u t e < / M i n u t e > - 
-             < / D a t e T i m e V a l u e s > - 
-         < / R e p o r t R e q u e s t > - 
-         < C o m p a n y M e t a d a t a > - 
-             < C o m p a n y N a m e > C o m p a n y   N a m e < / C o m p a n y N a m e > - 
-             < C o m p a n y D i s p l a y N a m e > C o m p a n y   D i s p l a y   N a m e < / C o m p a n y D i s p l a y N a m e > - 
-             < C o m p a n y A d d r e s s L i n e s > - 
-                 < C o m p a n y A d d r e s s L i n e 1 > C o m p a n y   A d d r e s s   L i n e   1 < / C o m p a n y A d d r e s s L i n e 1 > - 
-                 < C o m p a n y A d d r e s s L i n e 2 > C o m p a n y   A d d r e s s   L i n e   2 < / C o m p a n y A d d r e s s L i n e 2 > - 
-                 < C o m p a n y A d d r e s s L i n e 3 > C o m p a n y   A d d r e s s   L i n e   3 < / C o m p a n y A d d r e s s L i n e 3 > - 
-                 < C o m p a n y A d d r e s s L i n e 4 > C o m p a n y   A d d r e s s   L i n e   4 < / C o m p a n y A d d r e s s L i n e 4 > - 
-                 < C o m p a n y A d d r e s s L i n e 5 > C o m p a n y   A d d r e s s   L i n e   5 < / C o m p a n y A d d r e s s L i n e 5 > - 
-                 < C o m p a n y A d d r e s s L i n e 6 > C o m p a n y   A d d r e s s   L i n e   6 < / C o m p a n y A d d r e s s L i n e 6 > - 
-                 < C o m p a n y A d d r e s s L i n e 7 > C o m p a n y   A d d r e s s   L i n e   7 < / C o m p a n y A d d r e s s L i n e 7 > - 
-                 < C o m p a n y A d d r e s s L i n e 8 > C o m p a n y   A d d r e s s   L i n e   8 < / C o m p a n y A d d r e s s L i n e 8 > - 
-             < / C o m p a n y A d d r e s s L i n e s > - 
-             < C o m p a n y P h o n e > C o m p a n y   P h o n e < / C o m p a n y P h o n e > - 
-             < C o m p a n y P h o n e C a p t i o n > C o m p a n y   P h o n e   C a p t i o n < / C o m p a n y P h o n e C a p t i o n > - 
-             < C o m p a n y F a x N o > C o m p a n y   F a x   N o . < / C o m p a n y F a x N o > - 
-             < C o m p a n y F a x N o C a p t i o n > C o m p a n y   F a x   N o .   C a p t i o n < / C o m p a n y F a x N o C a p t i o n > - 
-             < C o m p a n y E m a i l > C o m p a n y   E m a i l < / C o m p a n y E m a i l > - 
-             < C o m p a n y E m a i l C a p t i o n > C o m p a n y   E m a i l   C a p t i o n < / C o m p a n y E m a i l C a p t i o n > - 
-             < C o m p a n y H o m e P a g e > C o m p a n y   H o m e   P a g e < / C o m p a n y H o m e P a g e > - 
-             < C o m p a n y H o m e P a g e C a p t i o n > C o m p a n y   H o m e   P a g e   C a p t i o n < / C o m p a n y H o m e P a g e C a p t i o n > - 
-             < C o m p a n y L o g o > C o m p a n y   L o g o < / C o m p a n y L o g o > - 
-             < C o m p a n y V A T R e g i s t r a t i o n N o > C o m p a n y   V A T   R e g i s t r a t i o n   N o . < / C o m p a n y V A T R e g i s t r a t i o n N o > - 
-             < C o m p a n y V A T R e g i s t r a t i o n N o C a p t i o n > C o m p a n y   V A T   R e g i s t r a t i o n   N o .   C a p t i o n < / C o m p a n y V A T R e g i s t r a t i o n N o C a p t i o n > - 
-             < C o m p a n y R e g i s t r a t i o n N o > C o m p a n y   R e g i s t r a t i o n   N o . < / C o m p a n y R e g i s t r a t i o n N o > - 
-             < C o m p a n y R e g i s t r a t i o n N o C a p t i o n > C o m p a n y   R e g i s t r a t i o n   N o .   C a p t i o n < / C o m p a n y R e g i s t r a t i o n N o C a p t i o n > - 
-             < C o m p a n y B a n k N a m e > C o m p a n y   B a n k   N a m e < / C o m p a n y B a n k N a m e > - 
-             < C o m p a n y B a n k N a m e C a p t i o n > C o m p a n y   B a n k   N a m e   C a p t i o n < / C o m p a n y B a n k N a m e C a p t i o n > - 
-             < C o m p a n y B a n k A c c o u n t N o > C o m p a n y   B a n k   A c c o u n t   N o . < / C o m p a n y B a n k A c c o u n t N o > - 
-             < C o m p a n y B a n k A c c o u n t N o C a p t i o n > C o m p a n y   B a n k   A c c o u n t   N o .   C a p t i o n < / C o m p a n y B a n k A c c o u n t N o C a p t i o n > - 
-             < C o m p a n y B a n k B r a n c h N o > C o m p a n y   B a n k   B r a n c h   N o . < / C o m p a n y B a n k B r a n c h N o > - 
-             < C o m p a n y B a n k B r a n c h N o C a p t i o n > C o m p a n y   B a n k   B r a n c h   N o .   C a p t i o n < / C o m p a n y B a n k B r a n c h N o C a p t i o n > - 
-             < C o m p a n y I B A N > C o m p a n y   I B A N < / C o m p a n y I B A N > - 
-             < C o m p a n y I B A N C a p t i o n > C o m p a n y   I B A N   C a p t i o n < / C o m p a n y I B A N C a p t i o n > - 
-             < C o m p a n y B a n k S W I F T > C o m p a n y   B a n k   S W I F T < / C o m p a n y B a n k S W I F T > - 
-             < C o m p a n y B a n k S W I F T C a p t i o n > C o m p a n y   B a n k   S W I F T   C a p t i o n < / C o m p a n y B a n k S W I F T C a p t i o n > - 
-             < C o m p a n y G i r o N o > C o m p a n y   G i r o   N o . < / C o m p a n y G i r o N o > - 
-             < C o m p a n y G i r o N o C a p t i o n > C o m p a n y   G i r o   N o .   C a p t i o n < / C o m p a n y G i r o N o C a p t i o n > - 
-         < / C o m p a n y M e t a d a t a > - 
-     < / B C R e p o r t I n f o r m a t i o n > - 
-     < L a b e l s > - 
-         < A b o u t T h e R e p o r t L a b e l   E l e m e n t T y p e = " P a r a m e t e r "   E l e m e n t I d = " 1 6 7 7 9 2 0 0 1 "   D a t a T y p e = " S t r i n g " > A b o u t T h e R e p o r t L a b e l < / A b o u t T h e R e p o r t L a b e l > - 
-         < A f t e r 1 L b l   E l e m e n t T y p e = " P a r a m e t e r "   E l e m e n t I d = " 4 0 1 8 5 6 8 7 8 "   D a t a T y p e = " S t r i n g " > A f t e r 1 L b l < / A f t e r 1 L b l > - 
-         < A f t e r L b l   E l e m e n t T y p e = " P a r a m e t e r "   E l e m e n t I d = " 1 2 7 1 8 0 7 9 7 3 "   D a t a T y p e = " S t r i n g " > A f t e r L b l < / A f t e r L b l > - 
-         < B e f o r e 1 L b l   E l e m e n t T y p e = " P a r a m e t e r "   E l e m e n t I d = " 2 0 9 5 1 1 6 0 0 7 "   D a t a T y p e = " S t r i n g " > B e f o r e 1 L b l < / B e f o r e 1 L b l > - 
-         < B e f o r e L b l   E l e m e n t T y p e = " P a r a m e t e r "   E l e m e n t I d = " 6 6 4 5 2 8 4 7 0 "   D a t a T y p e = " S t r i n g " > B e f o r e L b l < / B e f o r e L b l > - 
-         < C o m p a n y L a b e l   E l e m e n t T y p e = " P a r a m e t e r "   E l e m e n t I d = " 3 4 6 7 6 0 3 4 8 "   D a t a T y p e = " S t r i n g " > C o m p a n y L a b e l < / C o m p a n y L a b e l > - 
-         < C u r r e n c y C o d e _ S a l e s L i n e C a p t i o n   E l e m e n t T y p e = " P a r a m e t e r "   E l e m e n t I d = " 4 5 8 4 1 7 3 0 2 "   D a t a T y p e = " S t r i n g " > C u r r e n c y C o d e _ S a l e s L i n e C a p t i o n < / C u r r e n c y C o d e _ S a l e s L i n e C a p t i o n > - 
-         < C u s t o m e r N a m e L b l   E l e m e n t T y p e = " P a r a m e t e r "   E l e m e n t I d = " 1 2 7 4 0 4 5 5 1 6 "   D a t a T y p e = " S t r i n g " > C u s t o m e r N a m e L b l < / C u s t o m e r N a m e L b l > - 
-         < C u s t o m e r N o L b l   E l e m e n t T y p e = " P a r a m e t e r "   E l e m e n t I d = " 7 5 1 2 0 1 9 3 0 "   D a t a T y p e = " S t r i n g " > C u s t o m e r N o L b l < / C u s t o m e r N o L b l > - 
-         < C u s t o m e r O r d e r S u m m a r y   E l e m e n t T y p e = " P a r a m e t e r "   E l e m e n t I d = " 1 5 1 2 3 9 8 1 0 1 "   D a t a T y p e = " S t r i n g " > C u s t o m e r O r d e r S u m m a r y < / C u s t o m e r O r d e r S u m m a r y > - 
-         < C u s t o m e r O r d e r S u m m a r y A n a l y s i s   E l e m e n t T y p e = " P a r a m e t e r "   E l e m e n t I d = " 1 2 8 9 1 6 0 5 5 "   D a t a T y p e = " S t r i n g " > C u s t o m e r O r d e r S u m m a r y A n a l y s i s < / C u s t o m e r O r d e r S u m m a r y A n a l y s i s > - 
-         < C u s t o m e r O r d e r S u m m a r y P r i n t   E l e m e n t T y p e = " P a r a m e t e r "   E l e m e n t I d = " 1 9 6 5 8 1 4 0 8 6 "   D a t a T y p e = " S t r i n g " > C u s t o m e r O r d e r S u m m a r y P r i n t < / C u s t o m e r O r d e r S u m m a r y P r i n t > - 
-         < C u s t O r d e r S u m m a r y L C Y P r i n t   E l e m e n t T y p e = " P a r a m e t e r "   E l e m e n t I d = " 1 0 9 2 4 2 6 5 6 1 "   D a t a T y p e = " S t r i n g " > C u s t O r d e r S u m m a r y L C Y P r i n t < / C u s t O r d e r S u m m a r y L C Y P r i n t > - 
-         < D a t a R e t r i e v e d   E l e m e n t T y p e = " P a r a m e t e r "   E l e m e n t I d = " 2 9 1 9 1 1 8 0 7 "   D a t a T y p e = " S t r i n g " > D a t a R e t r i e v e d < / D a t a R e t r i e v e d > - 
-         < D o c u m e n t a t i o n L a b e l   E l e m e n t T y p e = " P a r a m e t e r "   E l e m e n t I d = " 1 7 3 8 9 2 4 8 1 5 "   D a t a T y p e = " S t r i n g " > D o c u m e n t a t i o n L a b e l < / D o c u m e n t a t i o n L a b e l > - 
-         < E n v i r o n m e n t L a b e l   E l e m e n t T y p e = " P a r a m e t e r "   E l e m e n t I d = " 8 1 8 8 1 6 5 9 0 "   D a t a T y p e = " S t r i n g " > E n v i r o n m e n t L a b e l < / E n v i r o n m e n t L a b e l > - 
-         < N a m e _ C u s t C a p t i o n   E l e m e n t T y p e = " P a r a m e t e r "   E l e m e n t I d = " 1 3 8 0 5 0 6 7 2 4 "   D a t a T y p e = " S t r i n g " > N a m e _ C u s t C a p t i o n < / N a m e _ C u s t C a p t i o n > - 
-         < O u t s t a n d i n g O r d e r s L b l   E l e m e n t T y p e = " P a r a m e t e r "   E l e m e n t I d = " 2 0 0 4 3 6 8 0 7 2 "   D a t a T y p e = " S t r i n g " > O u t s t a n d i n g O r d e r s L b l < / O u t s t a n d i n g O r d e r s L b l > - 
-         < P e r i o d 2 E n d D a t e L b l   E l e m e n t T y p e = " P a r a m e t e r "   E l e m e n t I d = " 1 3 4 0 2 9 9 9 0 9 "   D a t a T y p e = " S t r i n g " > P e r i o d 2 E n d D a t e L b l < / P e r i o d 2 E n d D a t e L b l > - 
-         < P e r i o d 2 S t a r t D a t e L b l   E l e m e n t T y p e = " P a r a m e t e r "   E l e m e n t I d = " 3 5 9 9 5 7 4 8 "   D a t a T y p e = " S t r i n g " > P e r i o d 2 S t a r t D a t e L b l < / P e r i o d 2 S t a r t D a t e L b l > - 
-         < P e r i o d 3 E n d D a t e L b l   E l e m e n t T y p e = " P a r a m e t e r "   E l e m e n t I d = " 4 3 9 7 2 9 8 3 8 "   D a t a T y p e = " S t r i n g " > P e r i o d 3 E n d D a t e L b l < / P e r i o d 3 E n d D a t e L b l > - 
-         < P e r i o d 3 S t a r t D a t e L b l   E l e m e n t T y p e = " P a r a m e t e r "   E l e m e n t I d = " 1 6 1 4 0 6 0 2 9 "   D a t a T y p e = " S t r i n g " > P e r i o d 3 S t a r t D a t e L b l < / P e r i o d 3 S t a r t D a t e L b l > - 
-         < P e r i o d 4 E n d D a t e L b l   E l e m e n t T y p e = " P a r a m e t e r "   E l e m e n t I d = " 1 3 5 9 3 1 5 5 0 7 "   D a t a T y p e = " S t r i n g " > P e r i o d 4 E n d D a t e L b l < / P e r i o d 4 E n d D a t e L b l > - 
-         < P e r i o d 4 S t a r t D a t e L b l   E l e m e n t T y p e = " P a r a m e t e r "   E l e m e n t I d = " 1 3 6 1 4 7 7 3 5 8 "   D a t a T y p e = " S t r i n g " > P e r i o d 4 S t a r t D a t e L b l < / P e r i o d 4 S t a r t D a t e L b l > - 
-         < P o s t i n g D a t e F i l t e r L a b e l   E l e m e n t T y p e = " P a r a m e t e r "   E l e m e n t I d = " 1 4 3 3 4 5 4 0 1 7 "   D a t a T y p e = " S t r i n g " > P o s t i n g D a t e F i l t e r L a b e l < / P o s t i n g D a t e F i l t e r L a b e l > - 
-         < R e p o r t N a m e L a b e l   E l e m e n t T y p e = " P a r a m e t e r "   E l e m e n t I d = " 1 0 2 2 2 9 2 9 8 2 "   D a t a T y p e = " S t r i n g " > R e p o r t N a m e L a b e l < / R e p o r t N a m e L a b e l > - 
-         < R u n O n L a b e l   E l e m e n t T y p e = " P a r a m e t e r "   E l e m e n t I d = " 1 1 1 9 0 3 7 5 9 5 "   D a t a T y p e = " S t r i n g " > R u n O n L a b e l < / R u n O n L a b e l > - 
-         < S a l e s A m t O n O r d e r 2 L b l   E l e m e n t T y p e = " P a r a m e t e r "   E l e m e n t I d = " 2 0 7 7 7 8 8 0 7 4 "   D a t a T y p e = " S t r i n g " > S a l e s A m t O n O r d e r 2 L b l < / S a l e s A m t O n O r d e r 2 L b l > - 
-         < S a l e s A m t O n O r d e r 3 L b l   E l e m e n t T y p e = " P a r a m e t e r "   E l e m e n t I d = " 9 0 4 0 2 1 1 3 1 "   D a t a T y p e = " S t r i n g " > S a l e s A m t O n O r d e r 3 L b l < / S a l e s A m t O n O r d e r 3 L b l > - 
-         < S a l e s A m t O n O r d e r 4 L b l   E l e m e n t T y p e = " P a r a m e t e r "   E l e m e n t I d = " 1 3 5 8 4 8 5 0 1 2 "   D a t a T y p e = " S t r i n g " > S a l e s A m t O n O r d e r 4 L b l < / S a l e s A m t O n O r d e r 4 L b l > - 
-         < S a l e s A m t O n O r d e r L C Y 2 L b l   E l e m e n t T y p e = " P a r a m e t e r "   E l e m e n t I d = " 6 0 6 1 8 4 8 2 8 "   D a t a T y p e = " S t r i n g " > S a l e s A m t O n O r d e r L C Y 2 L b l < / S a l e s A m t O n O r d e r L C Y 2 L b l > - 
-         < S a l e s A m t O n O r d e r L C Y 3 L b l   E l e m e n t T y p e = " P a r a m e t e r "   E l e m e n t I d = " 2 0 9 9 7 7 7 1 2 5 "   D a t a T y p e = " S t r i n g " > S a l e s A m t O n O r d e r L C Y 3 L b l < / S a l e s A m t O n O r d e r L C Y 3 L b l > - 
-         < S a l e s A m t O n O r d e r L C Y 4 L b l   E l e m e n t T y p e = " P a r a m e t e r "   E l e m e n t I d = " 1 4 4 3 7 0 5 6 6 2 "   D a t a T y p e = " S t r i n g " > S a l e s A m t O n O r d e r L C Y 4 L b l < / S a l e s A m t O n O r d e r L C Y 4 L b l > - 
-         < S a l e s L i n e B i l l t o N o _ C u s t o m e r C a p t i o n   E l e m e n t T y p e = " P a r a m e t e r "   E l e m e n t I d = " 8 7 8 5 6 1 4 7 3 "   D a t a T y p e = " S t r i n g " > S a l e s L i n e B i l l t o N o _ C u s t o m e r C a p t i o n < / S a l e s L i n e B i l l t o N o _ C u s t o m e r C a p t i o n > - 
-         < S t a r t i n g D a t e L b l   E l e m e n t T y p e = " P a r a m e t e r "   E l e m e n t I d = " 4 3 9 3 8 1 8 8 3 "   D a t a T y p e = " S t r i n g " > S t a r t i n g D a t e L b l < / S t a r t i n g D a t e L b l > - 
-         < T o t a l C a p t i o n L b l   E l e m e n t T y p e = " P a r a m e t e r "   E l e m e n t I d = " 5 6 4 3 1 2 5 2 5 "   D a t a T y p e = " S t r i n g " > T o t a l C a p t i o n L b l < / T o t a l C a p t i o n L b l > - 
-         < T o t a l L C Y C a p t i o n L b l   E l e m e n t T y p e = " P a r a m e t e r "   E l e m e n t I d = " 5 3 1 7 0 3 1 2 5 "   D a t a T y p e = " S t r i n g " > T o t a l L C Y C a p t i o n L b l < / T o t a l L C Y C a p t i o n L b l > - 
-         < U s e r L a b e l   E l e m e n t T y p e = " P a r a m e t e r "   E l e m e n t I d = " 8 4 8 8 1 6 7 9 4 "   D a t a T y p e = " S t r i n g " > U s e r L a b e l < / U s e r L a b e l > - 
-     < / L a b e l s > - 
-     < T o o l t i p s > - 
-         < T o o l t i p   c o l u m n = " N o _ C u s t "   E l e m e n t I d = " 6 0 3 9 7 0 8 4 6 " > - 
-             < T o o l t i p T e x t   l a n g = " e n - U S " > S p e c i f i e s   t h e   n u m b e r   o f   t h e   c u s t o m e r .   T h e   f i e l d   i s   e i t h e r   f i l l e d   a u t o m a t i c a l l y   f r o m   a   d e f i n e d   n u m b e r   s e r i e s ,   o r   y o u   e n t e r   t h e   n u m b e r   m a n u a l l y   b e c a u s e   y o u   h a v e   e n a b l e d   m a n u a l   n u m b e r   e n t r y   i n   t h e   n u m b e r - s e r i e s   s e t u p . < / T o o l t i p T e x t > - 
-         < / T o o l t i p > - 
-         < T o o l t i p   c o l u m n = " C u r r e n c y C o d e _ S a l e s L i n e "   E l e m e n t I d = " 4 5 8 4 1 7 3 0 2 " > - 
-             < T o o l t i p T e x t   l a n g = " e n - U S " > S p e c i f i e s   t h e   c u r r e n c y   t h a t   i s   u s e d   o n   t h e   e n t r y . < / T o o l t i p T e x t > - 
-         < / T o o l t i p > - 
-         < T o o l t i p   c o l u m n = " N a m e _ C u s t "   E l e m e n t I d = " 1 3 8 0 5 0 6 7 2 4 " > - 
-             < T o o l t i p T e x t   l a n g = " e n - U S " > S p e c i f i e s   t h e   c u s t o m e r ' s   n a m e   t h a t   a p p e a r s   o n   a l l   r e l a t e d   d o c u m e n t s .   F o r   c o m p a n i e s ,   s p e c i f y   t h e   c o m p a n y ' s   n a m e   h e r e ,   a n d   t h e n   a d d   t h e   r e l e v a n t   p e o p l e   a s   c o n t a c t s   t h a t   y o u   l i n k   t o   t h i s   c u s t o m e r . < / T o o l t i p T e x t > - 
-         < / T o o l t i p > - 
-         < T o o l t i p   c o l u m n = " S a l e s L i n e B u f f e r _ C u s t o m e r N a m e "   E l e m e n t I d = " 1 3 2 9 6 0 9 3 9 3 " > - 
-             < T o o l t i p T e x t   l a n g = " e n - U S " > S p e c i f i e s   a   d e s c r i p t i o n   o f   t h e   e n t r y   o f   t h e   p r o d u c t   t o   b e   s o l d .   T o   a d d   a   n o n - t r a n s a c t i o n a l   t e x t   l i n e ,   f i l l   i n   t h e   D e s c r i p t i o n   f i e l d   o n l y . < / T o o l t i p T e x t > - 
-         < / T o o l t i p > - 
-         < T o o l t i p   c o l u m n = " S a l e s L i n e B u f f e r _ C u r r e n c y C o d e "   E l e m e n t I d = " 1 2 7 6 7 9 3 1 7 8 " > - 
-             < T o o l t i p T e x t   l a n g = " e n - U S " > S p e c i f i e s   t h e   c u r r e n c y   t h a t   i s   u s e d   o n   t h e   e n t r y . < / T o o l t i p T e x t > - 
-         < / T o o l t i p > - 
-         < T o o l t i p   c o l u m n = " S a l e s L i n e B u f f e r _ S a l e s O r d e r A m o u n t "   E l e m e n t I d = " 7 8 3 0 0 4 3 9 8 " > - 
-             < T o o l t i p T e x t   l a n g = " e n - U S " > S p e c i f i e s   t h e   s u m   o f   a m o u n t s   i n   t h e   L i n e   A m o u n t   f i e l d   o n   t h e   s a l e s   r e t u r n   o r d e r   l i n e s . < / T o o l t i p T e x t > - 
-         < / T o o l t i p > - 
-         < T o o l t i p   c o l u m n = " S a l e s L i n e B u f f e r _ S a l e s A m t O n O r d e r 1 "   E l e m e n t I d = " 1 9 0 3 1 1 5 3 1 8 " > - 
-             < T o o l t i p T e x t   l a n g = " e n - U S " > S p e c i f i e s   t h e   p r i c e   f o r   o n e   u n i t   o n   t h e   s a l e s   l i n e . < / T o o l t i p T e x t > - 
-         < / T o o l t i p > - 
-         < T o o l t i p   c o l u m n = " S a l e s L i n e B u f f e r _ S a l e s A m t O n O r d e r 5 "   E l e m e n t I d = " 6 4 7 6 7 1 1 5 0 " > - 
-             < T o o l t i p T e x t   l a n g = " e n - U S " > S p e c i f i e s   t h e   n e t   a m o u n t ,   e x c l u d i n g   a n y   i n v o i c e   d i s c o u n t   a m o u n t ,   t h a t   m u s t   b e   p a i d   f o r   p r o d u c t s   o n   t h e   l i n e . < / T o o l t i p T e x t > - 
-         < / T o o l t i p > - 
-     < / T o o l t i p s > - 
-     < C u s t o m e r   E l e m e n t T y p e = " D a t a I t e m "   E l e m e n t I d = " 1 5 2 5 1 9 1 9 9 " > - 
-         < A f t e r C a p t i o n   E l e m e n t T y p e = " C o l u m n "   E l e m e n t I d = " 1 5 9 8 9 5 9 1 "   D a t a T y p e = " L a b e l "   O b s o l e t e S t a t e = " P e n d i n g " > A f t e r C a p t i o n < / A f t e r C a p t i o n > - 
-         < A l l a m o u n t s a r e i n L C Y C a p t i o n   E l e m e n t T y p e = " C o l u m n "   E l e m e n t I d = " 2 3 3 2 7 8 9 8 2 "   D a t a T y p e = " L a b e l "   O b s o l e t e S t a t e = " P e n d i n g " > A l l a m o u n t s a r e i n L C Y C a p t i o n < / A l l a m o u n t s a r e i n L C Y C a p t i o n > - 
-         < A l l A m o u n t s A r e I n L C Y T x t   E l e m e n t T y p e = " C o l u m n "   E l e m e n t I d = " 2 0 4 7 3 7 7 3 6 4 "   D a t a T y p e = " T e x t " > A l l A m o u n t s A r e I n L C Y T x t < / A l l A m o u n t s A r e I n L C Y T x t > - 
-         < B e f o r e C a p t i o n   E l e m e n t T y p e = " C o l u m n "   E l e m e n t I d = " 1 6 4 6 6 0 5 7 0 "   D a t a T y p e = " L a b e l "   O b s o l e t e S t a t e = " P e n d i n g " > B e f o r e C a p t i o n < / B e f o r e C a p t i o n > - 
-         < C o m p a n y N a m e   E l e m e n t T y p e = " C o l u m n "   E l e m e n t I d = " 1 5 9 5 4 7 7 3 9 5 "   D a t a T y p e = " S t r i n g "   O b s o l e t e S t a t e = " P e n d i n g " > C o m p a n y N a m e < / C o m p a n y N a m e > - 
-         < C u s t F i l t e r   E l e m e n t T y p e = " C o l u m n "   E l e m e n t I d = " 2 3 9 4 8 9 4 8 4 "   D a t a T y p e = " T e x t " > C u s t F i l t e r < / C u s t F i l t e r > - 
-         < C u s t F i l t e r 1   E l e m e n t T y p e = " C o l u m n "   E l e m e n t I d = " 1 1 3 8 7 0 3 8 5 9 "   D a t a T y p e = " T e x t " > C u s t F i l t e r 1 < / C u s t F i l t e r 1 > - 
-         < C u s t o m e r N a m e C a p t i o n   E l e m e n t T y p e = " C o l u m n "   E l e m e n t I d = " 6 4 9 0 1 4 4 4 0 "   D a t a T y p e = " L a b e l "   O b s o l e t e S t a t e = " P e n d i n g " > C u s t o m e r N a m e C a p t i o n < / C u s t o m e r N a m e C a p t i o n > - 
-         < C u s t o m e r N o C a p t i o n   E l e m e n t T y p e = " C o l u m n "   E l e m e n t I d = " 1 0 9 8 4 2 4 9 2 2 "   D a t a T y p e = " L a b e l "   O b s o l e t e S t a t e = " P e n d i n g " > C u s t o m e r N o C a p t i o n < / C u s t o m e r N o C a p t i o n > - 
-         < C u s t o m e r O r d e r S u m m a r y C a p t i o n   E l e m e n t T y p e = " C o l u m n "   E l e m e n t I d = " 8 9 2 9 3 8 4 6 7 "   D a t a T y p e = " L a b e l "   O b s o l e t e S t a t e = " P e n d i n g " > C u s t o m e r O r d e r S u m m a r y C a p t i o n < / C u s t o m e r O r d e r S u m m a r y C a p t i o n > - 
-         < N o _ C u s t   E l e m e n t T y p e = " C o l u m n "   E l e m e n t I d = " 6 0 3 9 7 0 8 4 6 "   D a t a T y p e = " C o d e " > N o _ C u s t < / N o _ C u s t > - 
-         < O u t s t a n d i n g O r d e r s C a p t i o n   E l e m e n t T y p e = " C o l u m n "   E l e m e n t I d = " 4 0 2 0 3 5 3 3 2 "   D a t a T y p e = " L a b e l "   O b s o l e t e S t a t e = " P e n d i n g " > O u t s t a n d i n g O r d e r s C a p t i o n < / O u t s t a n d i n g O r d e r s C a p t i o n > - 
-         < P a g e N o C a p t i o n   E l e m e n t T y p e = " C o l u m n "   E l e m e n t I d = " 1 4 6 2 1 0 8 0 8 7 "   D a t a T y p e = " L a b e l "   O b s o l e t e S t a t e = " P e n d i n g " > P a g e N o C a p t i o n < / P a g e N o C a p t i o n > - 
-         < P e r i o d S t a r t D a t e 1   E l e m e n t T y p e = " C o l u m n "   E l e m e n t I d = " 1 9 2 5 9 9 9 9 6 5 "   D a t a T y p e = " S t r i n g " > P e r i o d S t a r t D a t e 1 < / P e r i o d S t a r t D a t e 1 > - 
-         < P e r i o d S t a r t D a t e 2   E l e m e n t T y p e = " C o l u m n "   E l e m e n t I d = " 1 7 3 1 2 7 0 7 1 4 "   D a t a T y p e = " S t r i n g " > P e r i o d S t a r t D a t e 2 < / P e r i o d S t a r t D a t e 2 > - 
-         < P e r i o d S t a r t D a t e 2 1   E l e m e n t T y p e = " C o l u m n "   E l e m e n t I d = " 1 0 5 1 2 7 2 6 2 5 "   D a t a T y p e = " S t r i n g " > P e r i o d S t a r t D a t e 2 1 < / P e r i o d S t a r t D a t e 2 1 > - 
-         < P e r i o d S t a r t D a t e 3   E l e m e n t T y p e = " C o l u m n "   E l e m e n t I d = " 1 0 9 3 5 7 4 0 9 7 "   D a t a T y p e = " S t r i n g " > P e r i o d S t a r t D a t e 3 < / P e r i o d S t a r t D a t e 3 > - 
-         < P e r i o d S t a r t D a t e 3 1   E l e m e n t T y p e = " C o l u m n "   E l e m e n t I d = " 1 1 5 5 5 0 0 6 2 2 "   D a t a T y p e = " S t r i n g " > P e r i o d S t a r t D a t e 3 1 < / P e r i o d S t a r t D a t e 3 1 > - 
-         < P e r i o d S t a r t D a t e 4 1   E l e m e n t T y p e = " C o l u m n "   E l e m e n t I d = " 5 3 6 7 4 4 6 4 9 "   D a t a T y p e = " S t r i n g " > P e r i o d S t a r t D a t e 4 1 < / P e r i o d S t a r t D a t e 4 1 > - 
-         < P r i n t A m o u n t s I n L C Y   E l e m e n t T y p e = " C o l u m n "   E l e m e n t I d = " 8 0 1 2 1 9 2 2 6 "   D a t a T y p e = " B o o l e a n " > P r i n t A m o u n t s I n L C Y < / P r i n t A m o u n t s I n L C Y > - 
-         < S a l e s A m t O n O r d e r L C Y 1   E l e m e n t T y p e = " C o l u m n "   E l e m e n t I d = " 1 5 1 9 0 6 0 1 1 5 "   D a t a T y p e = " D e c i m a l " > S a l e s A m t O n O r d e r L C Y 1 < / S a l e s A m t O n O r d e r L C Y 1 > - 
-         < S a l e s A m t O n O r d e r L C Y 2   E l e m e n t T y p e = " C o l u m n "   E l e m e n t I d = " 8 8 1 3 6 3 4 9 8 "   D a t a T y p e = " D e c i m a l " > S a l e s A m t O n O r d e r L C Y 2 < / S a l e s A m t O n O r d e r L C Y 2 > - 
-         < S a l e s A m t O n O r d e r L C Y 3   E l e m e n t T y p e = " C o l u m n "   E l e m e n t I d = " 2 4 3 6 6 6 8 8 1 "   D a t a T y p e = " D e c i m a l " > S a l e s A m t O n O r d e r L C Y 3 < / S a l e s A m t O n O r d e r L C Y 3 > - 
-         < S a l e s A m t O n O r d e r L C Y 4   E l e m e n t T y p e = " C o l u m n "   E l e m e n t I d = " 4 1 2 5 7 5 9 0 4 "   D a t a T y p e = " D e c i m a l " > S a l e s A m t O n O r d e r L C Y 4 < / S a l e s A m t O n O r d e r L C Y 4 > - 
-         < S a l e s A m t O n O r d e r L C Y 5   E l e m e n t T y p e = " C o l u m n "   E l e m e n t I d = " 2 2 5 1 2 0 7 1 3 "   D a t a T y p e = " D e c i m a l " > S a l e s A m t O n O r d e r L C Y 5 < / S a l e s A m t O n O r d e r L C Y 5 > - 
-         < S a l e s O r d e r A m o u n t L C Y   E l e m e n t T y p e = " C o l u m n "   E l e m e n t I d = " 7 1 8 5 3 0 9 9 3 "   D a t a T y p e = " D e c i m a l " > S a l e s O r d e r A m o u n t L C Y < / S a l e s O r d e r A m o u n t L C Y > - 
-         < T o t a l C a p t i o n   E l e m e n t T y p e = " C o l u m n "   E l e m e n t I d = " 7 0 7 1 0 2 6 9 5 "   D a t a T y p e = " L a b e l " > T o t a l C a p t i o n < / T o t a l C a p t i o n > - 
-         < T o t a l L C Y C a p t i o n   E l e m e n t T y p e = " C o l u m n "   E l e m e n t I d = " 2 2 2 5 1 5 5 6 7 "   D a t a T y p e = " L a b e l "   O b s o l e t e S t a t e = " P e n d i n g " > T o t a l L C Y C a p t i o n < / T o t a l L C Y C a p t i o n > - 
-         < S a l e s _ L i n e   E l e m e n t T y p e = " D a t a I t e m "   E l e m e n t I d = " 1 8 9 4 4 4 2 7 6 4 " > - 
-             < C u r r e n c y C o d e _ S a l e s L i n e   E l e m e n t T y p e = " C o l u m n "   E l e m e n t I d = " 4 5 8 4 1 7 3 0 2 "   D a t a T y p e = " C o d e " > C u r r e n c y C o d e _ S a l e s L i n e < / C u r r e n c y C o d e _ S a l e s L i n e > - 
-             < G r o u p N u m b e r   E l e m e n t T y p e = " C o l u m n "   E l e m e n t I d = " 1 1 2 0 2 1 1 4 0 1 "   D a t a T y p e = " I n t e g e r " > G r o u p N u m b e r < / G r o u p N u m b e r > - 
-             < N a m e _ C u s t   E l e m e n t T y p e = " C o l u m n "   E l e m e n t I d = " 1 3 8 0 5 0 6 7 2 4 "   D a t a T y p e = " T e x t " > N a m e _ C u s t < / N a m e _ C u s t > - 
-             < S a l e s A m t O n O r d e r 1   E l e m e n t T y p e = " C o l u m n "   E l e m e n t I d = " 4 1 2 9 6 8 2 5 3 "   D a t a T y p e = " D e c i m a l " > S a l e s A m t O n O r d e r 1 < / S a l e s A m t O n O r d e r 1 > - 
-             < S a l e s A m t O n O r d e r 2   E l e m e n t T y p e = " C o l u m n "   E l e m e n t I d = " 1 9 6 8 9 0 9 1 9 2 "   D a t a T y p e = " D e c i m a l " > S a l e s A m t O n O r d e r 2 < / S a l e s A m t O n O r d e r 2 > - 
-             < S a l e s A m t O n O r d e r 3   E l e m e n t T y p e = " C o l u m n "   E l e m e n t I d = " 1 6 8 8 3 6 1 4 8 7 "   D a t a T y p e = " D e c i m a l " > S a l e s A m t O n O r d e r 3 < / S a l e s A m t O n O r d e r 3 > - 
-             < S a l e s A m t O n O r d e r 4   E l e m e n t T y p e = " C o l u m n "   E l e m e n t I d = " 1 5 0 0 1 2 1 5 9 8 "   D a t a T y p e = " D e c i m a l " > S a l e s A m t O n O r d e r 4 < / S a l e s A m t O n O r d e r 4 > - 
-             < S a l e s A m t O n O r d e r 5   E l e m e n t T y p e = " C o l u m n "   E l e m e n t I d = " 2 1 3 7 8 1 8 2 1 5 "   D a t a T y p e = " D e c i m a l " > S a l e s A m t O n O r d e r 5 < / S a l e s A m t O n O r d e r 5 > - 
-             < S a l e s L i n e B i l l t o N o _ C u s t o m e r   E l e m e n t T y p e = " C o l u m n "   E l e m e n t I d = " 8 7 8 5 6 1 4 7 3 "   D a t a T y p e = " C o d e " > S a l e s L i n e B i l l t o N o _ C u s t o m e r < / S a l e s L i n e B i l l t o N o _ C u s t o m e r > - 
-             < S a l e s O r d e r A m o u n t   E l e m e n t T y p e = " C o l u m n "   E l e m e n t I d = " 1 8 6 7 1 0 4 9 8 3 "   D a t a T y p e = " D e c i m a l " > S a l e s O r d e r A m o u n t < / S a l e s O r d e r A m o u n t > - 
-         < / S a l e s _ L i n e > - 
-     < / C u s t o m e r > - 
-     < S a l e s L i n e B u f f e r _ I n t e g e r   E l e m e n t T y p e = " D a t a I t e m "   E l e m e n t I d = " 1 5 5 2 1 7 2 1 7 0 " > - 
-         < N u m b e r   E l e m e n t T y p e = " C o l u m n "   E l e m e n t I d = " 1 2 4 8 5 6 7 5 0 "   D a t a T y p e = " I n t e g e r " > N u m b e r < / N u m b e r > - 
-         < S a l e s L i n e B u f f e r _ B i l l t o C u s t o m e r N o   E l e m e n t T y p e = " C o l u m n "   E l e m e n t I d = " 2 8 6 0 4 5 8 0 9 "   D a t a T y p e = " C o d e " > S a l e s L i n e B u f f e r _ B i l l t o C u s t o m e r N o < / S a l e s L i n e B u f f e r _ B i l l t o C u s t o m e r N o > - 
-         < S a l e s L i n e B u f f e r _ C u r r e n c y C o d e   E l e m e n t T y p e = " C o l u m n "   E l e m e n t I d = " 1 2 7 6 7 9 3 1 7 8 "   D a t a T y p e = " C o d e " > S a l e s L i n e B u f f e r _ C u r r e n c y C o d e < / S a l e s L i n e B u f f e r _ C u r r e n c y C o d e > - 
-         < S a l e s L i n e B u f f e r _ C u s t o m e r N a m e   E l e m e n t T y p e = " C o l u m n "   E l e m e n t I d = " 1 3 2 9 6 0 9 3 9 3 "   D a t a T y p e = " T e x t " > S a l e s L i n e B u f f e r _ C u s t o m e r N a m e < / S a l e s L i n e B u f f e r _ C u s t o m e r N a m e > - 
-         < S a l e s L i n e B u f f e r _ S a l e s A m t O n O r d e r 1   E l e m e n t T y p e = " C o l u m n "   E l e m e n t I d = " 1 9 0 3 1 1 5 3 1 8 "   D a t a T y p e = " D e c i m a l " > S a l e s L i n e B u f f e r _ S a l e s A m t O n O r d e r 1 < / S a l e s L i n e B u f f e r _ S a l e s A m t O n O r d e r 1 > - 
-         < S a l e s L i n e B u f f e r _ S a l e s A m t O n O r d e r 2   E l e m e n t T y p e = " C o l u m n "   E l e m e n t I d = " 1 7 5 4 1 5 5 3 6 1 "   D a t a T y p e = " D e c i m a l " > S a l e s L i n e B u f f e r _ S a l e s A m t O n O r d e r 2 < / S a l e s L i n e B u f f e r _ S a l e s A m t O n O r d e r 2 > - 
-         < S a l e s L i n e B u f f e r _ S a l e s A m t O n O r d e r 3   E l e m e n t T y p e = " C o l u m n "   E l e m e n t I d = " 1 1 1 6 4 5 8 7 4 4 "   D a t a T y p e = " D e c i m a l " > S a l e s L i n e B u f f e r _ S a l e s A m t O n O r d e r 3 < / S a l e s L i n e B u f f e r _ S a l e s A m t O n O r d e r 3 > - 
-         < S a l e s L i n e B u f f e r _ S a l e s A m t O n O r d e r 4   E l e m e n t T y p e = " C o l u m n "   E l e m e n t I d = " 1 2 8 5 3 6 7 7 6 7 "   D a t a T y p e = " D e c i m a l " > S a l e s L i n e B u f f e r _ S a l e s A m t O n O r d e r 4 < / S a l e s L i n e B u f f e r _ S a l e s A m t O n O r d e r 4 > - 
-         < S a l e s L i n e B u f f e r _ S a l e s A m t O n O r d e r 5   E l e m e n t T y p e = " C o l u m n "   E l e m e n t I d = " 6 4 7 6 7 1 1 5 0 "   D a t a T y p e = " D e c i m a l " > S a l e s L i n e B u f f e r _ S a l e s A m t O n O r d e r 5 < / S a l e s L i n e B u f f e r _ S a l e s A m t O n O r d e r 5 > - 
-         < S a l e s L i n e B u f f e r _ S a l e s O r d e r A m o u n t   E l e m e n t T y p e = " C o l u m n "   E l e m e n t I d = " 7 8 3 0 0 4 3 9 8 "   D a t a T y p e = " D e c i m a l " > S a l e s L i n e B u f f e r _ S a l e s O r d e r A m o u n t < / S a l e s L i n e B u f f e r _ S a l e s O r d e r A m o u n t > - 
-     < / S a l e s L i n e B u f f e r _ I n t e g e r > - 
-     < T o t a l s   E l e m e n t T y p e = " D a t a I t e m "   E l e m e n t I d = " 1 8 2 3 9 5 0 0 4 4 " > - 
-         < T o t a l s _ S a l e s _ A m t _ O n _ O r d e r 1   E l e m e n t T y p e = " C o l u m n "   E l e m e n t I d = " 1 6 0 9 4 9 5 3 6 6 "   D a t a T y p e = " D e c i m a l " > T o t a l s _ S a l e s _ A m t _ O n _ O r d e r 1 < / T o t a l s _ S a l e s _ A m t _ O n _ O r d e r 1 > - 
-         < T o t a l s _ S a l e s _ A m t _ O n _ O r d e r 2   E l e m e n t T y p e = " C o l u m n "   E l e m e n t I d = " 2 0 4 7 7 7 5 3 1 3 "   D a t a T y p e = " D e c i m a l " > T o t a l s _ S a l e s _ A m t _ O n _ O r d e r 2 < / T o t a l s _ S a l e s _ A m t _ O n _ O r d e r 2 > - 
-         < T o t a l s _ S a l e s _ A m t _ O n _ O r d e r 3   E l e m e n t T y p e = " C o l u m n "   E l e m e n t I d = " 1 4 1 0 0 7 8 6 9 6 "   D a t a T y p e = " D e c i m a l " > T o t a l s _ S a l e s _ A m t _ O n _ O r d e r 3 < / T o t a l s _ S a l e s _ A m t _ O n _ O r d e r 3 > - 
-         < T o t a l s _ S a l e s _ A m t _ O n _ O r d e r 4   E l e m e n t T y p e = " C o l u m n "   E l e m e n t I d = " 1 5 7 8 9 8 7 7 1 9 "   D a t a T y p e = " D e c i m a l " > T o t a l s _ S a l e s _ A m t _ O n _ O r d e r 4 < / T o t a l s _ S a l e s _ A m t _ O n _ O r d e r 4 > - 
-         < T o t a l s _ S a l e s _ A m t _ O n _ O r d e r 5   E l e m e n t T y p e = " C o l u m n "   E l e m e n t I d = " 9 4 1 2 9 1 1 0 2 "   D a t a T y p e = " D e c i m a l " > T o t a l s _ S a l e s _ A m t _ O n _ O r d e r 5 < / T o t a l s _ S a l e s _ A m t _ O n _ O r d e r 5 > - 
-         < T o t a l s _ S a l e s _ O r d e r _ A m o u n t   E l e m e n t T y p e = " C o l u m n "   E l e m e n t I d = " 1 8 7 7 0 4 2 9 6 7 "   D a t a T y p e = " D e c i m a l " > T o t a l s _ S a l e s _ O r d e r _ A m o u n t < / T o t a l s _ S a l e s _ O r d e r _ A m o u n t > - 
-         < T o t a l s _ T o t a l T e x t   E l e m e n t T y p e = " C o l u m n "   E l e m e n t I d = " 8 0 3 7 7 1 4 2 8 "   D a t a T y p e = " T e x t " > T o t a l s _ T o t a l T e x t < / T o t a l s _ T o t a l T e x t > - 
-     < / T o t a l s > - 
- < / N a v W o r d R e p o r t X m l P a r t > 
+<file path=customXml/item3.xml><?xml version="1.0" encoding="utf-8"?>
+<NavWordReportXmlPart xmlns="urn:microsoft-dynamics-nav/reports/Customer_Order_Summary/107/">
+  <BCReportInformation>
+    <ReportMetadata>
+      <ExtensionId>Extension ID</ExtensionId>
+      <ExtensionName>Extension Name</ExtensionName>
+      <ExtensionPublisher>Extension Publisher</ExtensionPublisher>
+      <ExtensionVersion>Extension Version</ExtensionVersion>
+      <ReportId>Report ID</ReportId>
+      <ReportName>Report Name</ReportName>
+      <AboutThisReportTitle>About This Report Title</AboutThisReportTitle>
+      <AboutThisReportText>About This Report Text</AboutThisReportText>
+      <ReportHelpLink>Report Help Link</ReportHelpLink>
+    </ReportMetadata>
+    <ReportRequest>
+      <TenantEntraId>Tenant Entra Id</TenantEntraId>
+      <EnvironmentName>Environment Name</EnvironmentName>
+      <EnvironmentType>Environment Type</EnvironmentType>
+      <CompanyName>Company Name</CompanyName>
+      <CompanyDisplayName>Company Display Name</CompanyDisplayName>
+      <CompanyId>Company ID</CompanyId>
+      <UserName>User Name</UserName>
+      <DateAndTime>Date and Time</DateAndTime>
+      <Language>Language</Language>
+      <FormatRegion>Format Region</FormatRegion>
+      <DateTimeValues>
+        <Year>Year</Year>
+        <MonthNumber>Month Number</MonthNumber>
+        <DayNumber>Day Number</DayNumber>
+        <Hour>Hour</Hour>
+        <Minute>Minute</Minute>
+      </DateTimeValues>
+    </ReportRequest>
+  </BCReportInformation>
+  <Labels>
+    <AboutTheReportLabel>AboutTheReportLabel</AboutTheReportLabel>
+    <After1Lbl>After1Lbl</After1Lbl>
+    <AfterLbl>AfterLbl</AfterLbl>
+    <Before1Lbl>Before1Lbl</Before1Lbl>
+    <BeforeLbl>BeforeLbl</BeforeLbl>
+    <CompanyLabel>CompanyLabel</CompanyLabel>
+    <CurrencyCode_SalesLineCaption>CurrencyCode_SalesLineCaption</CurrencyCode_SalesLineCaption>
+    <CustomerNameLbl>CustomerNameLbl</CustomerNameLbl>
+    <CustomerNoLbl>CustomerNoLbl</CustomerNoLbl>
+    <CustomerOrderSummary>CustomerOrderSummary</CustomerOrderSummary>
+    <CustomerOrderSummaryAnalysis>CustomerOrderSummaryAnalysis</CustomerOrderSummaryAnalysis>
+    <CustomerOrderSummaryPrint>CustomerOrderSummaryPrint</CustomerOrderSummaryPrint>
+    <CustOrderSummaryLCYPrint>CustOrderSummaryLCYPrint</CustOrderSummaryLCYPrint>
+    <DataRetrieved>DataRetrieved</DataRetrieved>
+    <DocumentationLabel>DocumentationLabel</DocumentationLabel>
+    <EnvironmentLabel>EnvironmentLabel</EnvironmentLabel>
+    <Name_CustCaption>Name_CustCaption</Name_CustCaption>
+    <OutstandingOrdersLbl>OutstandingOrdersLbl</OutstandingOrdersLbl>
+    <Period2EndDateLbl>Period2EndDateLbl</Period2EndDateLbl>
+    <Period2StartDateLbl>Period2StartDateLbl</Period2StartDateLbl>
+    <Period3EndDateLbl>Period3EndDateLbl</Period3EndDateLbl>
+    <Period3StartDateLbl>Period3StartDateLbl</Period3StartDateLbl>
+    <Period4EndDateLbl>Period4EndDateLbl</Period4EndDateLbl>
+    <Period4StartDateLbl>Period4StartDateLbl</Period4StartDateLbl>
+    <PostingDateFilterLabel>PostingDateFilterLabel</PostingDateFilterLabel>
+    <ReportNameLabel>ReportNameLabel</ReportNameLabel>
+    <RunOnLabel>RunOnLabel</RunOnLabel>
+    <SalesAmtOnOrder2Lbl>SalesAmtOnOrder2Lbl</SalesAmtOnOrder2Lbl>
+    <SalesAmtOnOrder3Lbl>SalesAmtOnOrder3Lbl</SalesAmtOnOrder3Lbl>
+    <SalesAmtOnOrder4Lbl>SalesAmtOnOrder4Lbl</SalesAmtOnOrder4Lbl>
+    <SalesAmtOnOrderLCY2Lbl>SalesAmtOnOrderLCY2Lbl</SalesAmtOnOrderLCY2Lbl>
+    <SalesAmtOnOrderLCY3Lbl>SalesAmtOnOrderLCY3Lbl</SalesAmtOnOrderLCY3Lbl>
+    <SalesAmtOnOrderLCY4Lbl>SalesAmtOnOrderLCY4Lbl</SalesAmtOnOrderLCY4Lbl>
+    <SalesLineBilltoNo_CustomerCaption>SalesLineBilltoNo_CustomerCaption</SalesLineBilltoNo_CustomerCaption>
+    <StartingDateLbl>StartingDateLbl</StartingDateLbl>
+    <TotalCaptionLbl>TotalCaptionLbl</TotalCaptionLbl>
+    <TotalLCYCaptionLbl>TotalLCYCaptionLbl</TotalLCYCaptionLbl>
+    <UserLabel>UserLabel</UserLabel>
+  </Labels>
+  <Customer>
+    <AfterCaption>AfterCaption</AfterCaption>
+    <AllamountsareinLCYCaption>AllamountsareinLCYCaption</AllamountsareinLCYCaption>
+    <AllAmountsAreInLCYTxt>AllAmountsAreInLCYTxt</AllAmountsAreInLCYTxt>
+    <BeforeCaption>BeforeCaption</BeforeCaption>
+    <CompanyName>CompanyName</CompanyName>
+    <CustFilter>CustFilter</CustFilter>
+    <CustFilter1>CustFilter1</CustFilter1>
+    <CustomerNameCaption>CustomerNameCaption</CustomerNameCaption>
+    <CustomerNoCaption>CustomerNoCaption</CustomerNoCaption>
+    <CustomerOrderSummaryCaption>CustomerOrderSummaryCaption</CustomerOrderSummaryCaption>
+    <No_Cust>No_Cust</No_Cust>
+    <OutstandingOrdersCaption>OutstandingOrdersCaption</OutstandingOrdersCaption>
+    <PageNoCaption>PageNoCaption</PageNoCaption>
+    <PeriodStartDate1>PeriodStartDate1</PeriodStartDate1>
+    <PeriodStartDate2>PeriodStartDate2</PeriodStartDate2>
+    <PeriodStartDate21>PeriodStartDate21</PeriodStartDate21>
+    <PeriodStartDate3>PeriodStartDate3</PeriodStartDate3>
+    <PeriodStartDate31>PeriodStartDate31</PeriodStartDate31>
+    <PeriodStartDate41>PeriodStartDate41</PeriodStartDate41>
+    <PrintAmountsInLCY>PrintAmountsInLCY</PrintAmountsInLCY>
+    <SalesAmtOnOrderLCY1>SalesAmtOnOrderLCY1</SalesAmtOnOrderLCY1>
+    <SalesAmtOnOrderLCY2>SalesAmtOnOrderLCY2</SalesAmtOnOrderLCY2>
+    <SalesAmtOnOrderLCY3>SalesAmtOnOrderLCY3</SalesAmtOnOrderLCY3>
+    <SalesAmtOnOrderLCY4>SalesAmtOnOrderLCY4</SalesAmtOnOrderLCY4>
+    <SalesAmtOnOrderLCY5>SalesAmtOnOrderLCY5</SalesAmtOnOrderLCY5>
+    <SalesOrderAmountLCY>SalesOrderAmountLCY</SalesOrderAmountLCY>
+    <TotalCaption>TotalCaption</TotalCaption>
+    <TotalLCYCaption>TotalLCYCaption</TotalLCYCaption>
+    <Sales_Line>
+      <CurrencyCode_SalesLine>CurrencyCode_SalesLine</CurrencyCode_SalesLine>
+      <GroupNumber>GroupNumber</GroupNumber>
+      <Name_Cust>Name_Cust</Name_Cust>
+      <SalesAmtOnOrder1>SalesAmtOnOrder1</SalesAmtOnOrder1>
+      <SalesAmtOnOrder2>SalesAmtOnOrder2</SalesAmtOnOrder2>
+      <SalesAmtOnOrder3>SalesAmtOnOrder3</SalesAmtOnOrder3>
+      <SalesAmtOnOrder4>SalesAmtOnOrder4</SalesAmtOnOrder4>
+      <SalesAmtOnOrder5>SalesAmtOnOrder5</SalesAmtOnOrder5>
+      <SalesLineBilltoNo_Customer>SalesLineBilltoNo_Customer</SalesLineBilltoNo_Customer>
+      <SalesOrderAmount>SalesOrderAmount</SalesOrderAmount>
+    </Sales_Line>
+  </Customer>
+  <SalesLineBuffer_Integer>
+    <Number>Number</Number>
+    <SalesLineBuffer_BilltoCustomerNo>SalesLineBuffer_BilltoCustomerNo</SalesLineBuffer_BilltoCustomerNo>
+    <SalesLineBuffer_CurrencyCode>SalesLineBuffer_CurrencyCode</SalesLineBuffer_CurrencyCode>
+    <SalesLineBuffer_CustomerName>SalesLineBuffer_CustomerName</SalesLineBuffer_CustomerName>
+    <SalesLineBuffer_SalesAmtOnOrder1>SalesLineBuffer_SalesAmtOnOrder1</SalesLineBuffer_SalesAmtOnOrder1>
+    <SalesLineBuffer_SalesAmtOnOrder2>SalesLineBuffer_SalesAmtOnOrder2</SalesLineBuffer_SalesAmtOnOrder2>
+    <SalesLineBuffer_SalesAmtOnOrder3>SalesLineBuffer_SalesAmtOnOrder3</SalesLineBuffer_SalesAmtOnOrder3>
+    <SalesLineBuffer_SalesAmtOnOrder4>SalesLineBuffer_SalesAmtOnOrder4</SalesLineBuffer_SalesAmtOnOrder4>
+    <SalesLineBuffer_SalesAmtOnOrder5>SalesLineBuffer_SalesAmtOnOrder5</SalesLineBuffer_SalesAmtOnOrder5>
+    <SalesLineBuffer_SalesOrderAmount>SalesLineBuffer_SalesOrderAmount</SalesLineBuffer_SalesOrderAmount>
+  </SalesLineBuffer_Integer>
+  <Totals>
+    <Totals_Sales_Amt_On_Order1>Totals_Sales_Amt_On_Order1</Totals_Sales_Amt_On_Order1>
+    <Totals_Sales_Amt_On_Order2>Totals_Sales_Amt_On_Order2</Totals_Sales_Amt_On_Order2>
+    <Totals_Sales_Amt_On_Order3>Totals_Sales_Amt_On_Order3</Totals_Sales_Amt_On_Order3>
+    <Totals_Sales_Amt_On_Order4>Totals_Sales_Amt_On_Order4</Totals_Sales_Amt_On_Order4>
+    <Totals_Sales_Amt_On_Order5>Totals_Sales_Amt_On_Order5</Totals_Sales_Amt_On_Order5>
+    <Totals_Sales_Order_Amount>Totals_Sales_Order_Amount</Totals_Sales_Order_Amount>
+    <Totals_TotalText>Totals_TotalText</Totals_TotalText>
+  </Totals>
+</NavWordReportXmlPart>
 </file>
 
 <file path=customXml/itemProps2.xml><?xml version="1.0" encoding="utf-8"?>

--- a/src/Layers/W1/BaseApp/Sales/Reports/CustomerOrderSummary.docx
+++ b/src/Layers/W1/BaseApp/Sales/Reports/CustomerOrderSummary.docx
@@ -4934,144 +4934,770 @@
 <b:Sources xmlns:b="http://schemas.openxmlformats.org/officeDocument/2006/bibliography" xmlns="http://schemas.openxmlformats.org/officeDocument/2006/bibliography" SelectedStyle="\APASixthEditionOfficeOnline.xsl" StyleName="APA" Version="6"/>
 </file>
 
-<file path=customXml/item3.xml><?xml version="1.0" encoding="utf-8"?>
-<NavWordReportXmlPart xmlns="urn:microsoft-dynamics-nav/reports/Customer_Order_Summary/107/">
-  <BCReportInformation>
-    <ReportMetadata>
-      <ExtensionId>Extension ID</ExtensionId>
-      <ExtensionName>Extension Name</ExtensionName>
-      <ExtensionPublisher>Extension Publisher</ExtensionPublisher>
-      <ExtensionVersion>Extension Version</ExtensionVersion>
-      <ReportId>Report ID</ReportId>
-      <ReportName>Report Name</ReportName>
-      <AboutThisReportTitle>About This Report Title</AboutThisReportTitle>
-      <AboutThisReportText>About This Report Text</AboutThisReportText>
-      <ReportHelpLink>Report Help Link</ReportHelpLink>
-    </ReportMetadata>
-    <ReportRequest>
-      <TenantEntraId>Tenant Entra Id</TenantEntraId>
-      <EnvironmentName>Environment Name</EnvironmentName>
-      <EnvironmentType>Environment Type</EnvironmentType>
-      <CompanyName>Company Name</CompanyName>
-      <CompanyDisplayName>Company Display Name</CompanyDisplayName>
-      <CompanyId>Company ID</CompanyId>
-      <UserName>User Name</UserName>
-      <DateAndTime>Date and Time</DateAndTime>
-      <Language>Language</Language>
-      <FormatRegion>Format Region</FormatRegion>
-      <DateTimeValues>
-        <Year>Year</Year>
-        <MonthNumber>Month Number</MonthNumber>
-        <DayNumber>Day Number</DayNumber>
-        <Hour>Hour</Hour>
-        <Minute>Minute</Minute>
-      </DateTimeValues>
-    </ReportRequest>
-  </BCReportInformation>
-  <Labels>
-    <AboutTheReportLabel>AboutTheReportLabel</AboutTheReportLabel>
-    <After1Lbl>After1Lbl</After1Lbl>
-    <AfterLbl>AfterLbl</AfterLbl>
-    <Before1Lbl>Before1Lbl</Before1Lbl>
-    <BeforeLbl>BeforeLbl</BeforeLbl>
-    <CompanyLabel>CompanyLabel</CompanyLabel>
-    <CurrencyCode_SalesLineCaption>CurrencyCode_SalesLineCaption</CurrencyCode_SalesLineCaption>
-    <CustomerNameLbl>CustomerNameLbl</CustomerNameLbl>
-    <CustomerNoLbl>CustomerNoLbl</CustomerNoLbl>
-    <CustomerOrderSummary>CustomerOrderSummary</CustomerOrderSummary>
-    <CustomerOrderSummaryAnalysis>CustomerOrderSummaryAnalysis</CustomerOrderSummaryAnalysis>
-    <CustomerOrderSummaryPrint>CustomerOrderSummaryPrint</CustomerOrderSummaryPrint>
-    <CustOrderSummaryLCYPrint>CustOrderSummaryLCYPrint</CustOrderSummaryLCYPrint>
-    <DataRetrieved>DataRetrieved</DataRetrieved>
-    <DocumentationLabel>DocumentationLabel</DocumentationLabel>
-    <EnvironmentLabel>EnvironmentLabel</EnvironmentLabel>
-    <Name_CustCaption>Name_CustCaption</Name_CustCaption>
-    <OutstandingOrdersLbl>OutstandingOrdersLbl</OutstandingOrdersLbl>
-    <Period2EndDateLbl>Period2EndDateLbl</Period2EndDateLbl>
-    <Period2StartDateLbl>Period2StartDateLbl</Period2StartDateLbl>
-    <Period3EndDateLbl>Period3EndDateLbl</Period3EndDateLbl>
-    <Period3StartDateLbl>Period3StartDateLbl</Period3StartDateLbl>
-    <Period4EndDateLbl>Period4EndDateLbl</Period4EndDateLbl>
-    <Period4StartDateLbl>Period4StartDateLbl</Period4StartDateLbl>
-    <PostingDateFilterLabel>PostingDateFilterLabel</PostingDateFilterLabel>
-    <ReportNameLabel>ReportNameLabel</ReportNameLabel>
-    <RunOnLabel>RunOnLabel</RunOnLabel>
-    <SalesAmtOnOrder2Lbl>SalesAmtOnOrder2Lbl</SalesAmtOnOrder2Lbl>
-    <SalesAmtOnOrder3Lbl>SalesAmtOnOrder3Lbl</SalesAmtOnOrder3Lbl>
-    <SalesAmtOnOrder4Lbl>SalesAmtOnOrder4Lbl</SalesAmtOnOrder4Lbl>
-    <SalesAmtOnOrderLCY2Lbl>SalesAmtOnOrderLCY2Lbl</SalesAmtOnOrderLCY2Lbl>
-    <SalesAmtOnOrderLCY3Lbl>SalesAmtOnOrderLCY3Lbl</SalesAmtOnOrderLCY3Lbl>
-    <SalesAmtOnOrderLCY4Lbl>SalesAmtOnOrderLCY4Lbl</SalesAmtOnOrderLCY4Lbl>
-    <SalesLineBilltoNo_CustomerCaption>SalesLineBilltoNo_CustomerCaption</SalesLineBilltoNo_CustomerCaption>
-    <StartingDateLbl>StartingDateLbl</StartingDateLbl>
-    <TotalCaptionLbl>TotalCaptionLbl</TotalCaptionLbl>
-    <TotalLCYCaptionLbl>TotalLCYCaptionLbl</TotalLCYCaptionLbl>
-    <UserLabel>UserLabel</UserLabel>
-  </Labels>
-  <Customer>
-    <AfterCaption>AfterCaption</AfterCaption>
-    <AllamountsareinLCYCaption>AllamountsareinLCYCaption</AllamountsareinLCYCaption>
-    <AllAmountsAreInLCYTxt>AllAmountsAreInLCYTxt</AllAmountsAreInLCYTxt>
-    <BeforeCaption>BeforeCaption</BeforeCaption>
-    <CompanyName>CompanyName</CompanyName>
-    <CustFilter>CustFilter</CustFilter>
-    <CustFilter1>CustFilter1</CustFilter1>
-    <CustomerNameCaption>CustomerNameCaption</CustomerNameCaption>
-    <CustomerNoCaption>CustomerNoCaption</CustomerNoCaption>
-    <CustomerOrderSummaryCaption>CustomerOrderSummaryCaption</CustomerOrderSummaryCaption>
-    <No_Cust>No_Cust</No_Cust>
-    <OutstandingOrdersCaption>OutstandingOrdersCaption</OutstandingOrdersCaption>
-    <PageNoCaption>PageNoCaption</PageNoCaption>
-    <PeriodStartDate1>PeriodStartDate1</PeriodStartDate1>
-    <PeriodStartDate2>PeriodStartDate2</PeriodStartDate2>
-    <PeriodStartDate21>PeriodStartDate21</PeriodStartDate21>
-    <PeriodStartDate3>PeriodStartDate3</PeriodStartDate3>
-    <PeriodStartDate31>PeriodStartDate31</PeriodStartDate31>
-    <PeriodStartDate41>PeriodStartDate41</PeriodStartDate41>
-    <PrintAmountsInLCY>PrintAmountsInLCY</PrintAmountsInLCY>
-    <SalesAmtOnOrderLCY1>SalesAmtOnOrderLCY1</SalesAmtOnOrderLCY1>
-    <SalesAmtOnOrderLCY2>SalesAmtOnOrderLCY2</SalesAmtOnOrderLCY2>
-    <SalesAmtOnOrderLCY3>SalesAmtOnOrderLCY3</SalesAmtOnOrderLCY3>
-    <SalesAmtOnOrderLCY4>SalesAmtOnOrderLCY4</SalesAmtOnOrderLCY4>
-    <SalesAmtOnOrderLCY5>SalesAmtOnOrderLCY5</SalesAmtOnOrderLCY5>
-    <SalesOrderAmountLCY>SalesOrderAmountLCY</SalesOrderAmountLCY>
-    <TotalCaption>TotalCaption</TotalCaption>
-    <TotalLCYCaption>TotalLCYCaption</TotalLCYCaption>
-    <Sales_Line>
-      <CurrencyCode_SalesLine>CurrencyCode_SalesLine</CurrencyCode_SalesLine>
-      <GroupNumber>GroupNumber</GroupNumber>
-      <Name_Cust>Name_Cust</Name_Cust>
-      <SalesAmtOnOrder1>SalesAmtOnOrder1</SalesAmtOnOrder1>
-      <SalesAmtOnOrder2>SalesAmtOnOrder2</SalesAmtOnOrder2>
-      <SalesAmtOnOrder3>SalesAmtOnOrder3</SalesAmtOnOrder3>
-      <SalesAmtOnOrder4>SalesAmtOnOrder4</SalesAmtOnOrder4>
-      <SalesAmtOnOrder5>SalesAmtOnOrder5</SalesAmtOnOrder5>
-      <SalesLineBilltoNo_Customer>SalesLineBilltoNo_Customer</SalesLineBilltoNo_Customer>
-      <SalesOrderAmount>SalesOrderAmount</SalesOrderAmount>
-    </Sales_Line>
-  </Customer>
-  <SalesLineBuffer_Integer>
-    <Number>Number</Number>
-    <SalesLineBuffer_BilltoCustomerNo>SalesLineBuffer_BilltoCustomerNo</SalesLineBuffer_BilltoCustomerNo>
-    <SalesLineBuffer_CurrencyCode>SalesLineBuffer_CurrencyCode</SalesLineBuffer_CurrencyCode>
-    <SalesLineBuffer_CustomerName>SalesLineBuffer_CustomerName</SalesLineBuffer_CustomerName>
-    <SalesLineBuffer_SalesAmtOnOrder1>SalesLineBuffer_SalesAmtOnOrder1</SalesLineBuffer_SalesAmtOnOrder1>
-    <SalesLineBuffer_SalesAmtOnOrder2>SalesLineBuffer_SalesAmtOnOrder2</SalesLineBuffer_SalesAmtOnOrder2>
-    <SalesLineBuffer_SalesAmtOnOrder3>SalesLineBuffer_SalesAmtOnOrder3</SalesLineBuffer_SalesAmtOnOrder3>
-    <SalesLineBuffer_SalesAmtOnOrder4>SalesLineBuffer_SalesAmtOnOrder4</SalesLineBuffer_SalesAmtOnOrder4>
-    <SalesLineBuffer_SalesAmtOnOrder5>SalesLineBuffer_SalesAmtOnOrder5</SalesLineBuffer_SalesAmtOnOrder5>
-    <SalesLineBuffer_SalesOrderAmount>SalesLineBuffer_SalesOrderAmount</SalesLineBuffer_SalesOrderAmount>
-  </SalesLineBuffer_Integer>
-  <Totals>
-    <Totals_Sales_Amt_On_Order1>Totals_Sales_Amt_On_Order1</Totals_Sales_Amt_On_Order1>
-    <Totals_Sales_Amt_On_Order2>Totals_Sales_Amt_On_Order2</Totals_Sales_Amt_On_Order2>
-    <Totals_Sales_Amt_On_Order3>Totals_Sales_Amt_On_Order3</Totals_Sales_Amt_On_Order3>
-    <Totals_Sales_Amt_On_Order4>Totals_Sales_Amt_On_Order4</Totals_Sales_Amt_On_Order4>
-    <Totals_Sales_Amt_On_Order5>Totals_Sales_Amt_On_Order5</Totals_Sales_Amt_On_Order5>
-    <Totals_Sales_Order_Amount>Totals_Sales_Order_Amount</Totals_Sales_Order_Amount>
-    <Totals_TotalText>Totals_TotalText</Totals_TotalText>
-  </Totals>
-</NavWordReportXmlPart>
+<file path=customXml/item3.xml>��< ? x m l   v e r s i o n = " 1 . 0 "   e n c o d i n g = " u t f - 1 6 " ? > + 
+ < N a v W o r d R e p o r t X m l P a r t   x m l n s = " u r n : m i c r o s o f t - d y n a m i c s - n a v / r e p o r t s / C u s t o m e r _ O r d e r _ S u m m a r y / 1 0 7 / " > + 
+     < B C R e p o r t I n f o r m a t i o n > + 
+         < R e p o r t M e t a d a t a > + 
+             < E x t e n s i o n I d > E x t e n s i o n   I D < / E x t e n s i o n I d > + 
+             < E x t e n s i o n N a m e > E x t e n s i o n   N a m e < / E x t e n s i o n N a m e > + 
+             < E x t e n s i o n P u b l i s h e r > E x t e n s i o n   P u b l i s h e r < / E x t e n s i o n P u b l i s h e r > + 
+             < E x t e n s i o n V e r s i o n > E x t e n s i o n   V e r s i o n < / E x t e n s i o n V e r s i o n > + 
+             < R e p o r t I d > R e p o r t   I D < / R e p o r t I d > + 
+             < R e p o r t N a m e > R e p o r t   N a m e < / R e p o r t N a m e > + 
+             < R e p o r t C a p t i o n > R e p o r t   C a p t i o n < / R e p o r t C a p t i o n > + 
+             < A b o u t T h i s R e p o r t T i t l e > A b o u t   T h i s   R e p o r t   T i t l e < / A b o u t T h i s R e p o r t T i t l e > + 
+             < A b o u t T h i s R e p o r t T e x t > A b o u t   T h i s   R e p o r t   T e x t < / A b o u t T h i s R e p o r t T e x t > + 
+             < R e p o r t H e l p L i n k > R e p o r t   H e l p   L i n k < / R e p o r t H e l p L i n k > + 
+         < / R e p o r t M e t a d a t a > + 
+         < R e p o r t R e q u e s t > + 
+             < T e n a n t E n t r a I d > T e n a n t   E n t r a   I d < / T e n a n t E n t r a I d > + 
+             < E n v i r o n m e n t N a m e > E n v i r o n m e n t   N a m e < / E n v i r o n m e n t N a m e > + 
+             < E n v i r o n m e n t T y p e > E n v i r o n m e n t   T y p e < / E n v i r o n m e n t T y p e > + 
+             < C o m p a n y N a m e > C o m p a n y   N a m e < / C o m p a n y N a m e > + 
+             < C o m p a n y D i s p l a y N a m e > C o m p a n y   D i s p l a y   N a m e < / C o m p a n y D i s p l a y N a m e > + 
+             < C o m p a n y I d > C o m p a n y   I D < / C o m p a n y I d > + 
+             < U s e r N a m e > U s e r   N a m e < / U s e r N a m e > + 
+             < D a t e A n d T i m e > D a t e   a n d   T i m e < / D a t e A n d T i m e > + 
+             < L a n g u a g e > L a n g u a g e < / L a n g u a g e > + 
+             < F o r m a t R e g i o n > F o r m a t   R e g i o n < / F o r m a t R e g i o n > + 
+             < D a t e T i m e V a l u e s > + 
+                 < Y e a r > Y e a r < / Y e a r > + 
+                 < M o n t h N u m b e r > M o n t h   N u m b e r < / M o n t h N u m b e r > + 
+                 < D a y N u m b e r > D a y   N u m b e r < / D a y N u m b e r > + 
+                 < H o u r > H o u r < / H o u r > + 
+                 < M i n u t e > M i n u t e < / M i n u t e > + 
+             < / D a t e T i m e V a l u e s > + 
+         < / R e p o r t R e q u e s t > + 
+         < C o m p a n y M e t a d a t a > + 
+             < C o m p a n y N a m e > C o m p a n y   N a m e < / C o m p a n y N a m e > + 
+             < C o m p a n y D i s p l a y N a m e > C o m p a n y   D i s p l a y   N a m e < / C o m p a n y D i s p l a y N a m e > + 
+             < C o m p a n y A d d r e s s L i n e s > + 
+                 < C o m p a n y A d d r e s s L i n e 1 > C o m p a n y   A d d r e s s   L i n e   1 < / C o m p a n y A d d r e s s L i n e 1 > + 
+                 < C o m p a n y A d d r e s s L i n e 2 > C o m p a n y   A d d r e s s   L i n e   2 < / C o m p a n y A d d r e s s L i n e 2 > + 
+                 < C o m p a n y A d d r e s s L i n e 3 > C o m p a n y   A d d r e s s   L i n e   3 < / C o m p a n y A d d r e s s L i n e 3 > + 
+                 < C o m p a n y A d d r e s s L i n e 4 > C o m p a n y   A d d r e s s   L i n e   4 < / C o m p a n y A d d r e s s L i n e 4 > + 
+                 < C o m p a n y A d d r e s s L i n e 5 > C o m p a n y   A d d r e s s   L i n e   5 < / C o m p a n y A d d r e s s L i n e 5 > + 
+                 < C o m p a n y A d d r e s s L i n e 6 > C o m p a n y   A d d r e s s   L i n e   6 < / C o m p a n y A d d r e s s L i n e 6 > + 
+                 < C o m p a n y A d d r e s s L i n e 7 > C o m p a n y   A d d r e s s   L i n e   7 < / C o m p a n y A d d r e s s L i n e 7 > + 
+                 < C o m p a n y A d d r e s s L i n e 8 > C o m p a n y   A d d r e s s   L i n e   8 < / C o m p a n y A d d r e s s L i n e 8 > + 
+             < / C o m p a n y A d d r e s s L i n e s > + 
+             < C o m p a n y P h o n e > C o m p a n y   P h o n e < / C o m p a n y P h o n e > + 
+             < C o m p a n y P h o n e C a p t i o n > C o m p a n y   P h o n e   C a p t i o n < / C o m p a n y P h o n e C a p t i o n > + 
+             < C o m p a n y F a x N o > C o m p a n y   F a x   N o . < / C o m p a n y F a x N o > + 
+             < C o m p a n y F a x N o C a p t i o n > C o m p a n y   F a x   N o .   C a p t i o n < / C o m p a n y F a x N o C a p t i o n > + 
+             < C o m p a n y E m a i l > C o m p a n y   E m a i l < / C o m p a n y E m a i l > + 
+             < C o m p a n y E m a i l C a p t i o n > C o m p a n y   E m a i l   C a p t i o n < / C o m p a n y E m a i l C a p t i o n > + 
+             < C o m p a n y H o m e P a g e > C o m p a n y   H o m e   P a g e < / C o m p a n y H o m e P a g e > + 
+             < C o m p a n y H o m e P a g e C a p t i o n > C o m p a n y   H o m e   P a g e   C a p t i o n < / C o m p a n y H o m e P a g e C a p t i o n > + 
+             < C o m p a n y L o g o > C o m p a n y   L o g o < / C o m p a n y L o g o > + 
+             < C o m p a n y V A T R e g i s t r a t i o n N o > C o m p a n y   V A T   R e g i s t r a t i o n   N o . < / C o m p a n y V A T R e g i s t r a t i o n N o > + 
+             < C o m p a n y V A T R e g i s t r a t i o n N o C a p t i o n > C o m p a n y   V A T   R e g i s t r a t i o n   N o .   C a p t i o n < / C o m p a n y V A T R e g i s t r a t i o n N o C a p t i o n > + 
+             < C o m p a n y R e g i s t r a t i o n N o > C o m p a n y   R e g i s t r a t i o n   N o . < / C o m p a n y R e g i s t r a t i o n N o > + 
+             < C o m p a n y R e g i s t r a t i o n N o C a p t i o n > C o m p a n y   R e g i s t r a t i o n   N o .   C a p t i o n < / C o m p a n y R e g i s t r a t i o n N o C a p t i o n > + 
+             < C o m p a n y B a n k N a m e > C o m p a n y   B a n k   N a m e < / C o m p a n y B a n k N a m e > + 
+             < C o m p a n y B a n k N a m e C a p t i o n > C o m p a n y   B a n k   N a m e   C a p t i o n < / C o m p a n y B a n k N a m e C a p t i o n > + 
+             < C o m p a n y B a n k A c c o u n t N o > C o m p a n y   B a n k   A c c o u n t   N o . < / C o m p a n y B a n k A c c o u n t N o > + 
+             < C o m p a n y B a n k A c c o u n t N o C a p t i o n > C o m p a n y   B a n k   A c c o u n t   N o .   C a p t i o n < / C o m p a n y B a n k A c c o u n t N o C a p t i o n > + 
+             < C o m p a n y B a n k B r a n c h N o > C o m p a n y   B a n k   B r a n c h   N o . < / C o m p a n y B a n k B r a n c h N o > + 
+             < C o m p a n y B a n k B r a n c h N o C a p t i o n > C o m p a n y   B a n k   B r a n c h   N o .   C a p t i o n < / C o m p a n y B a n k B r a n c h N o C a p t i o n > + 
+             < C o m p a n y I B A N > C o m p a n y   I B A N < / C o m p a n y I B A N > + 
+             < C o m p a n y I B A N C a p t i o n > C o m p a n y   I B A N   C a p t i o n < / C o m p a n y I B A N C a p t i o n > + 
+             < C o m p a n y B a n k S W I F T > C o m p a n y   B a n k   S W I F T < / C o m p a n y B a n k S W I F T > + 
+             < C o m p a n y B a n k S W I F T C a p t i o n > C o m p a n y   B a n k   S W I F T   C a p t i o n < / C o m p a n y B a n k S W I F T C a p t i o n > + 
+             < C o m p a n y G i r o N o > C o m p a n y   G i r o   N o . < / C o m p a n y G i r o N o > + 
+             < C o m p a n y G i r o N o C a p t i o n > C o m p a n y   G i r o   N o .   C a p t i o n < / C o m p a n y G i r o N o C a p t i o n > + 
+         < / C o m p a n y M e t a d a t a > + 
+     < / B C R e p o r t I n f o r m a t i o n > + 
+     < L a b e l s > + 
+         < A b o u t T h e R e p o r t L a b e l > A b o u t T h e R e p o r t L a b e l < / A b o u t T h e R e p o r t L a b e l > + 
+         < A f t e r 1 L b l > A f t e r 1 L b l < / A f t e r 1 L b l > + 
+         < A f t e r L b l > A f t e r L b l < / A f t e r L b l > + 
+         < B e f o r e 1 L b l > B e f o r e 1 L b l < / B e f o r e 1 L b l > + 
+         < B e f o r e L b l > B e f o r e L b l < / B e f o r e L b l > + 
+         < C o m p a n y L a b e l > C o m p a n y L a b e l < / C o m p a n y L a b e l > + 
+         < C u r r e n c y C o d e _ S a l e s L i n e C a p t i o n > C u r r e n c y C o d e _ S a l e s L i n e C a p t i o n < / C u r r e n c y C o d e _ S a l e s L i n e C a p t i o n > + 
+         < C u s t o m e r N a m e L b l > C u s t o m e r N a m e L b l < / C u s t o m e r N a m e L b l > + 
+         < C u s t o m e r N o L b l > C u s t o m e r N o L b l < / C u s t o m e r N o L b l > + 
+         < C u s t o m e r O r d e r S u m m a r y > C u s t o m e r O r d e r S u m m a r y < / C u s t o m e r O r d e r S u m m a r y > + 
+         < C u s t o m e r O r d e r S u m m a r y A n a l y s i s > C u s t o m e r O r d e r S u m m a r y A n a l y s i s < / C u s t o m e r O r d e r S u m m a r y A n a l y s i s > + 
+         < C u s t o m e r O r d e r S u m m a r y P r i n t > C u s t o m e r O r d e r S u m m a r y P r i n t < / C u s t o m e r O r d e r S u m m a r y P r i n t > + 
+         < C u s t O r d e r S u m m a r y L C Y P r i n t > C u s t O r d e r S u m m a r y L C Y P r i n t < / C u s t O r d e r S u m m a r y L C Y P r i n t > + 
+         < D a t a R e t r i e v e d > D a t a R e t r i e v e d < / D a t a R e t r i e v e d > + 
+         < D o c u m e n t a t i o n L a b e l > D o c u m e n t a t i o n L a b e l < / D o c u m e n t a t i o n L a b e l > + 
+         < E n v i r o n m e n t L a b e l > E n v i r o n m e n t L a b e l < / E n v i r o n m e n t L a b e l > + 
+         < N a m e _ C u s t C a p t i o n > N a m e _ C u s t C a p t i o n < / N a m e _ C u s t C a p t i o n > + 
+         < O u t s t a n d i n g O r d e r s L b l > O u t s t a n d i n g O r d e r s L b l < / O u t s t a n d i n g O r d e r s L b l > + 
+         < P e r i o d 2 E n d D a t e L b l > P e r i o d 2 E n d D a t e L b l < / P e r i o d 2 E n d D a t e L b l > + 
+         < P e r i o d 2 S t a r t D a t e L b l > P e r i o d 2 S t a r t D a t e L b l < / P e r i o d 2 S t a r t D a t e L b l > + 
+         < P e r i o d 3 E n d D a t e L b l > P e r i o d 3 E n d D a t e L b l < / P e r i o d 3 E n d D a t e L b l > + 
+         < P e r i o d 3 S t a r t D a t e L b l > P e r i o d 3 S t a r t D a t e L b l < / P e r i o d 3 S t a r t D a t e L b l > + 
+         < P e r i o d 4 E n d D a t e L b l > P e r i o d 4 E n d D a t e L b l < / P e r i o d 4 E n d D a t e L b l > + 
+         < P e r i o d 4 S t a r t D a t e L b l > P e r i o d 4 S t a r t D a t e L b l < / P e r i o d 4 S t a r t D a t e L b l > + 
+         < P o s t i n g D a t e F i l t e r L a b e l > P o s t i n g D a t e F i l t e r L a b e l < / P o s t i n g D a t e F i l t e r L a b e l > + 
+         < R e p o r t N a m e L a b e l > R e p o r t N a m e L a b e l < / R e p o r t N a m e L a b e l > + 
+         < R u n O n L a b e l > R u n O n L a b e l < / R u n O n L a b e l > + 
+         < S a l e s A m t O n O r d e r 2 L b l > S a l e s A m t O n O r d e r 2 L b l < / S a l e s A m t O n O r d e r 2 L b l > + 
+         < S a l e s A m t O n O r d e r 3 L b l > S a l e s A m t O n O r d e r 3 L b l < / S a l e s A m t O n O r d e r 3 L b l > + 
+         < S a l e s A m t O n O r d e r 4 L b l > S a l e s A m t O n O r d e r 4 L b l < / S a l e s A m t O n O r d e r 4 L b l > + 
+         < S a l e s A m t O n O r d e r L C Y 2 L b l > S a l e s A m t O n O r d e r L C Y 2 L b l < / S a l e s A m t O n O r d e r L C Y 2 L b l > + 
+         < S a l e s A m t O n O r d e r L C Y 3 L b l > S a l e s A m t O n O r d e r L C Y 3 L b l < / S a l e s A m t O n O r d e r L C Y 3 L b l > + 
+         < S a l e s A m t O n O r d e r L C Y 4 L b l > S a l e s A m t O n O r d e r L C Y 4 L b l < / S a l e s A m t O n O r d e r L C Y 4 L b l > + 
+         < S a l e s L i n e B i l l t o N o _ C u s t o m e r C a p t i o n > S a l e s L i n e B i l l t o N o _ C u s t o m e r C a p t i o n < / S a l e s L i n e B i l l t o N o _ C u s t o m e r C a p t i o n > + 
+         < S t a r t i n g D a t e L b l > S t a r t i n g D a t e L b l < / S t a r t i n g D a t e L b l > + 
+         < T o t a l C a p t i o n L b l > T o t a l C a p t i o n L b l < / T o t a l C a p t i o n L b l > + 
+         < T o t a l L C Y C a p t i o n L b l > T o t a l L C Y C a p t i o n L b l < / T o t a l L C Y C a p t i o n L b l > + 
+         < U s e r L a b e l > U s e r L a b e l < / U s e r L a b e l > + 
+     < / L a b e l s > + 
+     < C u s t o m e r > + 
+         < A f t e r C a p t i o n > A f t e r C a p t i o n < / A f t e r C a p t i o n > + 
+         < A l l a m o u n t s a r e i n L C Y C a p t i o n > A l l a m o u n t s a r e i n L C Y C a p t i o n < / A l l a m o u n t s a r e i n L C Y C a p t i o n > + 
+         < A l l A m o u n t s A r e I n L C Y T x t > A l l A m o u n t s A r e I n L C Y T x t < / A l l A m o u n t s A r e I n L C Y T x t > + 
+         < B e f o r e C a p t i o n > B e f o r e C a p t i o n < / B e f o r e C a p t i o n > + 
+         < C o m p a n y N a m e > C o m p a n y N a m e < / C o m p a n y N a m e > + 
+         < C u s t F i l t e r > C u s t F i l t e r < / C u s t F i l t e r > + 
+         < C u s t F i l t e r 1 > C u s t F i l t e r 1 < / C u s t F i l t e r 1 > + 
+         < C u s t o m e r N a m e C a p t i o n > C u s t o m e r N a m e C a p t i o n < / C u s t o m e r N a m e C a p t i o n > + 
+         < C u s t o m e r N o C a p t i o n > C u s t o m e r N o C a p t i o n < / C u s t o m e r N o C a p t i o n > + 
+         < C u s t o m e r O r d e r S u m m a r y C a p t i o n > C u s t o m e r O r d e r S u m m a r y C a p t i o n < / C u s t o m e r O r d e r S u m m a r y C a p t i o n > + 
+         < N o _ C u s t > N o _ C u s t < / N o _ C u s t > + 
+         < O u t s t a n d i n g O r d e r s C a p t i o n > O u t s t a n d i n g O r d e r s C a p t i o n < / O u t s t a n d i n g O r d e r s C a p t i o n > + 
+         < P a g e N o C a p t i o n > P a g e N o C a p t i o n < / P a g e N o C a p t i o n > + 
+         < P e r i o d S t a r t D a t e 1 > P e r i o d S t a r t D a t e 1 < / P e r i o d S t a r t D a t e 1 > + 
+         < P e r i o d S t a r t D a t e 2 > P e r i o d S t a r t D a t e 2 < / P e r i o d S t a r t D a t e 2 > + 
+         < P e r i o d S t a r t D a t e 2 1 > P e r i o d S t a r t D a t e 2 1 < / P e r i o d S t a r t D a t e 2 1 > + 
+         < P e r i o d S t a r t D a t e 3 > P e r i o d S t a r t D a t e 3 < / P e r i o d S t a r t D a t e 3 > + 
+         < P e r i o d S t a r t D a t e 3 1 > P e r i o d S t a r t D a t e 3 1 < / P e r i o d S t a r t D a t e 3 1 > + 
+         < P e r i o d S t a r t D a t e 4 1 > P e r i o d S t a r t D a t e 4 1 < / P e r i o d S t a r t D a t e 4 1 > + 
+         < P r i n t A m o u n t s I n L C Y > P r i n t A m o u n t s I n L C Y < / P r i n t A m o u n t s I n L C Y > + 
+         < S a l e s A m t O n O r d e r L C Y 1 > S a l e s A m t O n O r d e r L C Y 1 < / S a l e s A m t O n O r d e r L C Y 1 > + 
+         < S a l e s A m t O n O r d e r L C Y 2 > S a l e s A m t O n O r d e r L C Y 2 < / S a l e s A m t O n O r d e r L C Y 2 > + 
+         < S a l e s A m t O n O r d e r L C Y 3 > S a l e s A m t O n O r d e r L C Y 3 < / S a l e s A m t O n O r d e r L C Y 3 > + 
+         < S a l e s A m t O n O r d e r L C Y 4 > S a l e s A m t O n O r d e r L C Y 4 < / S a l e s A m t O n O r d e r L C Y 4 > + 
+         < S a l e s A m t O n O r d e r L C Y 5 > S a l e s A m t O n O r d e r L C Y 5 < / S a l e s A m t O n O r d e r L C Y 5 > + 
+         < S a l e s O r d e r A m o u n t L C Y > S a l e s O r d e r A m o u n t L C Y < / S a l e s O r d e r A m o u n t L C Y > + 
+         < T o t a l C a p t i o n > T o t a l C a p t i o n < / T o t a l C a p t i o n > + 
+         < T o t a l L C Y C a p t i o n > T o t a l L C Y C a p t i o n < / T o t a l L C Y C a p t i o n > + 
+         < S a l e s _ L i n e > + 
+             < C u r r e n c y C o d e _ S a l e s L i n e > C u r r e n c y C o d e _ S a l e s L i n e < / C u r r e n c y C o d e _ S a l e s L i n e > + 
+             < G r o u p N u m b e r > G r o u p N u m b e r < / G r o u p N u m b e r > + 
+             < N a m e _ C u s t > N a m e _ C u s t < / N a m e _ C u s t > + 
+             < S a l e s A m t O n O r d e r 1 > S a l e s A m t O n O r d e r 1 < / S a l e s A m t O n O r d e r 1 > + 
+             < S a l e s A m t O n O r d e r 2 > S a l e s A m t O n O r d e r 2 < / S a l e s A m t O n O r d e r 2 > + 
+             < S a l e s A m t O n O r d e r 3 > S a l e s A m t O n O r d e r 3 < / S a l e s A m t O n O r d e r 3 > + 
+             < S a l e s A m t O n O r d e r 4 > S a l e s A m t O n O r d e r 4 < / S a l e s A m t O n O r d e r 4 > + 
+             < S a l e s A m t O n O r d e r 5 > S a l e s A m t O n O r d e r 5 < / S a l e s A m t O n O r d e r 5 > + 
+             < S a l e s L i n e B i l l t o N o _ C u s t o m e r > S a l e s L i n e B i l l t o N o _ C u s t o m e r < / S a l e s L i n e B i l l t o N o _ C u s t o m e r > + 
+             < S a l e s O r d e r A m o u n t > S a l e s O r d e r A m o u n t < / S a l e s O r d e r A m o u n t > + 
+         < / S a l e s _ L i n e > + 
+     < / C u s t o m e r > + 
+     < S a l e s L i n e B u f f e r _ I n t e g e r > + 
+         < N u m b e r > N u m b e r < / N u m b e r > + 
+         < S a l e s L i n e B u f f e r _ B i l l t o C u s t o m e r N o > S a l e s L i n e B u f f e r _ B i l l t o C u s t o m e r N o < / S a l e s L i n e B u f f e r _ B i l l t o C u s t o m e r N o > + 
+         < S a l e s L i n e B u f f e r _ C u r r e n c y C o d e > S a l e s L i n e B u f f e r _ C u r r e n c y C o d e < / S a l e s L i n e B u f f e r _ C u r r e n c y C o d e > + 
+         < S a l e s L i n e B u f f e r _ C u s t o m e r N a m e > S a l e s L i n e B u f f e r _ C u s t o m e r N a m e < / S a l e s L i n e B u f f e r _ C u s t o m e r N a m e > + 
+         < S a l e s L i n e B u f f e r _ S a l e s A m t O n O r d e r 1 > S a l e s L i n e B u f f e r _ S a l e s A m t O n O r d e r 1 < / S a l e s L i n e B u f f e r _ S a l e s A m t O n O r d e r 1 > + 
+         < S a l e s L i n e B u f f e r _ S a l e s A m t O n O r d e r 2 > S a l e s L i n e B u f f e r _ S a l e s A m t O n O r d e r 2 < / S a l e s L i n e B u f f e r _ S a l e s A m t O n O r d e r 2 > + 
+         < S a l e s L i n e B u f f e r _ S a l e s A m t O n O r d e r 3 > S a l e s L i n e B u f f e r _ S a l e s A m t O n O r d e r 3 < / S a l e s L i n e B u f f e r _ S a l e s A m t O n O r d e r 3 > + 
+         < S a l e s L i n e B u f f e r _ S a l e s A m t O n O r d e r 4 > S a l e s L i n e B u f f e r _ S a l e s A m t O n O r d e r 4 < / S a l e s L i n e B u f f e r _ S a l e s A m t O n O r d e r 4 > + 
+         < S a l e s L i n e B u f f e r _ S a l e s A m t O n O r d e r 5 > S a l e s L i n e B u f f e r _ S a l e s A m t O n O r d e r 5 < / S a l e s L i n e B u f f e r _ S a l e s A m t O n O r d e r 5 > + 
+         < S a l e s L i n e B u f f e r _ S a l e s O r d e r A m o u n t > S a l e s L i n e B u f f e r _ S a l e s O r d e r A m o u n t < / S a l e s L i n e B u f f e r _ S a l e s O r d e r A m o u n t > + 
+     < / S a l e s L i n e B u f f e r _ I n t e g e r > + 
+     < T o t a l s > + 
+         < T o t a l s _ S a l e s _ A m t _ O n _ O r d e r 1 > T o t a l s _ S a l e s _ A m t _ O n _ O r d e r 1 < / T o t a l s _ S a l e s _ A m t _ O n _ O r d e r 1 > + 
+         < T o t a l s _ S a l e s _ A m t _ O n _ O r d e r 2 > T o t a l s _ S a l e s _ A m t _ O n _ O r d e r 2 < / T o t a l s _ S a l e s _ A m t _ O n _ O r d e r 2 > + 
+         < T o t a l s _ S a l e s _ A m t _ O n _ O r d e r 3 > T o t a l s _ S a l e s _ A m t _ O n _ O r d e r 3 < / T o t a l s _ S a l e s _ A m t _ O n _ O r d e r 3 > + 
+         < T o t a l s _ S a l e s _ A m t _ O n _ O r d e r 4 > T o t a l s _ S a l e s _ A m t _ O n _ O r d e r 4 < / T o t a l s _ S a l e s _ A m t _ O n _ O r d e r 4 > + 
+         < T o t a l s _ S a l e s _ A m t _ O n _ O r d e r 5 > T o t a l s _ S a l e s _ A m t _ O n _ O r d e r 5 < / T o t a l s _ S a l e s _ A m t _ O n _ O r d e r 5 > + 
+         < T o t a l s _ S a l e s _ O r d e r _ A m o u n t > T o t a l s _ S a l e s _ O r d e r _ A m o u n t < / T o t a l s _ S a l e s _ O r d e r _ A m o u n t > + 
+         < T o t a l s _ T o t a l T e x t > T o t a l s _ T o t a l T e x t < / T o t a l s _ T o t a l T e x t > + 
+     < / T o t a l s > + 
+ < / N a v W o r d R e p o r t X m l P a r t > 
+</file>
+
+<file path=customXml/item4.xml>��< ? x m l   v e r s i o n = " 1 . 0 "   e n c o d i n g = " u t f - 1 6 " ? > + 
+ < N a v W o r d R e p o r t X m l P a r t   x m l n s = " u r n : m i c r o s o f t - d y n a m i c s - b u s i n e s s c e n t r a l / i n t e r n a l / e x t e n d e d / r e p o r t s / C u s t o m e r _ O r d e r _ S u m m a r y / 1 0 7 / " > + 
+     < B C R e p o r t I n f o r m a t i o n > + 
+         < R e p o r t M e t a d a t a > + 
+             < E x t e n s i o n I d > E x t e n s i o n   I D < / E x t e n s i o n I d > + 
+             < E x t e n s i o n N a m e > E x t e n s i o n   N a m e < / E x t e n s i o n N a m e > + 
+             < E x t e n s i o n P u b l i s h e r > E x t e n s i o n   P u b l i s h e r < / E x t e n s i o n P u b l i s h e r > + 
+             < E x t e n s i o n V e r s i o n > E x t e n s i o n   V e r s i o n < / E x t e n s i o n V e r s i o n > + 
+             < R e p o r t I d > R e p o r t   I D < / R e p o r t I d > + 
+             < R e p o r t N a m e > R e p o r t   N a m e < / R e p o r t N a m e > + 
+             < R e p o r t C a p t i o n > R e p o r t   C a p t i o n < / R e p o r t C a p t i o n > + 
+             < A b o u t T h i s R e p o r t T i t l e > A b o u t   T h i s   R e p o r t   T i t l e < / A b o u t T h i s R e p o r t T i t l e > + 
+             < A b o u t T h i s R e p o r t T e x t > A b o u t   T h i s   R e p o r t   T e x t < / A b o u t T h i s R e p o r t T e x t > + 
+             < R e p o r t H e l p L i n k > R e p o r t   H e l p   L i n k < / R e p o r t H e l p L i n k > + 
+         < / R e p o r t M e t a d a t a > + 
+         < R e p o r t R e q u e s t > + 
+             < T e n a n t E n t r a I d > T e n a n t   E n t r a   I d < / T e n a n t E n t r a I d > + 
+             < E n v i r o n m e n t N a m e > E n v i r o n m e n t   N a m e < / E n v i r o n m e n t N a m e > + 
+             < E n v i r o n m e n t T y p e > E n v i r o n m e n t   T y p e < / E n v i r o n m e n t T y p e > + 
+             < C o m p a n y N a m e > C o m p a n y   N a m e < / C o m p a n y N a m e > + 
+             < C o m p a n y D i s p l a y N a m e > C o m p a n y   D i s p l a y   N a m e < / C o m p a n y D i s p l a y N a m e > + 
+             < C o m p a n y I d > C o m p a n y   I D < / C o m p a n y I d > + 
+             < U s e r N a m e > U s e r   N a m e < / U s e r N a m e > + 
+             < D a t e A n d T i m e > D a t e   a n d   T i m e < / D a t e A n d T i m e > + 
+             < L a n g u a g e > L a n g u a g e < / L a n g u a g e > + 
+             < F o r m a t R e g i o n > F o r m a t   R e g i o n < / F o r m a t R e g i o n > + 
+             < D a t e T i m e V a l u e s > + 
+                 < Y e a r > Y e a r < / Y e a r > + 
+                 < M o n t h N u m b e r > M o n t h   N u m b e r < / M o n t h N u m b e r > + 
+                 < D a y N u m b e r > D a y   N u m b e r < / D a y N u m b e r > + 
+                 < H o u r > H o u r < / H o u r > + 
+                 < M i n u t e > M i n u t e < / M i n u t e > + 
+             < / D a t e T i m e V a l u e s > + 
+         < / R e p o r t R e q u e s t > + 
+         < C o m p a n y M e t a d a t a > + 
+             < C o m p a n y N a m e > C o m p a n y   N a m e < / C o m p a n y N a m e > + 
+             < C o m p a n y D i s p l a y N a m e > C o m p a n y   D i s p l a y   N a m e < / C o m p a n y D i s p l a y N a m e > + 
+             < C o m p a n y A d d r e s s L i n e s > + 
+                 < C o m p a n y A d d r e s s L i n e 1 > C o m p a n y   A d d r e s s   L i n e   1 < / C o m p a n y A d d r e s s L i n e 1 > + 
+                 < C o m p a n y A d d r e s s L i n e 2 > C o m p a n y   A d d r e s s   L i n e   2 < / C o m p a n y A d d r e s s L i n e 2 > + 
+                 < C o m p a n y A d d r e s s L i n e 3 > C o m p a n y   A d d r e s s   L i n e   3 < / C o m p a n y A d d r e s s L i n e 3 > + 
+                 < C o m p a n y A d d r e s s L i n e 4 > C o m p a n y   A d d r e s s   L i n e   4 < / C o m p a n y A d d r e s s L i n e 4 > + 
+                 < C o m p a n y A d d r e s s L i n e 5 > C o m p a n y   A d d r e s s   L i n e   5 < / C o m p a n y A d d r e s s L i n e 5 > + 
+                 < C o m p a n y A d d r e s s L i n e 6 > C o m p a n y   A d d r e s s   L i n e   6 < / C o m p a n y A d d r e s s L i n e 6 > + 
+                 < C o m p a n y A d d r e s s L i n e 7 > C o m p a n y   A d d r e s s   L i n e   7 < / C o m p a n y A d d r e s s L i n e 7 > + 
+                 < C o m p a n y A d d r e s s L i n e 8 > C o m p a n y   A d d r e s s   L i n e   8 < / C o m p a n y A d d r e s s L i n e 8 > + 
+             < / C o m p a n y A d d r e s s L i n e s > + 
+             < C o m p a n y P h o n e > C o m p a n y   P h o n e < / C o m p a n y P h o n e > + 
+             < C o m p a n y P h o n e C a p t i o n > C o m p a n y   P h o n e   C a p t i o n < / C o m p a n y P h o n e C a p t i o n > + 
+             < C o m p a n y F a x N o > C o m p a n y   F a x   N o . < / C o m p a n y F a x N o > + 
+             < C o m p a n y F a x N o C a p t i o n > C o m p a n y   F a x   N o .   C a p t i o n < / C o m p a n y F a x N o C a p t i o n > + 
+             < C o m p a n y E m a i l > C o m p a n y   E m a i l < / C o m p a n y E m a i l > + 
+             < C o m p a n y E m a i l C a p t i o n > C o m p a n y   E m a i l   C a p t i o n < / C o m p a n y E m a i l C a p t i o n > + 
+             < C o m p a n y H o m e P a g e > C o m p a n y   H o m e   P a g e < / C o m p a n y H o m e P a g e > + 
+             < C o m p a n y H o m e P a g e C a p t i o n > C o m p a n y   H o m e   P a g e   C a p t i o n < / C o m p a n y H o m e P a g e C a p t i o n > + 
+             < C o m p a n y L o g o > C o m p a n y   L o g o < / C o m p a n y L o g o > + 
+             < C o m p a n y V A T R e g i s t r a t i o n N o > C o m p a n y   V A T   R e g i s t r a t i o n   N o . < / C o m p a n y V A T R e g i s t r a t i o n N o > + 
+             < C o m p a n y V A T R e g i s t r a t i o n N o C a p t i o n > C o m p a n y   V A T   R e g i s t r a t i o n   N o .   C a p t i o n < / C o m p a n y V A T R e g i s t r a t i o n N o C a p t i o n > + 
+             < C o m p a n y R e g i s t r a t i o n N o > C o m p a n y   R e g i s t r a t i o n   N o . < / C o m p a n y R e g i s t r a t i o n N o > + 
+             < C o m p a n y R e g i s t r a t i o n N o C a p t i o n > C o m p a n y   R e g i s t r a t i o n   N o .   C a p t i o n < / C o m p a n y R e g i s t r a t i o n N o C a p t i o n > + 
+             < C o m p a n y B a n k N a m e > C o m p a n y   B a n k   N a m e < / C o m p a n y B a n k N a m e > + 
+             < C o m p a n y B a n k N a m e C a p t i o n > C o m p a n y   B a n k   N a m e   C a p t i o n < / C o m p a n y B a n k N a m e C a p t i o n > + 
+             < C o m p a n y B a n k A c c o u n t N o > C o m p a n y   B a n k   A c c o u n t   N o . < / C o m p a n y B a n k A c c o u n t N o > + 
+             < C o m p a n y B a n k A c c o u n t N o C a p t i o n > C o m p a n y   B a n k   A c c o u n t   N o .   C a p t i o n < / C o m p a n y B a n k A c c o u n t N o C a p t i o n > + 
+             < C o m p a n y B a n k B r a n c h N o > C o m p a n y   B a n k   B r a n c h   N o . < / C o m p a n y B a n k B r a n c h N o > + 
+             < C o m p a n y B a n k B r a n c h N o C a p t i o n > C o m p a n y   B a n k   B r a n c h   N o .   C a p t i o n < / C o m p a n y B a n k B r a n c h N o C a p t i o n > + 
+             < C o m p a n y I B A N > C o m p a n y   I B A N < / C o m p a n y I B A N > + 
+             < C o m p a n y I B A N C a p t i o n > C o m p a n y   I B A N   C a p t i o n < / C o m p a n y I B A N C a p t i o n > + 
+             < C o m p a n y B a n k S W I F T > C o m p a n y   B a n k   S W I F T < / C o m p a n y B a n k S W I F T > + 
+             < C o m p a n y B a n k S W I F T C a p t i o n > C o m p a n y   B a n k   S W I F T   C a p t i o n < / C o m p a n y B a n k S W I F T C a p t i o n > + 
+             < C o m p a n y G i r o N o > C o m p a n y   G i r o   N o . < / C o m p a n y G i r o N o > + 
+             < C o m p a n y G i r o N o C a p t i o n > C o m p a n y   G i r o   N o .   C a p t i o n < / C o m p a n y G i r o N o C a p t i o n > + 
+         < / C o m p a n y M e t a d a t a > + 
+     < / B C R e p o r t I n f o r m a t i o n > + 
+     < L a b e l s > + 
+         < A b o u t T h e R e p o r t L a b e l   E l e m e n t T y p e = " P a r a m e t e r "   E l e m e n t I d = " 1 6 7 7 9 2 0 0 1 "   D a t a T y p e = " S t r i n g " > A b o u t T h e R e p o r t L a b e l < / A b o u t T h e R e p o r t L a b e l > + 
+         < A f t e r 1 L b l   E l e m e n t T y p e = " P a r a m e t e r "   E l e m e n t I d = " 4 0 1 8 5 6 8 7 8 "   D a t a T y p e = " S t r i n g " > A f t e r 1 L b l < / A f t e r 1 L b l > + 
+         < A f t e r L b l   E l e m e n t T y p e = " P a r a m e t e r "   E l e m e n t I d = " 1 2 7 1 8 0 7 9 7 3 "   D a t a T y p e = " S t r i n g " > A f t e r L b l < / A f t e r L b l > + 
+         < B e f o r e 1 L b l   E l e m e n t T y p e = " P a r a m e t e r "   E l e m e n t I d = " 2 0 9 5 1 1 6 0 0 7 "   D a t a T y p e = " S t r i n g " > B e f o r e 1 L b l < / B e f o r e 1 L b l > + 
+         < B e f o r e L b l   E l e m e n t T y p e = " P a r a m e t e r "   E l e m e n t I d = " 6 6 4 5 2 8 4 7 0 "   D a t a T y p e = " S t r i n g " > B e f o r e L b l < / B e f o r e L b l > + 
+         < C o m p a n y L a b e l   E l e m e n t T y p e = " P a r a m e t e r "   E l e m e n t I d = " 3 4 6 7 6 0 3 4 8 "   D a t a T y p e = " S t r i n g " > C o m p a n y L a b e l < / C o m p a n y L a b e l > + 
+         < C u r r e n c y C o d e _ S a l e s L i n e C a p t i o n   E l e m e n t T y p e = " P a r a m e t e r "   E l e m e n t I d = " 4 5 8 4 1 7 3 0 2 "   D a t a T y p e = " S t r i n g " > C u r r e n c y C o d e _ S a l e s L i n e C a p t i o n < / C u r r e n c y C o d e _ S a l e s L i n e C a p t i o n > + 
+         < C u s t o m e r N a m e L b l   E l e m e n t T y p e = " P a r a m e t e r "   E l e m e n t I d = " 1 2 7 4 0 4 5 5 1 6 "   D a t a T y p e = " S t r i n g " > C u s t o m e r N a m e L b l < / C u s t o m e r N a m e L b l > + 
+         < C u s t o m e r N o L b l   E l e m e n t T y p e = " P a r a m e t e r "   E l e m e n t I d = " 7 5 1 2 0 1 9 3 0 "   D a t a T y p e = " S t r i n g " > C u s t o m e r N o L b l < / C u s t o m e r N o L b l > + 
+         < C u s t o m e r O r d e r S u m m a r y   E l e m e n t T y p e = " P a r a m e t e r "   E l e m e n t I d = " 1 5 1 2 3 9 8 1 0 1 "   D a t a T y p e = " S t r i n g " > C u s t o m e r O r d e r S u m m a r y < / C u s t o m e r O r d e r S u m m a r y > + 
+         < C u s t o m e r O r d e r S u m m a r y A n a l y s i s   E l e m e n t T y p e = " P a r a m e t e r "   E l e m e n t I d = " 1 2 8 9 1 6 0 5 5 "   D a t a T y p e = " S t r i n g " > C u s t o m e r O r d e r S u m m a r y A n a l y s i s < / C u s t o m e r O r d e r S u m m a r y A n a l y s i s > + 
+         < C u s t o m e r O r d e r S u m m a r y P r i n t   E l e m e n t T y p e = " P a r a m e t e r "   E l e m e n t I d = " 1 9 6 5 8 1 4 0 8 6 "   D a t a T y p e = " S t r i n g " > C u s t o m e r O r d e r S u m m a r y P r i n t < / C u s t o m e r O r d e r S u m m a r y P r i n t > + 
+         < C u s t O r d e r S u m m a r y L C Y P r i n t   E l e m e n t T y p e = " P a r a m e t e r "   E l e m e n t I d = " 1 0 9 2 4 2 6 5 6 1 "   D a t a T y p e = " S t r i n g " > C u s t O r d e r S u m m a r y L C Y P r i n t < / C u s t O r d e r S u m m a r y L C Y P r i n t > + 
+         < D a t a R e t r i e v e d   E l e m e n t T y p e = " P a r a m e t e r "   E l e m e n t I d = " 2 9 1 9 1 1 8 0 7 "   D a t a T y p e = " S t r i n g " > D a t a R e t r i e v e d < / D a t a R e t r i e v e d > + 
+         < D o c u m e n t a t i o n L a b e l   E l e m e n t T y p e = " P a r a m e t e r "   E l e m e n t I d = " 1 7 3 8 9 2 4 8 1 5 "   D a t a T y p e = " S t r i n g " > D o c u m e n t a t i o n L a b e l < / D o c u m e n t a t i o n L a b e l > + 
+         < E n v i r o n m e n t L a b e l   E l e m e n t T y p e = " P a r a m e t e r "   E l e m e n t I d = " 8 1 8 8 1 6 5 9 0 "   D a t a T y p e = " S t r i n g " > E n v i r o n m e n t L a b e l < / E n v i r o n m e n t L a b e l > + 
+         < N a m e _ C u s t C a p t i o n   E l e m e n t T y p e = " P a r a m e t e r "   E l e m e n t I d = " 1 3 8 0 5 0 6 7 2 4 "   D a t a T y p e = " S t r i n g " > N a m e _ C u s t C a p t i o n < / N a m e _ C u s t C a p t i o n > + 
+         < O u t s t a n d i n g O r d e r s L b l   E l e m e n t T y p e = " P a r a m e t e r "   E l e m e n t I d = " 2 0 0 4 3 6 8 0 7 2 "   D a t a T y p e = " S t r i n g " > O u t s t a n d i n g O r d e r s L b l < / O u t s t a n d i n g O r d e r s L b l > + 
+         < P e r i o d 2 E n d D a t e L b l   E l e m e n t T y p e = " P a r a m e t e r "   E l e m e n t I d = " 1 3 4 0 2 9 9 9 0 9 "   D a t a T y p e = " S t r i n g " > P e r i o d 2 E n d D a t e L b l < / P e r i o d 2 E n d D a t e L b l > + 
+         < P e r i o d 2 S t a r t D a t e L b l   E l e m e n t T y p e = " P a r a m e t e r "   E l e m e n t I d = " 3 5 9 9 5 7 4 8 "   D a t a T y p e = " S t r i n g " > P e r i o d 2 S t a r t D a t e L b l < / P e r i o d 2 S t a r t D a t e L b l > + 
+         < P e r i o d 3 E n d D a t e L b l   E l e m e n t T y p e = " P a r a m e t e r "   E l e m e n t I d = " 4 3 9 7 2 9 8 3 8 "   D a t a T y p e = " S t r i n g " > P e r i o d 3 E n d D a t e L b l < / P e r i o d 3 E n d D a t e L b l > + 
+         < P e r i o d 3 S t a r t D a t e L b l   E l e m e n t T y p e = " P a r a m e t e r "   E l e m e n t I d = " 1 6 1 4 0 6 0 2 9 "   D a t a T y p e = " S t r i n g " > P e r i o d 3 S t a r t D a t e L b l < / P e r i o d 3 S t a r t D a t e L b l > + 
+         < P e r i o d 4 E n d D a t e L b l   E l e m e n t T y p e = " P a r a m e t e r "   E l e m e n t I d = " 1 3 5 9 3 1 5 5 0 7 "   D a t a T y p e = " S t r i n g " > P e r i o d 4 E n d D a t e L b l < / P e r i o d 4 E n d D a t e L b l > + 
+         < P e r i o d 4 S t a r t D a t e L b l   E l e m e n t T y p e = " P a r a m e t e r "   E l e m e n t I d = " 1 3 6 1 4 7 7 3 5 8 "   D a t a T y p e = " S t r i n g " > P e r i o d 4 S t a r t D a t e L b l < / P e r i o d 4 S t a r t D a t e L b l > + 
+         < P o s t i n g D a t e F i l t e r L a b e l   E l e m e n t T y p e = " P a r a m e t e r "   E l e m e n t I d = " 1 4 3 3 4 5 4 0 1 7 "   D a t a T y p e = " S t r i n g " > P o s t i n g D a t e F i l t e r L a b e l < / P o s t i n g D a t e F i l t e r L a b e l > + 
+         < R e p o r t N a m e L a b e l   E l e m e n t T y p e = " P a r a m e t e r "   E l e m e n t I d = " 1 0 2 2 2 9 2 9 8 2 "   D a t a T y p e = " S t r i n g " > R e p o r t N a m e L a b e l < / R e p o r t N a m e L a b e l > + 
+         < R u n O n L a b e l   E l e m e n t T y p e = " P a r a m e t e r "   E l e m e n t I d = " 1 1 1 9 0 3 7 5 9 5 "   D a t a T y p e = " S t r i n g " > R u n O n L a b e l < / R u n O n L a b e l > + 
+         < S a l e s A m t O n O r d e r 2 L b l   E l e m e n t T y p e = " P a r a m e t e r "   E l e m e n t I d = " 2 0 7 7 7 8 8 0 7 4 "   D a t a T y p e = " S t r i n g " > S a l e s A m t O n O r d e r 2 L b l < / S a l e s A m t O n O r d e r 2 L b l > + 
+         < S a l e s A m t O n O r d e r 3 L b l   E l e m e n t T y p e = " P a r a m e t e r "   E l e m e n t I d = " 9 0 4 0 2 1 1 3 1 "   D a t a T y p e = " S t r i n g " > S a l e s A m t O n O r d e r 3 L b l < / S a l e s A m t O n O r d e r 3 L b l > + 
+         < S a l e s A m t O n O r d e r 4 L b l   E l e m e n t T y p e = " P a r a m e t e r "   E l e m e n t I d = " 1 3 5 8 4 8 5 0 1 2 "   D a t a T y p e = " S t r i n g " > S a l e s A m t O n O r d e r 4 L b l < / S a l e s A m t O n O r d e r 4 L b l > + 
+         < S a l e s A m t O n O r d e r L C Y 2 L b l   E l e m e n t T y p e = " P a r a m e t e r "   E l e m e n t I d = " 6 0 6 1 8 4 8 2 8 "   D a t a T y p e = " S t r i n g " > S a l e s A m t O n O r d e r L C Y 2 L b l < / S a l e s A m t O n O r d e r L C Y 2 L b l > + 
+         < S a l e s A m t O n O r d e r L C Y 3 L b l   E l e m e n t T y p e = " P a r a m e t e r "   E l e m e n t I d = " 2 0 9 9 7 7 7 1 2 5 "   D a t a T y p e = " S t r i n g " > S a l e s A m t O n O r d e r L C Y 3 L b l < / S a l e s A m t O n O r d e r L C Y 3 L b l > + 
+         < S a l e s A m t O n O r d e r L C Y 4 L b l   E l e m e n t T y p e = " P a r a m e t e r "   E l e m e n t I d = " 1 4 4 3 7 0 5 6 6 2 "   D a t a T y p e = " S t r i n g " > S a l e s A m t O n O r d e r L C Y 4 L b l < / S a l e s A m t O n O r d e r L C Y 4 L b l > + 
+         < S a l e s L i n e B i l l t o N o _ C u s t o m e r C a p t i o n   E l e m e n t T y p e = " P a r a m e t e r "   E l e m e n t I d = " 8 7 8 5 6 1 4 7 3 "   D a t a T y p e = " S t r i n g " > S a l e s L i n e B i l l t o N o _ C u s t o m e r C a p t i o n < / S a l e s L i n e B i l l t o N o _ C u s t o m e r C a p t i o n > + 
+         < S t a r t i n g D a t e L b l   E l e m e n t T y p e = " P a r a m e t e r "   E l e m e n t I d = " 4 3 9 3 8 1 8 8 3 "   D a t a T y p e = " S t r i n g " > S t a r t i n g D a t e L b l < / S t a r t i n g D a t e L b l > + 
+         < T o t a l C a p t i o n L b l   E l e m e n t T y p e = " P a r a m e t e r "   E l e m e n t I d = " 5 6 4 3 1 2 5 2 5 "   D a t a T y p e = " S t r i n g " > T o t a l C a p t i o n L b l < / T o t a l C a p t i o n L b l > + 
+         < T o t a l L C Y C a p t i o n L b l   E l e m e n t T y p e = " P a r a m e t e r "   E l e m e n t I d = " 5 3 1 7 0 3 1 2 5 "   D a t a T y p e = " S t r i n g " > T o t a l L C Y C a p t i o n L b l < / T o t a l L C Y C a p t i o n L b l > + 
+         < U s e r L a b e l   E l e m e n t T y p e = " P a r a m e t e r "   E l e m e n t I d = " 8 4 8 8 1 6 7 9 4 "   D a t a T y p e = " S t r i n g " > U s e r L a b e l < / U s e r L a b e l > + 
+     < / L a b e l s > + 
+     < T o o l t i p s > + 
+         < T o o l t i p   c o l u m n = " N o _ C u s t "   E l e m e n t I d = " 6 0 3 9 7 0 8 4 6 " > + 
+             < T o o l t i p T e x t   l a n g = " e n - U S " > S p e c i f i e s   t h e   n u m b e r   o f   t h e   c u s t o m e r .   T h e   f i e l d   i s   e i t h e r   f i l l e d   a u t o m a t i c a l l y   f r o m   a   d e f i n e d   n u m b e r   s e r i e s ,   o r   y o u   e n t e r   t h e   n u m b e r   m a n u a l l y   b e c a u s e   y o u   h a v e   e n a b l e d   m a n u a l   n u m b e r   e n t r y   i n   t h e   n u m b e r - s e r i e s   s e t u p . < / T o o l t i p T e x t > + 
+         < / T o o l t i p > + 
+         < T o o l t i p   c o l u m n = " C u r r e n c y C o d e _ S a l e s L i n e "   E l e m e n t I d = " 4 5 8 4 1 7 3 0 2 " > + 
+             < T o o l t i p T e x t   l a n g = " e n - U S " > S p e c i f i e s   t h e   c u r r e n c y   t h a t   i s   u s e d   o n   t h e   e n t r y . < / T o o l t i p T e x t > + 
+         < / T o o l t i p > + 
+         < T o o l t i p   c o l u m n = " N a m e _ C u s t "   E l e m e n t I d = " 1 3 8 0 5 0 6 7 2 4 " > + 
+             < T o o l t i p T e x t   l a n g = " e n - U S " > S p e c i f i e s   t h e   c u s t o m e r ' s   n a m e   t h a t   a p p e a r s   o n   a l l   r e l a t e d   d o c u m e n t s .   F o r   c o m p a n i e s ,   s p e c i f y   t h e   c o m p a n y ' s   n a m e   h e r e ,   a n d   t h e n   a d d   t h e   r e l e v a n t   p e o p l e   a s   c o n t a c t s   t h a t   y o u   l i n k   t o   t h i s   c u s t o m e r . < / T o o l t i p T e x t > + 
+         < / T o o l t i p > + 
+         < T o o l t i p   c o l u m n = " S a l e s L i n e B u f f e r _ C u s t o m e r N a m e "   E l e m e n t I d = " 1 3 2 9 6 0 9 3 9 3 " > + 
+             < T o o l t i p T e x t   l a n g = " e n - U S " > S p e c i f i e s   a   d e s c r i p t i o n   o f   t h e   e n t r y   o f   t h e   p r o d u c t   t o   b e   s o l d .   T o   a d d   a   n o n - t r a n s a c t i o n a l   t e x t   l i n e ,   f i l l   i n   t h e   D e s c r i p t i o n   f i e l d   o n l y . < / T o o l t i p T e x t > + 
+         < / T o o l t i p > + 
+         < T o o l t i p   c o l u m n = " S a l e s L i n e B u f f e r _ C u r r e n c y C o d e "   E l e m e n t I d = " 1 2 7 6 7 9 3 1 7 8 " > + 
+             < T o o l t i p T e x t   l a n g = " e n - U S " > S p e c i f i e s   t h e   c u r r e n c y   t h a t   i s   u s e d   o n   t h e   e n t r y . < / T o o l t i p T e x t > + 
+         < / T o o l t i p > + 
+         < T o o l t i p   c o l u m n = " S a l e s L i n e B u f f e r _ S a l e s O r d e r A m o u n t "   E l e m e n t I d = " 7 8 3 0 0 4 3 9 8 " > + 
+             < T o o l t i p T e x t   l a n g = " e n - U S " > S p e c i f i e s   t h e   s u m   o f   a m o u n t s   i n   t h e   L i n e   A m o u n t   f i e l d   o n   t h e   s a l e s   r e t u r n   o r d e r   l i n e s . < / T o o l t i p T e x t > + 
+         < / T o o l t i p > + 
+         < T o o l t i p   c o l u m n = " S a l e s L i n e B u f f e r _ S a l e s A m t O n O r d e r 1 "   E l e m e n t I d = " 1 9 0 3 1 1 5 3 1 8 " > + 
+             < T o o l t i p T e x t   l a n g = " e n - U S " > S p e c i f i e s   t h e   p r i c e   f o r   o n e   u n i t   o n   t h e   s a l e s   l i n e . < / T o o l t i p T e x t > + 
+         < / T o o l t i p > + 
+         < T o o l t i p   c o l u m n = " S a l e s L i n e B u f f e r _ S a l e s A m t O n O r d e r 5 "   E l e m e n t I d = " 6 4 7 6 7 1 1 5 0 " > + 
+             < T o o l t i p T e x t   l a n g = " e n - U S " > S p e c i f i e s   t h e   n e t   a m o u n t ,   e x c l u d i n g   a n y   i n v o i c e   d i s c o u n t   a m o u n t ,   t h a t   m u s t   b e   p a i d   f o r   p r o d u c t s   o n   t h e   l i n e . < / T o o l t i p T e x t > + 
+         < / T o o l t i p > + 
+     < / T o o l t i p s > + 
+     < C u s t o m e r   E l e m e n t T y p e = " D a t a I t e m "   E l e m e n t I d = " 1 5 2 5 1 9 1 9 9 " > + 
+         < A f t e r C a p t i o n   E l e m e n t T y p e = " C o l u m n "   E l e m e n t I d = " 1 5 9 8 9 5 9 1 "   D a t a T y p e = " L a b e l "   O b s o l e t e S t a t e = " P e n d i n g " > A f t e r C a p t i o n < / A f t e r C a p t i o n > + 
+         < A l l a m o u n t s a r e i n L C Y C a p t i o n   E l e m e n t T y p e = " C o l u m n "   E l e m e n t I d = " 2 3 3 2 7 8 9 8 2 "   D a t a T y p e = " L a b e l "   O b s o l e t e S t a t e = " P e n d i n g " > A l l a m o u n t s a r e i n L C Y C a p t i o n < / A l l a m o u n t s a r e i n L C Y C a p t i o n > + 
+         < A l l A m o u n t s A r e I n L C Y T x t   E l e m e n t T y p e = " C o l u m n "   E l e m e n t I d = " 2 0 4 7 3 7 7 3 6 4 "   D a t a T y p e = " T e x t " > A l l A m o u n t s A r e I n L C Y T x t < / A l l A m o u n t s A r e I n L C Y T x t > + 
+         < B e f o r e C a p t i o n   E l e m e n t T y p e = " C o l u m n "   E l e m e n t I d = " 1 6 4 6 6 0 5 7 0 "   D a t a T y p e = " L a b e l "   O b s o l e t e S t a t e = " P e n d i n g " > B e f o r e C a p t i o n < / B e f o r e C a p t i o n > + 
+         < C o m p a n y N a m e   E l e m e n t T y p e = " C o l u m n "   E l e m e n t I d = " 1 5 9 5 4 7 7 3 9 5 "   D a t a T y p e = " S t r i n g "   O b s o l e t e S t a t e = " P e n d i n g " > C o m p a n y N a m e < / C o m p a n y N a m e > + 
+         < C u s t F i l t e r   E l e m e n t T y p e = " C o l u m n "   E l e m e n t I d = " 2 3 9 4 8 9 4 8 4 "   D a t a T y p e = " T e x t " > C u s t F i l t e r < / C u s t F i l t e r > + 
+         < C u s t F i l t e r 1   E l e m e n t T y p e = " C o l u m n "   E l e m e n t I d = " 1 1 3 8 7 0 3 8 5 9 "   D a t a T y p e = " T e x t " > C u s t F i l t e r 1 < / C u s t F i l t e r 1 > + 
+         < C u s t o m e r N a m e C a p t i o n   E l e m e n t T y p e = " C o l u m n "   E l e m e n t I d = " 6 4 9 0 1 4 4 4 0 "   D a t a T y p e = " L a b e l "   O b s o l e t e S t a t e = " P e n d i n g " > C u s t o m e r N a m e C a p t i o n < / C u s t o m e r N a m e C a p t i o n > + 
+         < C u s t o m e r N o C a p t i o n   E l e m e n t T y p e = " C o l u m n "   E l e m e n t I d = " 1 0 9 8 4 2 4 9 2 2 "   D a t a T y p e = " L a b e l "   O b s o l e t e S t a t e = " P e n d i n g " > C u s t o m e r N o C a p t i o n < / C u s t o m e r N o C a p t i o n > + 
+         < C u s t o m e r O r d e r S u m m a r y C a p t i o n   E l e m e n t T y p e = " C o l u m n "   E l e m e n t I d = " 8 9 2 9 3 8 4 6 7 "   D a t a T y p e = " L a b e l "   O b s o l e t e S t a t e = " P e n d i n g " > C u s t o m e r O r d e r S u m m a r y C a p t i o n < / C u s t o m e r O r d e r S u m m a r y C a p t i o n > + 
+         < N o _ C u s t   E l e m e n t T y p e = " C o l u m n "   E l e m e n t I d = " 6 0 3 9 7 0 8 4 6 "   D a t a T y p e = " C o d e " > N o _ C u s t < / N o _ C u s t > + 
+         < O u t s t a n d i n g O r d e r s C a p t i o n   E l e m e n t T y p e = " C o l u m n "   E l e m e n t I d = " 4 0 2 0 3 5 3 3 2 "   D a t a T y p e = " L a b e l "   O b s o l e t e S t a t e = " P e n d i n g " > O u t s t a n d i n g O r d e r s C a p t i o n < / O u t s t a n d i n g O r d e r s C a p t i o n > + 
+         < P a g e N o C a p t i o n   E l e m e n t T y p e = " C o l u m n "   E l e m e n t I d = " 1 4 6 2 1 0 8 0 8 7 "   D a t a T y p e = " L a b e l "   O b s o l e t e S t a t e = " P e n d i n g " > P a g e N o C a p t i o n < / P a g e N o C a p t i o n > + 
+         < P e r i o d S t a r t D a t e 1   E l e m e n t T y p e = " C o l u m n "   E l e m e n t I d = " 1 9 2 5 9 9 9 9 6 5 "   D a t a T y p e = " S t r i n g " > P e r i o d S t a r t D a t e 1 < / P e r i o d S t a r t D a t e 1 > + 
+         < P e r i o d S t a r t D a t e 2   E l e m e n t T y p e = " C o l u m n "   E l e m e n t I d = " 1 7 3 1 2 7 0 7 1 4 "   D a t a T y p e = " S t r i n g " > P e r i o d S t a r t D a t e 2 < / P e r i o d S t a r t D a t e 2 > + 
+         < P e r i o d S t a r t D a t e 2 1   E l e m e n t T y p e = " C o l u m n "   E l e m e n t I d = " 1 0 5 1 2 7 2 6 2 5 "   D a t a T y p e = " S t r i n g " > P e r i o d S t a r t D a t e 2 1 < / P e r i o d S t a r t D a t e 2 1 > + 
+         < P e r i o d S t a r t D a t e 3   E l e m e n t T y p e = " C o l u m n "   E l e m e n t I d = " 1 0 9 3 5 7 4 0 9 7 "   D a t a T y p e = " S t r i n g " > P e r i o d S t a r t D a t e 3 < / P e r i o d S t a r t D a t e 3 > + 
+         < P e r i o d S t a r t D a t e 3 1   E l e m e n t T y p e = " C o l u m n "   E l e m e n t I d = " 1 1 5 5 5 0 0 6 2 2 "   D a t a T y p e = " S t r i n g " > P e r i o d S t a r t D a t e 3 1 < / P e r i o d S t a r t D a t e 3 1 > + 
+         < P e r i o d S t a r t D a t e 4 1   E l e m e n t T y p e = " C o l u m n "   E l e m e n t I d = " 5 3 6 7 4 4 6 4 9 "   D a t a T y p e = " S t r i n g " > P e r i o d S t a r t D a t e 4 1 < / P e r i o d S t a r t D a t e 4 1 > + 
+         < P r i n t A m o u n t s I n L C Y   E l e m e n t T y p e = " C o l u m n "   E l e m e n t I d = " 8 0 1 2 1 9 2 2 6 "   D a t a T y p e = " B o o l e a n " > P r i n t A m o u n t s I n L C Y < / P r i n t A m o u n t s I n L C Y > + 
+         < S a l e s A m t O n O r d e r L C Y 1   E l e m e n t T y p e = " C o l u m n "   E l e m e n t I d = " 1 5 1 9 0 6 0 1 1 5 "   D a t a T y p e = " D e c i m a l " > S a l e s A m t O n O r d e r L C Y 1 < / S a l e s A m t O n O r d e r L C Y 1 > + 
+         < S a l e s A m t O n O r d e r L C Y 2   E l e m e n t T y p e = " C o l u m n "   E l e m e n t I d = " 8 8 1 3 6 3 4 9 8 "   D a t a T y p e = " D e c i m a l " > S a l e s A m t O n O r d e r L C Y 2 < / S a l e s A m t O n O r d e r L C Y 2 > + 
+         < S a l e s A m t O n O r d e r L C Y 3   E l e m e n t T y p e = " C o l u m n "   E l e m e n t I d = " 2 4 3 6 6 6 8 8 1 "   D a t a T y p e = " D e c i m a l " > S a l e s A m t O n O r d e r L C Y 3 < / S a l e s A m t O n O r d e r L C Y 3 > + 
+         < S a l e s A m t O n O r d e r L C Y 4   E l e m e n t T y p e = " C o l u m n "   E l e m e n t I d = " 4 1 2 5 7 5 9 0 4 "   D a t a T y p e = " D e c i m a l " > S a l e s A m t O n O r d e r L C Y 4 < / S a l e s A m t O n O r d e r L C Y 4 > + 
+         < S a l e s A m t O n O r d e r L C Y 5   E l e m e n t T y p e = " C o l u m n "   E l e m e n t I d = " 2 2 5 1 2 0 7 1 3 "   D a t a T y p e = " D e c i m a l " > S a l e s A m t O n O r d e r L C Y 5 < / S a l e s A m t O n O r d e r L C Y 5 > + 
+         < S a l e s O r d e r A m o u n t L C Y   E l e m e n t T y p e = " C o l u m n "   E l e m e n t I d = " 7 1 8 5 3 0 9 9 3 "   D a t a T y p e = " D e c i m a l " > S a l e s O r d e r A m o u n t L C Y < / S a l e s O r d e r A m o u n t L C Y > + 
+         < T o t a l C a p t i o n   E l e m e n t T y p e = " C o l u m n "   E l e m e n t I d = " 7 0 7 1 0 2 6 9 5 "   D a t a T y p e = " L a b e l " > T o t a l C a p t i o n < / T o t a l C a p t i o n > + 
+         < T o t a l L C Y C a p t i o n   E l e m e n t T y p e = " C o l u m n "   E l e m e n t I d = " 2 2 2 5 1 5 5 6 7 "   D a t a T y p e = " L a b e l "   O b s o l e t e S t a t e = " P e n d i n g " > T o t a l L C Y C a p t i o n < / T o t a l L C Y C a p t i o n > + 
+         < S a l e s _ L i n e   E l e m e n t T y p e = " D a t a I t e m "   E l e m e n t I d = " 1 8 9 4 4 4 2 7 6 4 " > + 
+             < C u r r e n c y C o d e _ S a l e s L i n e   E l e m e n t T y p e = " C o l u m n "   E l e m e n t I d = " 4 5 8 4 1 7 3 0 2 "   D a t a T y p e = " C o d e " > C u r r e n c y C o d e _ S a l e s L i n e < / C u r r e n c y C o d e _ S a l e s L i n e > + 
+             < G r o u p N u m b e r   E l e m e n t T y p e = " C o l u m n "   E l e m e n t I d = " 1 1 2 0 2 1 1 4 0 1 "   D a t a T y p e = " I n t e g e r " > G r o u p N u m b e r < / G r o u p N u m b e r > + 
+             < N a m e _ C u s t   E l e m e n t T y p e = " C o l u m n "   E l e m e n t I d = " 1 3 8 0 5 0 6 7 2 4 "   D a t a T y p e = " T e x t " > N a m e _ C u s t < / N a m e _ C u s t > + 
+             < S a l e s A m t O n O r d e r 1   E l e m e n t T y p e = " C o l u m n "   E l e m e n t I d = " 4 1 2 9 6 8 2 5 3 "   D a t a T y p e = " D e c i m a l " > S a l e s A m t O n O r d e r 1 < / S a l e s A m t O n O r d e r 1 > + 
+             < S a l e s A m t O n O r d e r 2   E l e m e n t T y p e = " C o l u m n "   E l e m e n t I d = " 1 9 6 8 9 0 9 1 9 2 "   D a t a T y p e = " D e c i m a l " > S a l e s A m t O n O r d e r 2 < / S a l e s A m t O n O r d e r 2 > + 
+             < S a l e s A m t O n O r d e r 3   E l e m e n t T y p e = " C o l u m n "   E l e m e n t I d = " 1 6 8 8 3 6 1 4 8 7 "   D a t a T y p e = " D e c i m a l " > S a l e s A m t O n O r d e r 3 < / S a l e s A m t O n O r d e r 3 > + 
+             < S a l e s A m t O n O r d e r 4   E l e m e n t T y p e = " C o l u m n "   E l e m e n t I d = " 1 5 0 0 1 2 1 5 9 8 "   D a t a T y p e = " D e c i m a l " > S a l e s A m t O n O r d e r 4 < / S a l e s A m t O n O r d e r 4 > + 
+             < S a l e s A m t O n O r d e r 5   E l e m e n t T y p e = " C o l u m n "   E l e m e n t I d = " 2 1 3 7 8 1 8 2 1 5 "   D a t a T y p e = " D e c i m a l " > S a l e s A m t O n O r d e r 5 < / S a l e s A m t O n O r d e r 5 > + 
+             < S a l e s L i n e B i l l t o N o _ C u s t o m e r   E l e m e n t T y p e = " C o l u m n "   E l e m e n t I d = " 8 7 8 5 6 1 4 7 3 "   D a t a T y p e = " C o d e " > S a l e s L i n e B i l l t o N o _ C u s t o m e r < / S a l e s L i n e B i l l t o N o _ C u s t o m e r > + 
+             < S a l e s O r d e r A m o u n t   E l e m e n t T y p e = " C o l u m n "   E l e m e n t I d = " 1 8 6 7 1 0 4 9 8 3 "   D a t a T y p e = " D e c i m a l " > S a l e s O r d e r A m o u n t < / S a l e s O r d e r A m o u n t > + 
+         < / S a l e s _ L i n e > + 
+     < / C u s t o m e r > + 
+     < S a l e s L i n e B u f f e r _ I n t e g e r   E l e m e n t T y p e = " D a t a I t e m "   E l e m e n t I d = " 1 5 5 2 1 7 2 1 7 0 " > + 
+         < N u m b e r   E l e m e n t T y p e = " C o l u m n "   E l e m e n t I d = " 1 2 4 8 5 6 7 5 0 "   D a t a T y p e = " I n t e g e r " > N u m b e r < / N u m b e r > + 
+         < S a l e s L i n e B u f f e r _ B i l l t o C u s t o m e r N o   E l e m e n t T y p e = " C o l u m n "   E l e m e n t I d = " 2 8 6 0 4 5 8 0 9 "   D a t a T y p e = " C o d e " > S a l e s L i n e B u f f e r _ B i l l t o C u s t o m e r N o < / S a l e s L i n e B u f f e r _ B i l l t o C u s t o m e r N o > + 
+         < S a l e s L i n e B u f f e r _ C u r r e n c y C o d e   E l e m e n t T y p e = " C o l u m n "   E l e m e n t I d = " 1 2 7 6 7 9 3 1 7 8 "   D a t a T y p e = " C o d e " > S a l e s L i n e B u f f e r _ C u r r e n c y C o d e < / S a l e s L i n e B u f f e r _ C u r r e n c y C o d e > + 
+         < S a l e s L i n e B u f f e r _ C u s t o m e r N a m e   E l e m e n t T y p e = " C o l u m n "   E l e m e n t I d = " 1 3 2 9 6 0 9 3 9 3 "   D a t a T y p e = " T e x t " > S a l e s L i n e B u f f e r _ C u s t o m e r N a m e < / S a l e s L i n e B u f f e r _ C u s t o m e r N a m e > + 
+         < S a l e s L i n e B u f f e r _ S a l e s A m t O n O r d e r 1   E l e m e n t T y p e = " C o l u m n "   E l e m e n t I d = " 1 9 0 3 1 1 5 3 1 8 "   D a t a T y p e = " D e c i m a l " > S a l e s L i n e B u f f e r _ S a l e s A m t O n O r d e r 1 < / S a l e s L i n e B u f f e r _ S a l e s A m t O n O r d e r 1 > + 
+         < S a l e s L i n e B u f f e r _ S a l e s A m t O n O r d e r 2   E l e m e n t T y p e = " C o l u m n "   E l e m e n t I d = " 1 7 5 4 1 5 5 3 6 1 "   D a t a T y p e = " D e c i m a l " > S a l e s L i n e B u f f e r _ S a l e s A m t O n O r d e r 2 < / S a l e s L i n e B u f f e r _ S a l e s A m t O n O r d e r 2 > + 
+         < S a l e s L i n e B u f f e r _ S a l e s A m t O n O r d e r 3   E l e m e n t T y p e = " C o l u m n "   E l e m e n t I d = " 1 1 1 6 4 5 8 7 4 4 "   D a t a T y p e = " D e c i m a l " > S a l e s L i n e B u f f e r _ S a l e s A m t O n O r d e r 3 < / S a l e s L i n e B u f f e r _ S a l e s A m t O n O r d e r 3 > + 
+         < S a l e s L i n e B u f f e r _ S a l e s A m t O n O r d e r 4   E l e m e n t T y p e = " C o l u m n "   E l e m e n t I d = " 1 2 8 5 3 6 7 7 6 7 "   D a t a T y p e = " D e c i m a l " > S a l e s L i n e B u f f e r _ S a l e s A m t O n O r d e r 4 < / S a l e s L i n e B u f f e r _ S a l e s A m t O n O r d e r 4 > + 
+         < S a l e s L i n e B u f f e r _ S a l e s A m t O n O r d e r 5   E l e m e n t T y p e = " C o l u m n "   E l e m e n t I d = " 6 4 7 6 7 1 1 5 0 "   D a t a T y p e = " D e c i m a l " > S a l e s L i n e B u f f e r _ S a l e s A m t O n O r d e r 5 < / S a l e s L i n e B u f f e r _ S a l e s A m t O n O r d e r 5 > + 
+         < S a l e s L i n e B u f f e r _ S a l e s O r d e r A m o u n t   E l e m e n t T y p e = " C o l u m n "   E l e m e n t I d = " 7 8 3 0 0 4 3 9 8 "   D a t a T y p e = " D e c i m a l " > S a l e s L i n e B u f f e r _ S a l e s O r d e r A m o u n t < / S a l e s L i n e B u f f e r _ S a l e s O r d e r A m o u n t > + 
+     < / S a l e s L i n e B u f f e r _ I n t e g e r > + 
+     < T o t a l s   E l e m e n t T y p e = " D a t a I t e m "   E l e m e n t I d = " 1 8 2 3 9 5 0 0 4 4 " > + 
+         < T o t a l s _ S a l e s _ A m t _ O n _ O r d e r 1   E l e m e n t T y p e = " C o l u m n "   E l e m e n t I d = " 1 6 0 9 4 9 5 3 6 6 "   D a t a T y p e = " D e c i m a l " > T o t a l s _ S a l e s _ A m t _ O n _ O r d e r 1 < / T o t a l s _ S a l e s _ A m t _ O n _ O r d e r 1 > + 
+         < T o t a l s _ S a l e s _ A m t _ O n _ O r d e r 2   E l e m e n t T y p e = " C o l u m n "   E l e m e n t I d = " 2 0 4 7 7 7 5 3 1 3 "   D a t a T y p e = " D e c i m a l " > T o t a l s _ S a l e s _ A m t _ O n _ O r d e r 2 < / T o t a l s _ S a l e s _ A m t _ O n _ O r d e r 2 > + 
+         < T o t a l s _ S a l e s _ A m t _ O n _ O r d e r 3   E l e m e n t T y p e = " C o l u m n "   E l e m e n t I d = " 1 4 1 0 0 7 8 6 9 6 "   D a t a T y p e = " D e c i m a l " > T o t a l s _ S a l e s _ A m t _ O n _ O r d e r 3 < / T o t a l s _ S a l e s _ A m t _ O n _ O r d e r 3 > + 
+         < T o t a l s _ S a l e s _ A m t _ O n _ O r d e r 4   E l e m e n t T y p e = " C o l u m n "   E l e m e n t I d = " 1 5 7 8 9 8 7 7 1 9 "   D a t a T y p e = " D e c i m a l " > T o t a l s _ S a l e s _ A m t _ O n _ O r d e r 4 < / T o t a l s _ S a l e s _ A m t _ O n _ O r d e r 4 > + 
+         < T o t a l s _ S a l e s _ A m t _ O n _ O r d e r 5   E l e m e n t T y p e = " C o l u m n "   E l e m e n t I d = " 9 4 1 2 9 1 1 0 2 "   D a t a T y p e = " D e c i m a l " > T o t a l s _ S a l e s _ A m t _ O n _ O r d e r 5 < / T o t a l s _ S a l e s _ A m t _ O n _ O r d e r 5 > + 
+         < T o t a l s _ S a l e s _ O r d e r _ A m o u n t   E l e m e n t T y p e = " C o l u m n "   E l e m e n t I d = " 1 8 7 7 0 4 2 9 6 7 "   D a t a T y p e = " D e c i m a l " > T o t a l s _ S a l e s _ O r d e r _ A m o u n t < / T o t a l s _ S a l e s _ O r d e r _ A m o u n t > + 
+         < T o t a l s _ T o t a l T e x t   E l e m e n t T y p e = " C o l u m n "   E l e m e n t I d = " 8 0 3 7 7 1 4 2 8 "   D a t a T y p e = " T e x t " > T o t a l s _ T o t a l T e x t < / T o t a l s _ T o t a l T e x t > + 
+     < / T o t a l s > + 
+ < / N a v W o r d R e p o r t X m l P a r t > 
 </file>
 
 <file path=customXml/itemProps2.xml><?xml version="1.0" encoding="utf-8"?>
